--- a/D1343 _Template Base do Relatório Incremental (1).docx
+++ b/D1343 _Template Base do Relatório Incremental (1).docx
@@ -107,7 +107,7 @@
         <w:pStyle w:val="Texto"/>
         <w:numPr>
           <w:ilvl w:val="0"/>
-          <w:numId w:val="37"/>
+          <w:numId w:val="13"/>
         </w:numPr>
       </w:pPr>
       <w:r>
@@ -125,7 +125,7 @@
         <w:pStyle w:val="Texto"/>
         <w:numPr>
           <w:ilvl w:val="0"/>
-          <w:numId w:val="37"/>
+          <w:numId w:val="13"/>
         </w:numPr>
       </w:pPr>
       <w:r>
@@ -137,7 +137,7 @@
         <w:pStyle w:val="Texto"/>
         <w:numPr>
           <w:ilvl w:val="0"/>
-          <w:numId w:val="37"/>
+          <w:numId w:val="13"/>
         </w:numPr>
       </w:pPr>
       <w:r>
@@ -152,7 +152,7 @@
         <w:pStyle w:val="Texto"/>
         <w:numPr>
           <w:ilvl w:val="0"/>
-          <w:numId w:val="37"/>
+          <w:numId w:val="13"/>
         </w:numPr>
       </w:pPr>
       <w:r>
@@ -167,7 +167,7 @@
         <w:pStyle w:val="Texto"/>
         <w:numPr>
           <w:ilvl w:val="0"/>
-          <w:numId w:val="37"/>
+          <w:numId w:val="13"/>
         </w:numPr>
       </w:pPr>
       <w:r>
@@ -182,7 +182,7 @@
         <w:pStyle w:val="Texto"/>
         <w:numPr>
           <w:ilvl w:val="0"/>
-          <w:numId w:val="37"/>
+          <w:numId w:val="13"/>
         </w:numPr>
       </w:pPr>
       <w:r>
@@ -206,7 +206,7 @@
         <w:pStyle w:val="Texto"/>
         <w:numPr>
           <w:ilvl w:val="0"/>
-          <w:numId w:val="37"/>
+          <w:numId w:val="13"/>
         </w:numPr>
       </w:pPr>
       <w:r>
@@ -221,7 +221,7 @@
         <w:pStyle w:val="Texto"/>
         <w:numPr>
           <w:ilvl w:val="0"/>
-          <w:numId w:val="37"/>
+          <w:numId w:val="13"/>
         </w:numPr>
       </w:pPr>
       <w:r>
@@ -1246,7 +1246,7 @@
                 <w:noProof/>
                 <w:webHidden/>
               </w:rPr>
-              <w:t>11</w:t>
+              <w:t>12</w:t>
             </w:r>
             <w:r>
               <w:rPr>
@@ -1334,7 +1334,7 @@
                 <w:noProof/>
                 <w:webHidden/>
               </w:rPr>
-              <w:t>13</w:t>
+              <w:t>14</w:t>
             </w:r>
             <w:r>
               <w:rPr>
@@ -1422,7 +1422,7 @@
                 <w:noProof/>
                 <w:webHidden/>
               </w:rPr>
-              <w:t>13</w:t>
+              <w:t>14</w:t>
             </w:r>
             <w:r>
               <w:rPr>
@@ -1510,7 +1510,7 @@
                 <w:noProof/>
                 <w:webHidden/>
               </w:rPr>
-              <w:t>13</w:t>
+              <w:t>14</w:t>
             </w:r>
             <w:r>
               <w:rPr>
@@ -1598,7 +1598,7 @@
                 <w:noProof/>
                 <w:webHidden/>
               </w:rPr>
-              <w:t>14</w:t>
+              <w:t>15</w:t>
             </w:r>
             <w:r>
               <w:rPr>
@@ -1686,7 +1686,7 @@
                 <w:noProof/>
                 <w:webHidden/>
               </w:rPr>
-              <w:t>15</w:t>
+              <w:t>17</w:t>
             </w:r>
             <w:r>
               <w:rPr>
@@ -1774,7 +1774,7 @@
                 <w:noProof/>
                 <w:webHidden/>
               </w:rPr>
-              <w:t>15</w:t>
+              <w:t>17</w:t>
             </w:r>
             <w:r>
               <w:rPr>
@@ -1862,7 +1862,7 @@
                 <w:noProof/>
                 <w:webHidden/>
               </w:rPr>
-              <w:t>16</w:t>
+              <w:t>18</w:t>
             </w:r>
             <w:r>
               <w:rPr>
@@ -1950,7 +1950,7 @@
                 <w:noProof/>
                 <w:webHidden/>
               </w:rPr>
-              <w:t>17</w:t>
+              <w:t>19</w:t>
             </w:r>
             <w:r>
               <w:rPr>
@@ -2038,7 +2038,7 @@
                 <w:noProof/>
                 <w:webHidden/>
               </w:rPr>
-              <w:t>17</w:t>
+              <w:t>19</w:t>
             </w:r>
             <w:r>
               <w:rPr>
@@ -2128,7 +2128,7 @@
                 <w:noProof/>
                 <w:webHidden/>
               </w:rPr>
-              <w:t>17</w:t>
+              <w:t>19</w:t>
             </w:r>
             <w:r>
               <w:rPr>
@@ -2218,7 +2218,7 @@
                 <w:noProof/>
                 <w:webHidden/>
               </w:rPr>
-              <w:t>17</w:t>
+              <w:t>19</w:t>
             </w:r>
             <w:r>
               <w:rPr>
@@ -2308,7 +2308,7 @@
                 <w:noProof/>
                 <w:webHidden/>
               </w:rPr>
-              <w:t>17</w:t>
+              <w:t>19</w:t>
             </w:r>
             <w:r>
               <w:rPr>
@@ -2398,7 +2398,7 @@
                 <w:noProof/>
                 <w:webHidden/>
               </w:rPr>
-              <w:t>17</w:t>
+              <w:t>19</w:t>
             </w:r>
             <w:r>
               <w:rPr>
@@ -2489,7 +2489,7 @@
                 <w:noProof/>
                 <w:webHidden/>
               </w:rPr>
-              <w:t>17</w:t>
+              <w:t>19</w:t>
             </w:r>
             <w:r>
               <w:rPr>
@@ -2579,7 +2579,7 @@
                 <w:noProof/>
                 <w:webHidden/>
               </w:rPr>
-              <w:t>17</w:t>
+              <w:t>19</w:t>
             </w:r>
             <w:r>
               <w:rPr>
@@ -2669,7 +2669,7 @@
                 <w:noProof/>
                 <w:webHidden/>
               </w:rPr>
-              <w:t>17</w:t>
+              <w:t>19</w:t>
             </w:r>
             <w:r>
               <w:rPr>
@@ -2757,7 +2757,7 @@
                 <w:noProof/>
                 <w:webHidden/>
               </w:rPr>
-              <w:t>18</w:t>
+              <w:t>20</w:t>
             </w:r>
             <w:r>
               <w:rPr>
@@ -2847,7 +2847,7 @@
                 <w:noProof/>
                 <w:webHidden/>
               </w:rPr>
-              <w:t>18</w:t>
+              <w:t>20</w:t>
             </w:r>
             <w:r>
               <w:rPr>
@@ -2937,7 +2937,7 @@
                 <w:noProof/>
                 <w:webHidden/>
               </w:rPr>
-              <w:t>18</w:t>
+              <w:t>20</w:t>
             </w:r>
             <w:r>
               <w:rPr>
@@ -3027,7 +3027,7 @@
                 <w:noProof/>
                 <w:webHidden/>
               </w:rPr>
-              <w:t>18</w:t>
+              <w:t>20</w:t>
             </w:r>
             <w:r>
               <w:rPr>
@@ -3117,7 +3117,7 @@
                 <w:noProof/>
                 <w:webHidden/>
               </w:rPr>
-              <w:t>18</w:t>
+              <w:t>20</w:t>
             </w:r>
             <w:r>
               <w:rPr>
@@ -3208,7 +3208,7 @@
                 <w:noProof/>
                 <w:webHidden/>
               </w:rPr>
-              <w:t>18</w:t>
+              <w:t>20</w:t>
             </w:r>
             <w:r>
               <w:rPr>
@@ -3298,7 +3298,7 @@
                 <w:noProof/>
                 <w:webHidden/>
               </w:rPr>
-              <w:t>18</w:t>
+              <w:t>20</w:t>
             </w:r>
             <w:r>
               <w:rPr>
@@ -3388,7 +3388,7 @@
                 <w:noProof/>
                 <w:webHidden/>
               </w:rPr>
-              <w:t>18</w:t>
+              <w:t>20</w:t>
             </w:r>
             <w:r>
               <w:rPr>
@@ -3476,7 +3476,7 @@
                 <w:noProof/>
                 <w:webHidden/>
               </w:rPr>
-              <w:t>19</w:t>
+              <w:t>21</w:t>
             </w:r>
             <w:r>
               <w:rPr>
@@ -3566,7 +3566,7 @@
                 <w:noProof/>
                 <w:webHidden/>
               </w:rPr>
-              <w:t>19</w:t>
+              <w:t>21</w:t>
             </w:r>
             <w:r>
               <w:rPr>
@@ -3656,7 +3656,7 @@
                 <w:noProof/>
                 <w:webHidden/>
               </w:rPr>
-              <w:t>19</w:t>
+              <w:t>21</w:t>
             </w:r>
             <w:r>
               <w:rPr>
@@ -3746,7 +3746,7 @@
                 <w:noProof/>
                 <w:webHidden/>
               </w:rPr>
-              <w:t>19</w:t>
+              <w:t>21</w:t>
             </w:r>
             <w:r>
               <w:rPr>
@@ -3836,7 +3836,7 @@
                 <w:noProof/>
                 <w:webHidden/>
               </w:rPr>
-              <w:t>19</w:t>
+              <w:t>21</w:t>
             </w:r>
             <w:r>
               <w:rPr>
@@ -3926,7 +3926,7 @@
                 <w:noProof/>
                 <w:webHidden/>
               </w:rPr>
-              <w:t>19</w:t>
+              <w:t>21</w:t>
             </w:r>
             <w:r>
               <w:rPr>
@@ -4016,7 +4016,7 @@
                 <w:noProof/>
                 <w:webHidden/>
               </w:rPr>
-              <w:t>19</w:t>
+              <w:t>21</w:t>
             </w:r>
             <w:r>
               <w:rPr>
@@ -4106,7 +4106,7 @@
                 <w:noProof/>
                 <w:webHidden/>
               </w:rPr>
-              <w:t>20</w:t>
+              <w:t>22</w:t>
             </w:r>
             <w:r>
               <w:rPr>
@@ -4194,7 +4194,7 @@
                 <w:noProof/>
                 <w:webHidden/>
               </w:rPr>
-              <w:t>20</w:t>
+              <w:t>22</w:t>
             </w:r>
             <w:r>
               <w:rPr>
@@ -4284,7 +4284,7 @@
                 <w:noProof/>
                 <w:webHidden/>
               </w:rPr>
-              <w:t>20</w:t>
+              <w:t>22</w:t>
             </w:r>
             <w:r>
               <w:rPr>
@@ -4374,7 +4374,7 @@
                 <w:noProof/>
                 <w:webHidden/>
               </w:rPr>
-              <w:t>20</w:t>
+              <w:t>22</w:t>
             </w:r>
             <w:r>
               <w:rPr>
@@ -4464,7 +4464,7 @@
                 <w:noProof/>
                 <w:webHidden/>
               </w:rPr>
-              <w:t>20</w:t>
+              <w:t>22</w:t>
             </w:r>
             <w:r>
               <w:rPr>
@@ -4554,7 +4554,7 @@
                 <w:noProof/>
                 <w:webHidden/>
               </w:rPr>
-              <w:t>20</w:t>
+              <w:t>22</w:t>
             </w:r>
             <w:r>
               <w:rPr>
@@ -4644,7 +4644,7 @@
                 <w:noProof/>
                 <w:webHidden/>
               </w:rPr>
-              <w:t>20</w:t>
+              <w:t>22</w:t>
             </w:r>
             <w:r>
               <w:rPr>
@@ -4734,7 +4734,7 @@
                 <w:noProof/>
                 <w:webHidden/>
               </w:rPr>
-              <w:t>21</w:t>
+              <w:t>23</w:t>
             </w:r>
             <w:r>
               <w:rPr>
@@ -4824,7 +4824,7 @@
                 <w:noProof/>
                 <w:webHidden/>
               </w:rPr>
-              <w:t>21</w:t>
+              <w:t>23</w:t>
             </w:r>
             <w:r>
               <w:rPr>
@@ -4912,7 +4912,7 @@
                 <w:noProof/>
                 <w:webHidden/>
               </w:rPr>
-              <w:t>22</w:t>
+              <w:t>24</w:t>
             </w:r>
             <w:r>
               <w:rPr>
@@ -5000,7 +5000,7 @@
                 <w:noProof/>
                 <w:webHidden/>
               </w:rPr>
-              <w:t>23</w:t>
+              <w:t>25</w:t>
             </w:r>
             <w:r>
               <w:rPr>
@@ -5088,7 +5088,7 @@
                 <w:noProof/>
                 <w:webHidden/>
               </w:rPr>
-              <w:t>23</w:t>
+              <w:t>25</w:t>
             </w:r>
             <w:r>
               <w:rPr>
@@ -5176,7 +5176,7 @@
                 <w:noProof/>
                 <w:webHidden/>
               </w:rPr>
-              <w:t>23</w:t>
+              <w:t>25</w:t>
             </w:r>
             <w:r>
               <w:rPr>
@@ -5264,7 +5264,7 @@
                 <w:noProof/>
                 <w:webHidden/>
               </w:rPr>
-              <w:t>23</w:t>
+              <w:t>25</w:t>
             </w:r>
             <w:r>
               <w:rPr>
@@ -5352,7 +5352,7 @@
                 <w:noProof/>
                 <w:webHidden/>
               </w:rPr>
-              <w:t>24</w:t>
+              <w:t>26</w:t>
             </w:r>
             <w:r>
               <w:rPr>
@@ -5440,7 +5440,7 @@
                 <w:noProof/>
                 <w:webHidden/>
               </w:rPr>
-              <w:t>25</w:t>
+              <w:t>27</w:t>
             </w:r>
             <w:r>
               <w:rPr>
@@ -5528,7 +5528,7 @@
                 <w:noProof/>
                 <w:webHidden/>
               </w:rPr>
-              <w:t>26</w:t>
+              <w:t>28</w:t>
             </w:r>
             <w:r>
               <w:rPr>
@@ -5616,7 +5616,7 @@
                 <w:noProof/>
                 <w:webHidden/>
               </w:rPr>
-              <w:t>27</w:t>
+              <w:t>29</w:t>
             </w:r>
             <w:r>
               <w:rPr>
@@ -5687,7 +5687,7 @@
                 <w:noProof/>
                 <w:webHidden/>
               </w:rPr>
-              <w:t>27</w:t>
+              <w:t>29</w:t>
             </w:r>
             <w:r>
               <w:rPr>
@@ -5758,7 +5758,7 @@
                 <w:noProof/>
                 <w:webHidden/>
               </w:rPr>
-              <w:t>28</w:t>
+              <w:t>30</w:t>
             </w:r>
             <w:r>
               <w:rPr>
@@ -5891,7 +5891,13 @@
               <w:jc w:val="center"/>
             </w:pPr>
             <w:r>
-              <w:t>12/02/2026</w:t>
+              <w:t>12/0</w:t>
+            </w:r>
+            <w:r>
+              <w:t>4</w:t>
+            </w:r>
+            <w:r>
+              <w:t>/2026</w:t>
             </w:r>
           </w:p>
         </w:tc>
@@ -5917,6 +5923,9 @@
           </w:tcPr>
           <w:p>
             <w:r>
+              <w:t xml:space="preserve">Entrega da Carta de Apresentação, </w:t>
+            </w:r>
+            <w:r>
               <w:t xml:space="preserve">Estudo preliminar </w:t>
             </w:r>
             <w:r>
@@ -5924,6 +5933,9 @@
             </w:r>
             <w:r>
               <w:t>a instituição</w:t>
+            </w:r>
+            <w:r>
+              <w:t xml:space="preserve">, Entrega do Relatório Incremental </w:t>
             </w:r>
           </w:p>
         </w:tc>
@@ -5937,6 +5949,9 @@
             <w:pPr>
               <w:jc w:val="center"/>
             </w:pPr>
+            <w:r>
+              <w:t>2.0</w:t>
+            </w:r>
           </w:p>
         </w:tc>
         <w:tc>
@@ -5947,6 +5962,9 @@
             <w:pPr>
               <w:jc w:val="center"/>
             </w:pPr>
+            <w:r>
+              <w:t>19/04/2026</w:t>
+            </w:r>
           </w:p>
         </w:tc>
         <w:tc>
@@ -5957,13 +5975,20 @@
             <w:pPr>
               <w:jc w:val="center"/>
             </w:pPr>
+            <w:r>
+              <w:t>Fernando B. Silva</w:t>
+            </w:r>
           </w:p>
         </w:tc>
         <w:tc>
           <w:tcPr>
             <w:tcW w:w="2499" w:type="pct"/>
           </w:tcPr>
-          <w:p/>
+          <w:p>
+            <w:r>
+              <w:t>Correção do Relatório Incremental, Sprint 1</w:t>
+            </w:r>
+          </w:p>
         </w:tc>
       </w:tr>
       <w:tr>
@@ -6030,7 +6055,7 @@
         <w:pStyle w:val="Texto"/>
         <w:numPr>
           <w:ilvl w:val="0"/>
-          <w:numId w:val="16"/>
+          <w:numId w:val="3"/>
         </w:numPr>
       </w:pPr>
       <w:r>
@@ -6045,7 +6070,7 @@
         <w:pStyle w:val="Texto"/>
         <w:numPr>
           <w:ilvl w:val="0"/>
-          <w:numId w:val="16"/>
+          <w:numId w:val="3"/>
         </w:numPr>
       </w:pPr>
       <w:r>
@@ -6060,7 +6085,7 @@
         <w:pStyle w:val="Texto"/>
         <w:numPr>
           <w:ilvl w:val="0"/>
-          <w:numId w:val="16"/>
+          <w:numId w:val="3"/>
         </w:numPr>
       </w:pPr>
       <w:r>
@@ -6087,7 +6112,7 @@
         <w:pStyle w:val="Texto"/>
         <w:numPr>
           <w:ilvl w:val="0"/>
-          <w:numId w:val="16"/>
+          <w:numId w:val="3"/>
         </w:numPr>
       </w:pPr>
       <w:r>
@@ -6102,7 +6127,7 @@
         <w:pStyle w:val="Texto"/>
         <w:numPr>
           <w:ilvl w:val="0"/>
-          <w:numId w:val="16"/>
+          <w:numId w:val="3"/>
         </w:numPr>
       </w:pPr>
       <w:r>
@@ -6117,7 +6142,7 @@
         <w:pStyle w:val="Texto"/>
         <w:numPr>
           <w:ilvl w:val="0"/>
-          <w:numId w:val="16"/>
+          <w:numId w:val="3"/>
         </w:numPr>
       </w:pPr>
       <w:r>
@@ -6135,7 +6160,7 @@
         <w:pStyle w:val="Texto"/>
         <w:numPr>
           <w:ilvl w:val="0"/>
-          <w:numId w:val="16"/>
+          <w:numId w:val="3"/>
         </w:numPr>
       </w:pPr>
       <w:r>
@@ -6153,7 +6178,7 @@
         <w:pStyle w:val="Texto"/>
         <w:numPr>
           <w:ilvl w:val="0"/>
-          <w:numId w:val="16"/>
+          <w:numId w:val="3"/>
         </w:numPr>
       </w:pPr>
       <w:r>
@@ -6246,7 +6271,43 @@
           <w:color w:val="auto"/>
           <w:szCs w:val="22"/>
         </w:rPr>
-        <w:t>É uma instituição educacional que o</w:t>
+        <w:t xml:space="preserve">É uma instituição educacional </w:t>
+      </w:r>
+      <w:r>
+        <w:rPr>
+          <w:rFonts w:cstheme="minorBidi"/>
+          <w:b w:val="0"/>
+          <w:bCs w:val="0"/>
+          <w:i w:val="0"/>
+          <w:iCs w:val="0"/>
+          <w:color w:val="auto"/>
+          <w:szCs w:val="22"/>
+        </w:rPr>
+        <w:t xml:space="preserve">localizada na </w:t>
+      </w:r>
+      <w:r>
+        <w:rPr>
+          <w:rFonts w:cstheme="minorBidi"/>
+          <w:b w:val="0"/>
+          <w:bCs w:val="0"/>
+          <w:i w:val="0"/>
+          <w:iCs w:val="0"/>
+          <w:color w:val="auto"/>
+          <w:szCs w:val="22"/>
+        </w:rPr>
+        <w:t xml:space="preserve">Av. do Estado, S/N - Vila Norte, Anápolis - GO, </w:t>
+      </w:r>
+      <w:r>
+        <w:rPr>
+          <w:rFonts w:cstheme="minorBidi"/>
+          <w:b w:val="0"/>
+          <w:bCs w:val="0"/>
+          <w:i w:val="0"/>
+          <w:iCs w:val="0"/>
+          <w:color w:val="auto"/>
+          <w:szCs w:val="22"/>
+        </w:rPr>
+        <w:t>que o</w:t>
       </w:r>
       <w:r>
         <w:rPr>
@@ -6404,7 +6465,78 @@
           <w:color w:val="auto"/>
           <w:szCs w:val="22"/>
         </w:rPr>
-        <w:t>escrita e um currículo escolar padrão no desenvolvimento pedagógico.</w:t>
+        <w:t>escrita e um currículo escolar padrão no desenvolvimento pedagógico</w:t>
+      </w:r>
+      <w:r>
+        <w:rPr>
+          <w:rFonts w:cstheme="minorBidi"/>
+          <w:b w:val="0"/>
+          <w:bCs w:val="0"/>
+          <w:i w:val="0"/>
+          <w:iCs w:val="0"/>
+          <w:color w:val="auto"/>
+          <w:szCs w:val="22"/>
+        </w:rPr>
+        <w:t>.</w:t>
+      </w:r>
+      <w:r>
+        <w:rPr>
+          <w:rFonts w:cstheme="minorBidi"/>
+          <w:b w:val="0"/>
+          <w:bCs w:val="0"/>
+          <w:i w:val="0"/>
+          <w:iCs w:val="0"/>
+          <w:color w:val="auto"/>
+          <w:szCs w:val="22"/>
+        </w:rPr>
+        <w:t xml:space="preserve"> </w:t>
+      </w:r>
+    </w:p>
+    <w:p>
+      <w:pPr>
+        <w:pStyle w:val="Orientaes-Ttulo"/>
+        <w:ind w:firstLine="709"/>
+        <w:rPr>
+          <w:rFonts w:cstheme="minorBidi"/>
+          <w:b w:val="0"/>
+          <w:bCs w:val="0"/>
+          <w:i w:val="0"/>
+          <w:iCs w:val="0"/>
+          <w:color w:val="auto"/>
+          <w:szCs w:val="22"/>
+        </w:rPr>
+      </w:pPr>
+      <w:r>
+        <w:rPr>
+          <w:rFonts w:cstheme="minorBidi"/>
+          <w:b w:val="0"/>
+          <w:bCs w:val="0"/>
+          <w:i w:val="0"/>
+          <w:iCs w:val="0"/>
+          <w:color w:val="auto"/>
+          <w:szCs w:val="22"/>
+        </w:rPr>
+        <w:t>A comunicação das atividades pedagógicas é realizada por meio do grupo da escola no WhatsApp</w:t>
+      </w:r>
+      <w:r>
+        <w:rPr>
+          <w:rFonts w:cstheme="minorBidi"/>
+          <w:b w:val="0"/>
+          <w:bCs w:val="0"/>
+          <w:i w:val="0"/>
+          <w:iCs w:val="0"/>
+          <w:color w:val="auto"/>
+          <w:szCs w:val="22"/>
+        </w:rPr>
+        <w:t>.</w:t>
+      </w:r>
+    </w:p>
+    <w:p>
+      <w:pPr>
+        <w:pStyle w:val="Orientaes"/>
+      </w:pPr>
+      <w:r>
+        <w:tab/>
       </w:r>
     </w:p>
     <w:p>
@@ -6420,18 +6552,6 @@
           <w:szCs w:val="22"/>
         </w:rPr>
       </w:pPr>
-      <w:r>
-        <w:rPr>
-          <w:rFonts w:cstheme="minorBidi"/>
-          <w:b w:val="0"/>
-          <w:bCs w:val="0"/>
-          <w:i w:val="0"/>
-          <w:iCs w:val="0"/>
-          <w:color w:val="auto"/>
-          <w:szCs w:val="22"/>
-        </w:rPr>
-        <w:t>.</w:t>
-      </w:r>
     </w:p>
     <w:p>
       <w:pPr>
@@ -6488,15 +6608,6 @@
           <w:iCs/>
         </w:rPr>
       </w:pPr>
-      <w:r>
-        <w:rPr>
-          <w:b/>
-          <w:bCs/>
-          <w:i/>
-          <w:iCs/>
-        </w:rPr>
-        <w:t>.</w:t>
-      </w:r>
     </w:p>
     <w:p>
       <w:pPr>
@@ -6562,7 +6673,7 @@
         <w:pStyle w:val="NormalWeb"/>
         <w:numPr>
           <w:ilvl w:val="0"/>
-          <w:numId w:val="51"/>
+          <w:numId w:val="26"/>
         </w:numPr>
         <w:rPr>
           <w:rFonts w:ascii="Arial" w:hAnsi="Arial" w:cs="Arial"/>
@@ -6587,7 +6698,7 @@
         <w:pStyle w:val="NormalWeb"/>
         <w:numPr>
           <w:ilvl w:val="0"/>
-          <w:numId w:val="51"/>
+          <w:numId w:val="26"/>
         </w:numPr>
         <w:rPr>
           <w:rFonts w:ascii="Arial" w:hAnsi="Arial" w:cs="Arial"/>
@@ -6612,7 +6723,7 @@
         <w:pStyle w:val="NormalWeb"/>
         <w:numPr>
           <w:ilvl w:val="0"/>
-          <w:numId w:val="51"/>
+          <w:numId w:val="26"/>
         </w:numPr>
         <w:rPr>
           <w:rFonts w:ascii="Arial" w:hAnsi="Arial" w:cs="Arial"/>
@@ -6643,7 +6754,7 @@
         <w:pStyle w:val="NormalWeb"/>
         <w:numPr>
           <w:ilvl w:val="0"/>
-          <w:numId w:val="51"/>
+          <w:numId w:val="26"/>
         </w:numPr>
         <w:rPr>
           <w:rFonts w:ascii="Arial" w:hAnsi="Arial" w:cs="Arial"/>
@@ -7773,7 +7884,7 @@
         <w:pStyle w:val="Texto"/>
         <w:numPr>
           <w:ilvl w:val="0"/>
-          <w:numId w:val="6"/>
+          <w:numId w:val="2"/>
         </w:numPr>
       </w:pPr>
       <w:r>
@@ -7799,7 +7910,7 @@
         <w:pStyle w:val="Texto"/>
         <w:numPr>
           <w:ilvl w:val="0"/>
-          <w:numId w:val="6"/>
+          <w:numId w:val="2"/>
         </w:numPr>
       </w:pPr>
       <w:r>
@@ -7833,7 +7944,7 @@
         <w:pStyle w:val="Texto"/>
         <w:numPr>
           <w:ilvl w:val="0"/>
-          <w:numId w:val="6"/>
+          <w:numId w:val="2"/>
         </w:numPr>
       </w:pPr>
       <w:r>
@@ -7975,7 +8086,7 @@
         <w:pStyle w:val="Texto"/>
         <w:numPr>
           <w:ilvl w:val="0"/>
-          <w:numId w:val="53"/>
+          <w:numId w:val="27"/>
         </w:numPr>
       </w:pPr>
       <w:r>
@@ -7994,7 +8105,7 @@
         <w:pStyle w:val="Texto"/>
         <w:numPr>
           <w:ilvl w:val="0"/>
-          <w:numId w:val="53"/>
+          <w:numId w:val="27"/>
         </w:numPr>
       </w:pPr>
       <w:r>
@@ -8036,7 +8147,7 @@
         <w:pStyle w:val="Texto"/>
         <w:numPr>
           <w:ilvl w:val="0"/>
-          <w:numId w:val="54"/>
+          <w:numId w:val="28"/>
         </w:numPr>
       </w:pPr>
       <w:r>
@@ -8061,7 +8172,7 @@
         <w:pStyle w:val="Texto"/>
         <w:numPr>
           <w:ilvl w:val="0"/>
-          <w:numId w:val="54"/>
+          <w:numId w:val="28"/>
         </w:numPr>
       </w:pPr>
       <w:r>
@@ -8097,7 +8208,7 @@
         <w:pStyle w:val="Texto"/>
         <w:numPr>
           <w:ilvl w:val="0"/>
-          <w:numId w:val="55"/>
+          <w:numId w:val="29"/>
         </w:numPr>
       </w:pPr>
       <w:r>
@@ -8134,7 +8245,7 @@
         <w:pStyle w:val="Texto"/>
         <w:numPr>
           <w:ilvl w:val="0"/>
-          <w:numId w:val="55"/>
+          <w:numId w:val="29"/>
         </w:numPr>
       </w:pPr>
       <w:r>
@@ -8183,7 +8294,7 @@
         <w:pStyle w:val="Texto"/>
         <w:numPr>
           <w:ilvl w:val="0"/>
-          <w:numId w:val="55"/>
+          <w:numId w:val="29"/>
         </w:numPr>
       </w:pPr>
       <w:r>
@@ -8237,7 +8348,7 @@
         <w:pStyle w:val="Texto"/>
         <w:numPr>
           <w:ilvl w:val="0"/>
-          <w:numId w:val="16"/>
+          <w:numId w:val="3"/>
         </w:numPr>
       </w:pPr>
       <w:r>
@@ -8255,7 +8366,7 @@
         <w:pStyle w:val="Texto"/>
         <w:numPr>
           <w:ilvl w:val="0"/>
-          <w:numId w:val="16"/>
+          <w:numId w:val="3"/>
         </w:numPr>
       </w:pPr>
       <w:r>
@@ -8270,7 +8381,7 @@
         <w:pStyle w:val="Texto"/>
         <w:numPr>
           <w:ilvl w:val="0"/>
-          <w:numId w:val="16"/>
+          <w:numId w:val="3"/>
         </w:numPr>
       </w:pPr>
       <w:r>
@@ -8428,6 +8539,14 @@
     <w:p>
       <w:pPr>
         <w:pStyle w:val="Texto"/>
+      </w:pPr>
+      <w:r>
+        <w:t>O fluxograma a seguir representa a lógica real de uso do sistema Educa+. O processo inicia com o sorteio de uma palavra do banco de dados (RF1), seguido pela exibição das sílabas de forma randômica na tela (RF2). A partir da interação do aluno (RF3), o sistema entra em um nó de decisão para validar a ordem (RF4). Se correto, o fluxo segue para a recompensa (RF5); se incorreto, retorna para uma nova tentativa (RF6)</w:t>
+      </w:r>
+    </w:p>
+    <w:p>
+      <w:pPr>
+        <w:pStyle w:val="Texto"/>
         <w:ind w:firstLine="0"/>
         <w:rPr>
           <w:b/>
@@ -8441,152 +8560,193 @@
         </w:rPr>
         <w:t>Fluxograma da Solução</w:t>
       </w:r>
-    </w:p>
-    <w:p>
-      <w:pPr>
-        <w:pStyle w:val="Texto"/>
-        <w:numPr>
-          <w:ilvl w:val="0"/>
-          <w:numId w:val="56"/>
-        </w:numPr>
-      </w:pPr>
       <w:r>
         <w:rPr>
           <w:b/>
           <w:bCs/>
         </w:rPr>
-        <w:t>Início</w:t>
+        <w:t>:</w:t>
       </w:r>
     </w:p>
     <w:p>
       <w:pPr>
         <w:pStyle w:val="Texto"/>
-        <w:numPr>
-          <w:ilvl w:val="0"/>
-          <w:numId w:val="56"/>
-        </w:numPr>
-      </w:pPr>
-      <w:r>
-        <w:t xml:space="preserve">Exibir </w:t>
-      </w:r>
-      <w:r>
-        <w:t>opções de textos</w:t>
-      </w:r>
-      <w:r>
-        <w:t>.</w:t>
+        <w:ind w:firstLine="0"/>
+      </w:pPr>
+      <w:r>
+        <w:t>[ELIPSE] Início</w:t>
       </w:r>
     </w:p>
     <w:p>
       <w:pPr>
         <w:pStyle w:val="Texto"/>
-        <w:numPr>
-          <w:ilvl w:val="0"/>
-          <w:numId w:val="56"/>
-        </w:numPr>
-      </w:pPr>
-      <w:r>
-        <w:t>Exibir sílabas embaralhadas (ex: LA, BO).</w:t>
+        <w:ind w:firstLine="0"/>
+      </w:pPr>
+      <w:r>
+        <w:t>[RETÂNGULO] Inicializar Banco de Dados (20 palavras dissílabas CV)</w:t>
       </w:r>
     </w:p>
     <w:p>
       <w:pPr>
         <w:pStyle w:val="Texto"/>
-        <w:numPr>
-          <w:ilvl w:val="0"/>
-          <w:numId w:val="56"/>
-        </w:numPr>
-      </w:pPr>
-      <w:r>
-        <w:rPr>
-          <w:b/>
-          <w:bCs/>
-        </w:rPr>
-        <w:t>Ação do Aluno:</w:t>
-      </w:r>
-      <w:r>
-        <w:t xml:space="preserve"> O aluno ordena as sílabas.</w:t>
+        <w:ind w:firstLine="0"/>
+      </w:pPr>
+      <w:r>
+        <w:t>[RETÂNGULO] Sortear uma palavra aleatória (ex: "BOLA")</w:t>
       </w:r>
     </w:p>
     <w:p>
       <w:pPr>
         <w:pStyle w:val="Texto"/>
-        <w:numPr>
-          <w:ilvl w:val="0"/>
-          <w:numId w:val="56"/>
-        </w:numPr>
-      </w:pPr>
-      <w:r>
-        <w:rPr>
-          <w:b/>
-          <w:bCs/>
-        </w:rPr>
-        <w:t>Decisão:</w:t>
-      </w:r>
-      <w:r>
-        <w:t xml:space="preserve"> A ordem está correta?</w:t>
+        <w:ind w:firstLine="0"/>
+      </w:pPr>
+      <w:r>
+        <w:t>[RETÂNGULO] Decompor em sílabas e embaralhar (ex: "LA" e "BO")</w:t>
       </w:r>
     </w:p>
     <w:p>
       <w:pPr>
         <w:pStyle w:val="Texto"/>
-        <w:numPr>
-          <w:ilvl w:val="1"/>
-          <w:numId w:val="56"/>
-        </w:numPr>
-      </w:pPr>
-      <w:r>
-        <w:rPr>
-          <w:b/>
-          <w:bCs/>
-        </w:rPr>
-        <w:t>Sim:</w:t>
-      </w:r>
-      <w:r>
-        <w:t xml:space="preserve"> Exibir mensagem de parabéns + </w:t>
-      </w:r>
-      <w:r>
-        <w:t>texto</w:t>
-      </w:r>
-      <w:r>
-        <w:t xml:space="preserve"> de acerto.</w:t>
+        <w:ind w:firstLine="0"/>
+      </w:pPr>
+      <w:r>
+        <w:t>[PARALELOGRAMO] Exibir sílabas embaralhadas na tela</w:t>
       </w:r>
     </w:p>
     <w:p>
       <w:pPr>
         <w:pStyle w:val="Texto"/>
-        <w:numPr>
-          <w:ilvl w:val="1"/>
-          <w:numId w:val="56"/>
-        </w:numPr>
-      </w:pPr>
-      <w:r>
-        <w:rPr>
-          <w:b/>
-          <w:bCs/>
-        </w:rPr>
-        <w:t>Não:</w:t>
-      </w:r>
-      <w:r>
-        <w:t xml:space="preserve"> Tentar novamente ou exibir dica.</w:t>
+        <w:ind w:firstLine="0"/>
+      </w:pPr>
+      <w:r>
+        <w:t>[PARALELOGRAMO] ENTRADA: Aluno seleciona a ordem das sílabas</w:t>
       </w:r>
     </w:p>
     <w:p>
       <w:pPr>
         <w:pStyle w:val="Texto"/>
-        <w:numPr>
-          <w:ilvl w:val="0"/>
-          <w:numId w:val="56"/>
-        </w:numPr>
-      </w:pPr>
-      <w:r>
-        <w:rPr>
-          <w:b/>
-          <w:bCs/>
-        </w:rPr>
-        <w:t>Próxima fase</w:t>
-      </w:r>
-      <w:r>
-        <w:t xml:space="preserve"> ou Fim.</w:t>
+        <w:ind w:firstLine="0"/>
+      </w:pPr>
+      <w:r>
+        <w:t>[LOSANGO] A ordem está correta? (Validação)</w:t>
+      </w:r>
+    </w:p>
+    <w:p>
+      <w:pPr>
+        <w:pStyle w:val="Texto"/>
+        <w:ind w:firstLine="0"/>
+      </w:pPr>
+      <w:r>
+        <w:t>SE NÃO (Seta para a esquerda/baixo):</w:t>
+      </w:r>
+    </w:p>
+    <w:p>
+      <w:pPr>
+        <w:pStyle w:val="Texto"/>
+        <w:ind w:firstLine="0"/>
+      </w:pPr>
+      <w:r>
+        <w:t>[PARALELOGRAMO] Exibir feedback: "Tente novamente!"</w:t>
+      </w:r>
+    </w:p>
+    <w:p>
+      <w:pPr>
+        <w:pStyle w:val="Texto"/>
+        <w:ind w:firstLine="0"/>
+      </w:pPr>
+      <w:r>
+        <w:t>[SETA] Retorna para o bloco 6 (Entrada do Aluno)</w:t>
+      </w:r>
+    </w:p>
+    <w:p>
+      <w:pPr>
+        <w:pStyle w:val="Texto"/>
+        <w:ind w:firstLine="0"/>
+      </w:pPr>
+      <w:r>
+        <w:t>SE SIM (Seta para a direita/baixo):</w:t>
+      </w:r>
+    </w:p>
+    <w:p>
+      <w:pPr>
+        <w:pStyle w:val="Texto"/>
+        <w:ind w:firstLine="0"/>
+      </w:pPr>
+      <w:r>
+        <w:t>[RETÂNGULO] Gerar Recompensa (Som de aplausos + Imagem comemorativa)</w:t>
+      </w:r>
+    </w:p>
+    <w:p>
+      <w:pPr>
+        <w:pStyle w:val="Texto"/>
+        <w:ind w:firstLine="0"/>
+      </w:pPr>
+      <w:r>
+        <w:t xml:space="preserve">[PARALELOGRAMO] Exibir </w:t>
+      </w:r>
+      <w:r>
+        <w:t>Texto, imagem</w:t>
+      </w:r>
+      <w:r>
+        <w:t xml:space="preserve"> </w:t>
+      </w:r>
+      <w:r>
+        <w:t xml:space="preserve">ou som </w:t>
+      </w:r>
+      <w:r>
+        <w:t xml:space="preserve">motivacional (ex: "Parabéns! </w:t>
+      </w:r>
+      <w:r>
+        <w:t xml:space="preserve">Ótimo, </w:t>
+      </w:r>
+      <w:r>
+        <w:t>Você é fera!")</w:t>
+      </w:r>
+    </w:p>
+    <w:p>
+      <w:pPr>
+        <w:pStyle w:val="Texto"/>
+        <w:ind w:firstLine="0"/>
+      </w:pPr>
+      <w:r>
+        <w:t>[LOSANGO] Deseja continuar jogando?</w:t>
+      </w:r>
+    </w:p>
+    <w:p>
+      <w:pPr>
+        <w:pStyle w:val="Texto"/>
+        <w:ind w:firstLine="0"/>
+      </w:pPr>
+      <w:r>
+        <w:t>SE SIM: Seta retorna para o bloco 3 (Sortear nova palavra)</w:t>
+      </w:r>
+    </w:p>
+    <w:p>
+      <w:pPr>
+        <w:pStyle w:val="Texto"/>
+        <w:ind w:firstLine="0"/>
+      </w:pPr>
+      <w:r>
+        <w:t>SE NÃO: Segue para o próximo bloco</w:t>
+      </w:r>
+    </w:p>
+    <w:p>
+      <w:pPr>
+        <w:pStyle w:val="Texto"/>
+        <w:ind w:firstLine="0"/>
+      </w:pPr>
+      <w:r>
+        <w:t>[ELIPSE] Fim do Programa</w:t>
+      </w:r>
+    </w:p>
+    <w:p>
+      <w:pPr>
+        <w:pStyle w:val="Texto"/>
+        <w:ind w:firstLine="0"/>
+      </w:pPr>
+      <w:r>
+        <w:lastRenderedPageBreak/>
+        <w:t>Imagem do Fluxograma:</w:t>
       </w:r>
     </w:p>
     <w:p>
@@ -8599,10 +8759,10 @@
           <w:noProof/>
         </w:rPr>
         <w:drawing>
-          <wp:inline distT="0" distB="0" distL="0" distR="0" wp14:anchorId="46F9F74D" wp14:editId="52456843">
-            <wp:extent cx="5400040" cy="2947670"/>
-            <wp:effectExtent l="0" t="0" r="0" b="5080"/>
-            <wp:docPr id="629584968" name="Imagem 1"/>
+          <wp:inline distT="0" distB="0" distL="0" distR="0" wp14:anchorId="08A0A23D" wp14:editId="47EC4544">
+            <wp:extent cx="3305753" cy="7738281"/>
+            <wp:effectExtent l="0" t="0" r="9525" b="0"/>
+            <wp:docPr id="2050650000" name="Imagem 1"/>
             <wp:cNvGraphicFramePr>
               <a:graphicFrameLocks xmlns:a="http://schemas.openxmlformats.org/drawingml/2006/main" noChangeAspect="1"/>
             </wp:cNvGraphicFramePr>
@@ -8610,23 +8770,36 @@
               <a:graphicData uri="http://schemas.openxmlformats.org/drawingml/2006/picture">
                 <pic:pic xmlns:pic="http://schemas.openxmlformats.org/drawingml/2006/picture">
                   <pic:nvPicPr>
-                    <pic:cNvPr id="629584968" name=""/>
-                    <pic:cNvPicPr/>
+                    <pic:cNvPr id="0" name="Picture 1"/>
+                    <pic:cNvPicPr>
+                      <a:picLocks noChangeAspect="1" noChangeArrowheads="1"/>
+                    </pic:cNvPicPr>
                   </pic:nvPicPr>
                   <pic:blipFill>
-                    <a:blip r:embed="rId9"/>
+                    <a:blip r:embed="rId9">
+                      <a:extLst>
+                        <a:ext uri="{28A0092B-C50C-407E-A947-70E740481C1C}">
+                          <a14:useLocalDpi xmlns:a14="http://schemas.microsoft.com/office/drawing/2010/main" val="0"/>
+                        </a:ext>
+                      </a:extLst>
+                    </a:blip>
+                    <a:srcRect/>
                     <a:stretch>
                       <a:fillRect/>
                     </a:stretch>
                   </pic:blipFill>
-                  <pic:spPr>
+                  <pic:spPr bwMode="auto">
                     <a:xfrm>
                       <a:off x="0" y="0"/>
-                      <a:ext cx="5400040" cy="2947670"/>
+                      <a:ext cx="3309213" cy="7746379"/>
                     </a:xfrm>
                     <a:prstGeom prst="rect">
                       <a:avLst/>
                     </a:prstGeom>
+                    <a:noFill/>
+                    <a:ln>
+                      <a:noFill/>
+                    </a:ln>
                   </pic:spPr>
                 </pic:pic>
               </a:graphicData>
@@ -8637,6 +8810,12 @@
     </w:p>
     <w:p>
       <w:pPr>
+        <w:pStyle w:val="Texto"/>
+        <w:ind w:firstLine="0"/>
+      </w:pPr>
+    </w:p>
+    <w:p>
+      <w:pPr>
         <w:pStyle w:val="Ttulo1"/>
       </w:pPr>
       <w:bookmarkStart w:id="15" w:name="_Toc226879318"/>
@@ -8651,7 +8830,7 @@
         <w:pStyle w:val="Texto"/>
         <w:numPr>
           <w:ilvl w:val="0"/>
-          <w:numId w:val="16"/>
+          <w:numId w:val="3"/>
         </w:numPr>
       </w:pPr>
       <w:r>
@@ -8669,7 +8848,7 @@
         <w:pStyle w:val="Texto"/>
         <w:numPr>
           <w:ilvl w:val="0"/>
-          <w:numId w:val="16"/>
+          <w:numId w:val="3"/>
         </w:numPr>
       </w:pPr>
       <w:r>
@@ -8684,7 +8863,7 @@
         <w:pStyle w:val="Texto"/>
         <w:numPr>
           <w:ilvl w:val="0"/>
-          <w:numId w:val="16"/>
+          <w:numId w:val="3"/>
         </w:numPr>
       </w:pPr>
       <w:r>
@@ -8699,7 +8878,7 @@
         <w:pStyle w:val="Texto"/>
         <w:numPr>
           <w:ilvl w:val="0"/>
-          <w:numId w:val="16"/>
+          <w:numId w:val="3"/>
         </w:numPr>
       </w:pPr>
       <w:r>
@@ -9060,7 +9239,7 @@
         <w:pStyle w:val="Ttulo3"/>
         <w:numPr>
           <w:ilvl w:val="2"/>
-          <w:numId w:val="21"/>
+          <w:numId w:val="4"/>
         </w:numPr>
       </w:pPr>
       <w:bookmarkStart w:id="20" w:name="_Toc226879323"/>
@@ -9079,7 +9258,7 @@
         <w:pStyle w:val="Ttulo3"/>
         <w:numPr>
           <w:ilvl w:val="2"/>
-          <w:numId w:val="21"/>
+          <w:numId w:val="4"/>
         </w:numPr>
       </w:pPr>
       <w:bookmarkStart w:id="21" w:name="_Toc226879324"/>
@@ -9098,7 +9277,7 @@
         <w:pStyle w:val="Ttulo3"/>
         <w:numPr>
           <w:ilvl w:val="2"/>
-          <w:numId w:val="21"/>
+          <w:numId w:val="4"/>
         </w:numPr>
       </w:pPr>
       <w:bookmarkStart w:id="22" w:name="_Toc226879325"/>
@@ -9117,7 +9296,7 @@
         <w:pStyle w:val="Ttulo3"/>
         <w:numPr>
           <w:ilvl w:val="2"/>
-          <w:numId w:val="21"/>
+          <w:numId w:val="4"/>
         </w:numPr>
       </w:pPr>
       <w:bookmarkStart w:id="23" w:name="_Toc226879326"/>
@@ -9139,7 +9318,7 @@
         <w:pStyle w:val="Orientaes"/>
         <w:numPr>
           <w:ilvl w:val="0"/>
-          <w:numId w:val="22"/>
+          <w:numId w:val="5"/>
         </w:numPr>
       </w:pPr>
       <w:r>
@@ -9151,7 +9330,7 @@
         <w:pStyle w:val="Orientaes"/>
         <w:numPr>
           <w:ilvl w:val="0"/>
-          <w:numId w:val="22"/>
+          <w:numId w:val="5"/>
         </w:numPr>
       </w:pPr>
       <w:r>
@@ -9163,7 +9342,7 @@
         <w:pStyle w:val="Orientaes"/>
         <w:numPr>
           <w:ilvl w:val="0"/>
-          <w:numId w:val="22"/>
+          <w:numId w:val="5"/>
         </w:numPr>
       </w:pPr>
       <w:r>
@@ -9180,7 +9359,7 @@
         <w:pStyle w:val="Ttulo3"/>
         <w:numPr>
           <w:ilvl w:val="2"/>
-          <w:numId w:val="21"/>
+          <w:numId w:val="4"/>
         </w:numPr>
         <w:rPr>
           <w:bCs/>
@@ -9202,7 +9381,7 @@
         <w:pStyle w:val="Ttulo3"/>
         <w:numPr>
           <w:ilvl w:val="2"/>
-          <w:numId w:val="21"/>
+          <w:numId w:val="4"/>
         </w:numPr>
       </w:pPr>
       <w:bookmarkStart w:id="25" w:name="_Toc226879328"/>
@@ -9221,7 +9400,7 @@
         <w:pStyle w:val="Ttulo3"/>
         <w:numPr>
           <w:ilvl w:val="2"/>
-          <w:numId w:val="21"/>
+          <w:numId w:val="4"/>
         </w:numPr>
       </w:pPr>
       <w:bookmarkStart w:id="26" w:name="_Toc226879329"/>
@@ -9235,7 +9414,7 @@
         <w:pStyle w:val="Ttulo4"/>
         <w:numPr>
           <w:ilvl w:val="3"/>
-          <w:numId w:val="21"/>
+          <w:numId w:val="4"/>
         </w:numPr>
       </w:pPr>
       <w:r>
@@ -9252,7 +9431,7 @@
         <w:pStyle w:val="Ttulo4"/>
         <w:numPr>
           <w:ilvl w:val="3"/>
-          <w:numId w:val="21"/>
+          <w:numId w:val="4"/>
         </w:numPr>
         <w:rPr>
           <w:b/>
@@ -9273,7 +9452,7 @@
         <w:pStyle w:val="Ttulo4"/>
         <w:numPr>
           <w:ilvl w:val="3"/>
-          <w:numId w:val="21"/>
+          <w:numId w:val="4"/>
         </w:numPr>
       </w:pPr>
       <w:r>
@@ -9317,7 +9496,7 @@
         <w:pStyle w:val="Ttulo3"/>
         <w:numPr>
           <w:ilvl w:val="2"/>
-          <w:numId w:val="35"/>
+          <w:numId w:val="12"/>
         </w:numPr>
       </w:pPr>
       <w:bookmarkStart w:id="28" w:name="_Toc226879331"/>
@@ -9336,7 +9515,7 @@
         <w:pStyle w:val="Ttulo3"/>
         <w:numPr>
           <w:ilvl w:val="2"/>
-          <w:numId w:val="35"/>
+          <w:numId w:val="12"/>
         </w:numPr>
       </w:pPr>
       <w:bookmarkStart w:id="29" w:name="_Toc226879332"/>
@@ -9355,7 +9534,7 @@
         <w:pStyle w:val="Ttulo3"/>
         <w:numPr>
           <w:ilvl w:val="2"/>
-          <w:numId w:val="35"/>
+          <w:numId w:val="12"/>
         </w:numPr>
       </w:pPr>
       <w:bookmarkStart w:id="30" w:name="_Toc226879333"/>
@@ -9374,7 +9553,7 @@
         <w:pStyle w:val="Ttulo3"/>
         <w:numPr>
           <w:ilvl w:val="2"/>
-          <w:numId w:val="35"/>
+          <w:numId w:val="12"/>
         </w:numPr>
       </w:pPr>
       <w:bookmarkStart w:id="31" w:name="_Toc226879334"/>
@@ -9396,7 +9575,7 @@
         <w:pStyle w:val="Orientaes"/>
         <w:numPr>
           <w:ilvl w:val="0"/>
-          <w:numId w:val="22"/>
+          <w:numId w:val="5"/>
         </w:numPr>
       </w:pPr>
       <w:r>
@@ -9408,7 +9587,7 @@
         <w:pStyle w:val="Orientaes"/>
         <w:numPr>
           <w:ilvl w:val="0"/>
-          <w:numId w:val="22"/>
+          <w:numId w:val="5"/>
         </w:numPr>
       </w:pPr>
       <w:r>
@@ -9420,7 +9599,7 @@
         <w:pStyle w:val="Orientaes"/>
         <w:numPr>
           <w:ilvl w:val="0"/>
-          <w:numId w:val="22"/>
+          <w:numId w:val="5"/>
         </w:numPr>
       </w:pPr>
       <w:r>
@@ -9437,7 +9616,7 @@
         <w:pStyle w:val="Ttulo3"/>
         <w:numPr>
           <w:ilvl w:val="2"/>
-          <w:numId w:val="35"/>
+          <w:numId w:val="12"/>
         </w:numPr>
         <w:rPr>
           <w:bCs/>
@@ -9459,7 +9638,7 @@
         <w:pStyle w:val="Ttulo3"/>
         <w:numPr>
           <w:ilvl w:val="2"/>
-          <w:numId w:val="35"/>
+          <w:numId w:val="12"/>
         </w:numPr>
       </w:pPr>
       <w:bookmarkStart w:id="33" w:name="_Toc226879336"/>
@@ -9478,7 +9657,7 @@
         <w:pStyle w:val="Ttulo3"/>
         <w:numPr>
           <w:ilvl w:val="2"/>
-          <w:numId w:val="35"/>
+          <w:numId w:val="12"/>
         </w:numPr>
       </w:pPr>
       <w:bookmarkStart w:id="34" w:name="_Toc226879337"/>
@@ -9492,7 +9671,7 @@
         <w:pStyle w:val="Ttulo4"/>
         <w:numPr>
           <w:ilvl w:val="3"/>
-          <w:numId w:val="35"/>
+          <w:numId w:val="12"/>
         </w:numPr>
         <w:ind w:left="1134" w:hanging="1134"/>
       </w:pPr>
@@ -9510,7 +9689,7 @@
         <w:pStyle w:val="Ttulo4"/>
         <w:numPr>
           <w:ilvl w:val="3"/>
-          <w:numId w:val="35"/>
+          <w:numId w:val="12"/>
         </w:numPr>
         <w:ind w:left="1134" w:hanging="1134"/>
       </w:pPr>
@@ -9529,7 +9708,7 @@
         <w:pStyle w:val="Ttulo4"/>
         <w:numPr>
           <w:ilvl w:val="3"/>
-          <w:numId w:val="35"/>
+          <w:numId w:val="12"/>
         </w:numPr>
         <w:ind w:left="1134" w:hanging="1134"/>
       </w:pPr>
@@ -9578,7 +9757,7 @@
         <w:pStyle w:val="Ttulo3"/>
         <w:numPr>
           <w:ilvl w:val="2"/>
-          <w:numId w:val="48"/>
+          <w:numId w:val="23"/>
         </w:numPr>
         <w:ind w:left="851" w:hanging="851"/>
       </w:pPr>
@@ -9598,7 +9777,7 @@
         <w:pStyle w:val="Ttulo3"/>
         <w:numPr>
           <w:ilvl w:val="2"/>
-          <w:numId w:val="48"/>
+          <w:numId w:val="23"/>
         </w:numPr>
         <w:ind w:left="851" w:hanging="851"/>
       </w:pPr>
@@ -9618,7 +9797,7 @@
         <w:pStyle w:val="Ttulo3"/>
         <w:numPr>
           <w:ilvl w:val="2"/>
-          <w:numId w:val="48"/>
+          <w:numId w:val="23"/>
         </w:numPr>
         <w:ind w:left="851" w:hanging="851"/>
       </w:pPr>
@@ -9638,7 +9817,7 @@
         <w:pStyle w:val="Ttulo3"/>
         <w:numPr>
           <w:ilvl w:val="2"/>
-          <w:numId w:val="48"/>
+          <w:numId w:val="23"/>
         </w:numPr>
         <w:ind w:left="851" w:hanging="851"/>
       </w:pPr>
@@ -9661,7 +9840,7 @@
         <w:pStyle w:val="Orientaes"/>
         <w:numPr>
           <w:ilvl w:val="0"/>
-          <w:numId w:val="22"/>
+          <w:numId w:val="5"/>
         </w:numPr>
       </w:pPr>
       <w:r>
@@ -9673,7 +9852,7 @@
         <w:pStyle w:val="Orientaes"/>
         <w:numPr>
           <w:ilvl w:val="0"/>
-          <w:numId w:val="22"/>
+          <w:numId w:val="5"/>
         </w:numPr>
       </w:pPr>
       <w:r>
@@ -9685,7 +9864,7 @@
         <w:pStyle w:val="Orientaes"/>
         <w:numPr>
           <w:ilvl w:val="0"/>
-          <w:numId w:val="22"/>
+          <w:numId w:val="5"/>
         </w:numPr>
       </w:pPr>
       <w:r>
@@ -9702,7 +9881,7 @@
         <w:pStyle w:val="Ttulo3"/>
         <w:numPr>
           <w:ilvl w:val="2"/>
-          <w:numId w:val="48"/>
+          <w:numId w:val="23"/>
         </w:numPr>
         <w:ind w:left="851" w:hanging="851"/>
       </w:pPr>
@@ -9722,7 +9901,7 @@
         <w:pStyle w:val="Ttulo3"/>
         <w:numPr>
           <w:ilvl w:val="2"/>
-          <w:numId w:val="48"/>
+          <w:numId w:val="23"/>
         </w:numPr>
         <w:ind w:left="851" w:hanging="851"/>
       </w:pPr>
@@ -9742,7 +9921,7 @@
         <w:pStyle w:val="Ttulo3"/>
         <w:numPr>
           <w:ilvl w:val="2"/>
-          <w:numId w:val="48"/>
+          <w:numId w:val="23"/>
         </w:numPr>
         <w:ind w:left="851" w:hanging="851"/>
       </w:pPr>
@@ -9758,7 +9937,7 @@
         <w:pStyle w:val="Ttulo4"/>
         <w:numPr>
           <w:ilvl w:val="3"/>
-          <w:numId w:val="49"/>
+          <w:numId w:val="24"/>
         </w:numPr>
       </w:pPr>
       <w:r>
@@ -9775,7 +9954,7 @@
         <w:pStyle w:val="Ttulo4"/>
         <w:numPr>
           <w:ilvl w:val="3"/>
-          <w:numId w:val="49"/>
+          <w:numId w:val="24"/>
         </w:numPr>
       </w:pPr>
       <w:r>
@@ -9792,7 +9971,7 @@
         <w:pStyle w:val="Ttulo4"/>
         <w:numPr>
           <w:ilvl w:val="3"/>
-          <w:numId w:val="49"/>
+          <w:numId w:val="24"/>
         </w:numPr>
       </w:pPr>
       <w:r>
@@ -9843,7 +10022,7 @@
         <w:pStyle w:val="Ttulo3"/>
         <w:numPr>
           <w:ilvl w:val="2"/>
-          <w:numId w:val="50"/>
+          <w:numId w:val="25"/>
         </w:numPr>
         <w:ind w:left="851" w:hanging="851"/>
       </w:pPr>
@@ -9863,7 +10042,7 @@
         <w:pStyle w:val="Ttulo3"/>
         <w:numPr>
           <w:ilvl w:val="2"/>
-          <w:numId w:val="50"/>
+          <w:numId w:val="25"/>
         </w:numPr>
         <w:ind w:left="851" w:hanging="851"/>
       </w:pPr>
@@ -9883,7 +10062,7 @@
         <w:pStyle w:val="Ttulo3"/>
         <w:numPr>
           <w:ilvl w:val="2"/>
-          <w:numId w:val="50"/>
+          <w:numId w:val="25"/>
         </w:numPr>
         <w:ind w:left="851" w:hanging="851"/>
       </w:pPr>
@@ -9903,7 +10082,7 @@
         <w:pStyle w:val="Ttulo3"/>
         <w:numPr>
           <w:ilvl w:val="2"/>
-          <w:numId w:val="50"/>
+          <w:numId w:val="25"/>
         </w:numPr>
         <w:ind w:left="851" w:hanging="851"/>
       </w:pPr>
@@ -9926,7 +10105,7 @@
         <w:pStyle w:val="Orientaes"/>
         <w:numPr>
           <w:ilvl w:val="0"/>
-          <w:numId w:val="22"/>
+          <w:numId w:val="5"/>
         </w:numPr>
       </w:pPr>
       <w:r>
@@ -9938,7 +10117,7 @@
         <w:pStyle w:val="Orientaes"/>
         <w:numPr>
           <w:ilvl w:val="0"/>
-          <w:numId w:val="22"/>
+          <w:numId w:val="5"/>
         </w:numPr>
       </w:pPr>
       <w:r>
@@ -9950,7 +10129,7 @@
         <w:pStyle w:val="Orientaes"/>
         <w:numPr>
           <w:ilvl w:val="0"/>
-          <w:numId w:val="22"/>
+          <w:numId w:val="5"/>
         </w:numPr>
       </w:pPr>
       <w:r>
@@ -9967,7 +10146,7 @@
         <w:pStyle w:val="Ttulo3"/>
         <w:numPr>
           <w:ilvl w:val="2"/>
-          <w:numId w:val="50"/>
+          <w:numId w:val="25"/>
         </w:numPr>
         <w:ind w:left="851" w:hanging="851"/>
       </w:pPr>
@@ -9987,7 +10166,7 @@
         <w:pStyle w:val="Ttulo3"/>
         <w:numPr>
           <w:ilvl w:val="2"/>
-          <w:numId w:val="50"/>
+          <w:numId w:val="25"/>
         </w:numPr>
         <w:ind w:left="851" w:hanging="851"/>
       </w:pPr>
@@ -10008,7 +10187,7 @@
         <w:pStyle w:val="Ttulo3"/>
         <w:numPr>
           <w:ilvl w:val="2"/>
-          <w:numId w:val="50"/>
+          <w:numId w:val="25"/>
         </w:numPr>
         <w:ind w:left="851" w:hanging="851"/>
       </w:pPr>
@@ -10023,7 +10202,7 @@
         <w:pStyle w:val="Ttulo4"/>
         <w:numPr>
           <w:ilvl w:val="3"/>
-          <w:numId w:val="50"/>
+          <w:numId w:val="25"/>
         </w:numPr>
       </w:pPr>
       <w:r>
@@ -10040,7 +10219,7 @@
         <w:pStyle w:val="Ttulo4"/>
         <w:numPr>
           <w:ilvl w:val="3"/>
-          <w:numId w:val="50"/>
+          <w:numId w:val="25"/>
         </w:numPr>
       </w:pPr>
       <w:r>
@@ -10057,7 +10236,7 @@
         <w:pStyle w:val="Ttulo4"/>
         <w:numPr>
           <w:ilvl w:val="3"/>
-          <w:numId w:val="50"/>
+          <w:numId w:val="25"/>
         </w:numPr>
       </w:pPr>
       <w:r>
@@ -10106,7 +10285,7 @@
         <w:pStyle w:val="Orientaes"/>
         <w:numPr>
           <w:ilvl w:val="0"/>
-          <w:numId w:val="24"/>
+          <w:numId w:val="6"/>
         </w:numPr>
       </w:pPr>
       <w:r>
@@ -10118,7 +10297,7 @@
         <w:pStyle w:val="Orientaes"/>
         <w:numPr>
           <w:ilvl w:val="0"/>
-          <w:numId w:val="24"/>
+          <w:numId w:val="6"/>
         </w:numPr>
       </w:pPr>
       <w:r>
@@ -10130,7 +10309,7 @@
         <w:pStyle w:val="Orientaes"/>
         <w:numPr>
           <w:ilvl w:val="0"/>
-          <w:numId w:val="24"/>
+          <w:numId w:val="6"/>
         </w:numPr>
       </w:pPr>
       <w:r>
@@ -10373,7 +10552,7 @@
         <w:pStyle w:val="Orientaes"/>
         <w:numPr>
           <w:ilvl w:val="0"/>
-          <w:numId w:val="26"/>
+          <w:numId w:val="7"/>
         </w:numPr>
       </w:pPr>
       <w:r>
@@ -10385,7 +10564,7 @@
         <w:pStyle w:val="Orientaes"/>
         <w:numPr>
           <w:ilvl w:val="0"/>
-          <w:numId w:val="26"/>
+          <w:numId w:val="7"/>
         </w:numPr>
       </w:pPr>
       <w:r>
@@ -10480,7 +10659,7 @@
         <w:pStyle w:val="Orientaes"/>
         <w:numPr>
           <w:ilvl w:val="0"/>
-          <w:numId w:val="28"/>
+          <w:numId w:val="8"/>
         </w:numPr>
       </w:pPr>
       <w:r>
@@ -10492,7 +10671,7 @@
         <w:pStyle w:val="Orientaes"/>
         <w:numPr>
           <w:ilvl w:val="0"/>
-          <w:numId w:val="28"/>
+          <w:numId w:val="8"/>
         </w:numPr>
       </w:pPr>
       <w:r>
@@ -10504,7 +10683,7 @@
         <w:pStyle w:val="Orientaes"/>
         <w:numPr>
           <w:ilvl w:val="0"/>
-          <w:numId w:val="28"/>
+          <w:numId w:val="8"/>
         </w:numPr>
       </w:pPr>
       <w:r>
@@ -10558,7 +10737,7 @@
         <w:pStyle w:val="Orientaes"/>
         <w:numPr>
           <w:ilvl w:val="0"/>
-          <w:numId w:val="30"/>
+          <w:numId w:val="9"/>
         </w:numPr>
       </w:pPr>
       <w:r>
@@ -10570,7 +10749,7 @@
         <w:pStyle w:val="Orientaes"/>
         <w:numPr>
           <w:ilvl w:val="0"/>
-          <w:numId w:val="30"/>
+          <w:numId w:val="9"/>
         </w:numPr>
       </w:pPr>
       <w:r>
@@ -10582,7 +10761,7 @@
         <w:pStyle w:val="Orientaes"/>
         <w:numPr>
           <w:ilvl w:val="0"/>
-          <w:numId w:val="30"/>
+          <w:numId w:val="9"/>
         </w:numPr>
       </w:pPr>
       <w:r>
@@ -10644,7 +10823,7 @@
         <w:pStyle w:val="Orientaes"/>
         <w:numPr>
           <w:ilvl w:val="0"/>
-          <w:numId w:val="32"/>
+          <w:numId w:val="10"/>
         </w:numPr>
       </w:pPr>
       <w:r>
@@ -10656,7 +10835,7 @@
         <w:pStyle w:val="Orientaes"/>
         <w:numPr>
           <w:ilvl w:val="0"/>
-          <w:numId w:val="32"/>
+          <w:numId w:val="10"/>
         </w:numPr>
       </w:pPr>
       <w:r>
@@ -10668,7 +10847,7 @@
         <w:pStyle w:val="Orientaes"/>
         <w:numPr>
           <w:ilvl w:val="0"/>
-          <w:numId w:val="32"/>
+          <w:numId w:val="10"/>
         </w:numPr>
       </w:pPr>
       <w:r>
@@ -12746,7 +12925,7 @@
         <w:pStyle w:val="Orientaes"/>
         <w:numPr>
           <w:ilvl w:val="0"/>
-          <w:numId w:val="38"/>
+          <w:numId w:val="14"/>
         </w:numPr>
       </w:pPr>
       <w:r>
@@ -12758,7 +12937,7 @@
         <w:pStyle w:val="Orientaes"/>
         <w:numPr>
           <w:ilvl w:val="0"/>
-          <w:numId w:val="38"/>
+          <w:numId w:val="14"/>
         </w:numPr>
       </w:pPr>
       <w:r>
@@ -12770,7 +12949,7 @@
         <w:pStyle w:val="Orientaes"/>
         <w:numPr>
           <w:ilvl w:val="0"/>
-          <w:numId w:val="38"/>
+          <w:numId w:val="14"/>
         </w:numPr>
       </w:pPr>
       <w:r>
@@ -12790,7 +12969,7 @@
         <w:pStyle w:val="Orientaes"/>
         <w:numPr>
           <w:ilvl w:val="0"/>
-          <w:numId w:val="39"/>
+          <w:numId w:val="15"/>
         </w:numPr>
       </w:pPr>
       <w:r>
@@ -12802,7 +12981,7 @@
         <w:pStyle w:val="Orientaes"/>
         <w:numPr>
           <w:ilvl w:val="0"/>
-          <w:numId w:val="39"/>
+          <w:numId w:val="15"/>
         </w:numPr>
       </w:pPr>
       <w:r>
@@ -12822,7 +13001,7 @@
         <w:pStyle w:val="Orientaes"/>
         <w:numPr>
           <w:ilvl w:val="0"/>
-          <w:numId w:val="40"/>
+          <w:numId w:val="16"/>
         </w:numPr>
       </w:pPr>
       <w:r>
@@ -12834,7 +13013,7 @@
         <w:pStyle w:val="Orientaes"/>
         <w:numPr>
           <w:ilvl w:val="0"/>
-          <w:numId w:val="40"/>
+          <w:numId w:val="16"/>
         </w:numPr>
       </w:pPr>
       <w:r>
@@ -12854,7 +13033,7 @@
         <w:pStyle w:val="Orientaes"/>
         <w:numPr>
           <w:ilvl w:val="0"/>
-          <w:numId w:val="41"/>
+          <w:numId w:val="17"/>
         </w:numPr>
       </w:pPr>
       <w:r>
@@ -12866,7 +13045,7 @@
         <w:pStyle w:val="Orientaes"/>
         <w:numPr>
           <w:ilvl w:val="0"/>
-          <w:numId w:val="41"/>
+          <w:numId w:val="17"/>
         </w:numPr>
       </w:pPr>
       <w:r>
@@ -12886,7 +13065,7 @@
         <w:pStyle w:val="Orientaes"/>
         <w:numPr>
           <w:ilvl w:val="0"/>
-          <w:numId w:val="42"/>
+          <w:numId w:val="18"/>
         </w:numPr>
       </w:pPr>
       <w:r>
@@ -12899,7 +13078,7 @@
         <w:pStyle w:val="Orientaes"/>
         <w:numPr>
           <w:ilvl w:val="0"/>
-          <w:numId w:val="42"/>
+          <w:numId w:val="18"/>
         </w:numPr>
       </w:pPr>
       <w:r>
@@ -12919,7 +13098,7 @@
         <w:pStyle w:val="Orientaes"/>
         <w:numPr>
           <w:ilvl w:val="0"/>
-          <w:numId w:val="43"/>
+          <w:numId w:val="19"/>
         </w:numPr>
       </w:pPr>
       <w:r>
@@ -12931,7 +13110,7 @@
         <w:pStyle w:val="Orientaes"/>
         <w:numPr>
           <w:ilvl w:val="0"/>
-          <w:numId w:val="43"/>
+          <w:numId w:val="19"/>
         </w:numPr>
       </w:pPr>
       <w:r>
@@ -12951,7 +13130,7 @@
         <w:pStyle w:val="Orientaes"/>
         <w:numPr>
           <w:ilvl w:val="0"/>
-          <w:numId w:val="44"/>
+          <w:numId w:val="20"/>
         </w:numPr>
       </w:pPr>
       <w:r>
@@ -12963,7 +13142,7 @@
         <w:pStyle w:val="Orientaes"/>
         <w:numPr>
           <w:ilvl w:val="0"/>
-          <w:numId w:val="44"/>
+          <w:numId w:val="20"/>
         </w:numPr>
       </w:pPr>
       <w:r>
@@ -12983,7 +13162,7 @@
         <w:pStyle w:val="Orientaes"/>
         <w:numPr>
           <w:ilvl w:val="0"/>
-          <w:numId w:val="45"/>
+          <w:numId w:val="21"/>
         </w:numPr>
       </w:pPr>
       <w:r>
@@ -12995,7 +13174,7 @@
         <w:pStyle w:val="Orientaes"/>
         <w:numPr>
           <w:ilvl w:val="0"/>
-          <w:numId w:val="45"/>
+          <w:numId w:val="21"/>
         </w:numPr>
       </w:pPr>
       <w:r>
@@ -13049,7 +13228,7 @@
         <w:pStyle w:val="Orientaes"/>
         <w:numPr>
           <w:ilvl w:val="0"/>
-          <w:numId w:val="46"/>
+          <w:numId w:val="22"/>
         </w:numPr>
       </w:pPr>
       <w:r>
@@ -13061,7 +13240,7 @@
         <w:pStyle w:val="Orientaes"/>
         <w:numPr>
           <w:ilvl w:val="0"/>
-          <w:numId w:val="46"/>
+          <w:numId w:val="22"/>
         </w:numPr>
       </w:pPr>
       <w:r>
@@ -13073,7 +13252,7 @@
         <w:pStyle w:val="Orientaes"/>
         <w:numPr>
           <w:ilvl w:val="0"/>
-          <w:numId w:val="46"/>
+          <w:numId w:val="22"/>
         </w:numPr>
       </w:pPr>
       <w:r>
@@ -13085,7 +13264,7 @@
         <w:pStyle w:val="Orientaes"/>
         <w:numPr>
           <w:ilvl w:val="0"/>
-          <w:numId w:val="46"/>
+          <w:numId w:val="22"/>
         </w:numPr>
       </w:pPr>
       <w:r>
@@ -13097,7 +13276,7 @@
         <w:pStyle w:val="Orientaes"/>
         <w:numPr>
           <w:ilvl w:val="0"/>
-          <w:numId w:val="46"/>
+          <w:numId w:val="22"/>
         </w:numPr>
       </w:pPr>
       <w:r>
@@ -13150,7 +13329,7 @@
         <w:pStyle w:val="Orientaes"/>
         <w:numPr>
           <w:ilvl w:val="0"/>
-          <w:numId w:val="34"/>
+          <w:numId w:val="11"/>
         </w:numPr>
       </w:pPr>
       <w:r>
@@ -13162,7 +13341,7 @@
         <w:pStyle w:val="Orientaes"/>
         <w:numPr>
           <w:ilvl w:val="0"/>
-          <w:numId w:val="34"/>
+          <w:numId w:val="11"/>
         </w:numPr>
       </w:pPr>
       <w:r>
@@ -13174,7 +13353,7 @@
         <w:pStyle w:val="Orientaes"/>
         <w:numPr>
           <w:ilvl w:val="0"/>
-          <w:numId w:val="34"/>
+          <w:numId w:val="11"/>
         </w:numPr>
       </w:pPr>
       <w:r>
@@ -13186,7 +13365,7 @@
         <w:pStyle w:val="Orientaes"/>
         <w:numPr>
           <w:ilvl w:val="0"/>
-          <w:numId w:val="34"/>
+          <w:numId w:val="11"/>
         </w:numPr>
       </w:pPr>
       <w:r>
@@ -13199,7 +13378,7 @@
         <w:pStyle w:val="Orientaes"/>
         <w:numPr>
           <w:ilvl w:val="0"/>
-          <w:numId w:val="34"/>
+          <w:numId w:val="11"/>
         </w:numPr>
       </w:pPr>
       <w:r>
@@ -13799,381 +13978,6 @@
     </w:lvl>
   </w:abstractNum>
   <w:abstractNum w:abstractNumId="3" w15:restartNumberingAfterBreak="0">
-    <w:nsid w:val="0E481BC8"/>
-    <w:multiLevelType w:val="multilevel"/>
-    <w:tmpl w:val="E6D4EBC8"/>
-    <w:lvl w:ilvl="0">
-      <w:start w:val="1"/>
-      <w:numFmt w:val="bullet"/>
-      <w:lvlText w:val=""/>
-      <w:lvlJc w:val="left"/>
-      <w:pPr>
-        <w:tabs>
-          <w:tab w:val="num" w:pos="720"/>
-        </w:tabs>
-        <w:ind w:left="720" w:hanging="360"/>
-      </w:pPr>
-      <w:rPr>
-        <w:rFonts w:ascii="Symbol" w:hAnsi="Symbol" w:hint="default"/>
-        <w:sz w:val="20"/>
-      </w:rPr>
-    </w:lvl>
-    <w:lvl w:ilvl="1" w:tentative="1">
-      <w:start w:val="1"/>
-      <w:numFmt w:val="bullet"/>
-      <w:lvlText w:val="o"/>
-      <w:lvlJc w:val="left"/>
-      <w:pPr>
-        <w:tabs>
-          <w:tab w:val="num" w:pos="1440"/>
-        </w:tabs>
-        <w:ind w:left="1440" w:hanging="360"/>
-      </w:pPr>
-      <w:rPr>
-        <w:rFonts w:ascii="Courier New" w:hAnsi="Courier New" w:hint="default"/>
-        <w:sz w:val="20"/>
-      </w:rPr>
-    </w:lvl>
-    <w:lvl w:ilvl="2" w:tentative="1">
-      <w:start w:val="1"/>
-      <w:numFmt w:val="bullet"/>
-      <w:lvlText w:val=""/>
-      <w:lvlJc w:val="left"/>
-      <w:pPr>
-        <w:tabs>
-          <w:tab w:val="num" w:pos="2160"/>
-        </w:tabs>
-        <w:ind w:left="2160" w:hanging="360"/>
-      </w:pPr>
-      <w:rPr>
-        <w:rFonts w:ascii="Wingdings" w:hAnsi="Wingdings" w:hint="default"/>
-        <w:sz w:val="20"/>
-      </w:rPr>
-    </w:lvl>
-    <w:lvl w:ilvl="3" w:tentative="1">
-      <w:start w:val="1"/>
-      <w:numFmt w:val="bullet"/>
-      <w:lvlText w:val=""/>
-      <w:lvlJc w:val="left"/>
-      <w:pPr>
-        <w:tabs>
-          <w:tab w:val="num" w:pos="2880"/>
-        </w:tabs>
-        <w:ind w:left="2880" w:hanging="360"/>
-      </w:pPr>
-      <w:rPr>
-        <w:rFonts w:ascii="Wingdings" w:hAnsi="Wingdings" w:hint="default"/>
-        <w:sz w:val="20"/>
-      </w:rPr>
-    </w:lvl>
-    <w:lvl w:ilvl="4" w:tentative="1">
-      <w:start w:val="1"/>
-      <w:numFmt w:val="bullet"/>
-      <w:lvlText w:val=""/>
-      <w:lvlJc w:val="left"/>
-      <w:pPr>
-        <w:tabs>
-          <w:tab w:val="num" w:pos="3600"/>
-        </w:tabs>
-        <w:ind w:left="3600" w:hanging="360"/>
-      </w:pPr>
-      <w:rPr>
-        <w:rFonts w:ascii="Wingdings" w:hAnsi="Wingdings" w:hint="default"/>
-        <w:sz w:val="20"/>
-      </w:rPr>
-    </w:lvl>
-    <w:lvl w:ilvl="5" w:tentative="1">
-      <w:start w:val="1"/>
-      <w:numFmt w:val="bullet"/>
-      <w:lvlText w:val=""/>
-      <w:lvlJc w:val="left"/>
-      <w:pPr>
-        <w:tabs>
-          <w:tab w:val="num" w:pos="4320"/>
-        </w:tabs>
-        <w:ind w:left="4320" w:hanging="360"/>
-      </w:pPr>
-      <w:rPr>
-        <w:rFonts w:ascii="Wingdings" w:hAnsi="Wingdings" w:hint="default"/>
-        <w:sz w:val="20"/>
-      </w:rPr>
-    </w:lvl>
-    <w:lvl w:ilvl="6" w:tentative="1">
-      <w:start w:val="1"/>
-      <w:numFmt w:val="bullet"/>
-      <w:lvlText w:val=""/>
-      <w:lvlJc w:val="left"/>
-      <w:pPr>
-        <w:tabs>
-          <w:tab w:val="num" w:pos="5040"/>
-        </w:tabs>
-        <w:ind w:left="5040" w:hanging="360"/>
-      </w:pPr>
-      <w:rPr>
-        <w:rFonts w:ascii="Wingdings" w:hAnsi="Wingdings" w:hint="default"/>
-        <w:sz w:val="20"/>
-      </w:rPr>
-    </w:lvl>
-    <w:lvl w:ilvl="7" w:tentative="1">
-      <w:start w:val="1"/>
-      <w:numFmt w:val="bullet"/>
-      <w:lvlText w:val=""/>
-      <w:lvlJc w:val="left"/>
-      <w:pPr>
-        <w:tabs>
-          <w:tab w:val="num" w:pos="5760"/>
-        </w:tabs>
-        <w:ind w:left="5760" w:hanging="360"/>
-      </w:pPr>
-      <w:rPr>
-        <w:rFonts w:ascii="Wingdings" w:hAnsi="Wingdings" w:hint="default"/>
-        <w:sz w:val="20"/>
-      </w:rPr>
-    </w:lvl>
-    <w:lvl w:ilvl="8" w:tentative="1">
-      <w:start w:val="1"/>
-      <w:numFmt w:val="bullet"/>
-      <w:lvlText w:val=""/>
-      <w:lvlJc w:val="left"/>
-      <w:pPr>
-        <w:tabs>
-          <w:tab w:val="num" w:pos="6480"/>
-        </w:tabs>
-        <w:ind w:left="6480" w:hanging="360"/>
-      </w:pPr>
-      <w:rPr>
-        <w:rFonts w:ascii="Wingdings" w:hAnsi="Wingdings" w:hint="default"/>
-        <w:sz w:val="20"/>
-      </w:rPr>
-    </w:lvl>
-  </w:abstractNum>
-  <w:abstractNum w:abstractNumId="4" w15:restartNumberingAfterBreak="0">
-    <w:nsid w:val="0EA0423A"/>
-    <w:multiLevelType w:val="hybridMultilevel"/>
-    <w:tmpl w:val="BCFCBC02"/>
-    <w:lvl w:ilvl="0" w:tplc="04160001">
-      <w:start w:val="1"/>
-      <w:numFmt w:val="bullet"/>
-      <w:lvlText w:val=""/>
-      <w:lvlJc w:val="left"/>
-      <w:pPr>
-        <w:ind w:left="720" w:hanging="360"/>
-      </w:pPr>
-      <w:rPr>
-        <w:rFonts w:ascii="Symbol" w:hAnsi="Symbol" w:hint="default"/>
-      </w:rPr>
-    </w:lvl>
-    <w:lvl w:ilvl="1" w:tplc="04160003" w:tentative="1">
-      <w:start w:val="1"/>
-      <w:numFmt w:val="bullet"/>
-      <w:lvlText w:val="o"/>
-      <w:lvlJc w:val="left"/>
-      <w:pPr>
-        <w:ind w:left="1440" w:hanging="360"/>
-      </w:pPr>
-      <w:rPr>
-        <w:rFonts w:ascii="Courier New" w:hAnsi="Courier New" w:cs="Courier New" w:hint="default"/>
-      </w:rPr>
-    </w:lvl>
-    <w:lvl w:ilvl="2" w:tplc="04160005" w:tentative="1">
-      <w:start w:val="1"/>
-      <w:numFmt w:val="bullet"/>
-      <w:lvlText w:val=""/>
-      <w:lvlJc w:val="left"/>
-      <w:pPr>
-        <w:ind w:left="2160" w:hanging="360"/>
-      </w:pPr>
-      <w:rPr>
-        <w:rFonts w:ascii="Wingdings" w:hAnsi="Wingdings" w:hint="default"/>
-      </w:rPr>
-    </w:lvl>
-    <w:lvl w:ilvl="3" w:tplc="04160001" w:tentative="1">
-      <w:start w:val="1"/>
-      <w:numFmt w:val="bullet"/>
-      <w:lvlText w:val=""/>
-      <w:lvlJc w:val="left"/>
-      <w:pPr>
-        <w:ind w:left="2880" w:hanging="360"/>
-      </w:pPr>
-      <w:rPr>
-        <w:rFonts w:ascii="Symbol" w:hAnsi="Symbol" w:hint="default"/>
-      </w:rPr>
-    </w:lvl>
-    <w:lvl w:ilvl="4" w:tplc="04160003" w:tentative="1">
-      <w:start w:val="1"/>
-      <w:numFmt w:val="bullet"/>
-      <w:lvlText w:val="o"/>
-      <w:lvlJc w:val="left"/>
-      <w:pPr>
-        <w:ind w:left="3600" w:hanging="360"/>
-      </w:pPr>
-      <w:rPr>
-        <w:rFonts w:ascii="Courier New" w:hAnsi="Courier New" w:cs="Courier New" w:hint="default"/>
-      </w:rPr>
-    </w:lvl>
-    <w:lvl w:ilvl="5" w:tplc="04160005" w:tentative="1">
-      <w:start w:val="1"/>
-      <w:numFmt w:val="bullet"/>
-      <w:lvlText w:val=""/>
-      <w:lvlJc w:val="left"/>
-      <w:pPr>
-        <w:ind w:left="4320" w:hanging="360"/>
-      </w:pPr>
-      <w:rPr>
-        <w:rFonts w:ascii="Wingdings" w:hAnsi="Wingdings" w:hint="default"/>
-      </w:rPr>
-    </w:lvl>
-    <w:lvl w:ilvl="6" w:tplc="04160001" w:tentative="1">
-      <w:start w:val="1"/>
-      <w:numFmt w:val="bullet"/>
-      <w:lvlText w:val=""/>
-      <w:lvlJc w:val="left"/>
-      <w:pPr>
-        <w:ind w:left="5040" w:hanging="360"/>
-      </w:pPr>
-      <w:rPr>
-        <w:rFonts w:ascii="Symbol" w:hAnsi="Symbol" w:hint="default"/>
-      </w:rPr>
-    </w:lvl>
-    <w:lvl w:ilvl="7" w:tplc="04160003" w:tentative="1">
-      <w:start w:val="1"/>
-      <w:numFmt w:val="bullet"/>
-      <w:lvlText w:val="o"/>
-      <w:lvlJc w:val="left"/>
-      <w:pPr>
-        <w:ind w:left="5760" w:hanging="360"/>
-      </w:pPr>
-      <w:rPr>
-        <w:rFonts w:ascii="Courier New" w:hAnsi="Courier New" w:cs="Courier New" w:hint="default"/>
-      </w:rPr>
-    </w:lvl>
-    <w:lvl w:ilvl="8" w:tplc="04160005" w:tentative="1">
-      <w:start w:val="1"/>
-      <w:numFmt w:val="bullet"/>
-      <w:lvlText w:val=""/>
-      <w:lvlJc w:val="left"/>
-      <w:pPr>
-        <w:ind w:left="6480" w:hanging="360"/>
-      </w:pPr>
-      <w:rPr>
-        <w:rFonts w:ascii="Wingdings" w:hAnsi="Wingdings" w:hint="default"/>
-      </w:rPr>
-    </w:lvl>
-  </w:abstractNum>
-  <w:abstractNum w:abstractNumId="5" w15:restartNumberingAfterBreak="0">
-    <w:nsid w:val="139E5059"/>
-    <w:multiLevelType w:val="hybridMultilevel"/>
-    <w:tmpl w:val="5DE6D506"/>
-    <w:lvl w:ilvl="0" w:tplc="04160001">
-      <w:start w:val="1"/>
-      <w:numFmt w:val="bullet"/>
-      <w:lvlText w:val=""/>
-      <w:lvlJc w:val="left"/>
-      <w:pPr>
-        <w:ind w:left="720" w:hanging="360"/>
-      </w:pPr>
-      <w:rPr>
-        <w:rFonts w:ascii="Symbol" w:hAnsi="Symbol" w:hint="default"/>
-      </w:rPr>
-    </w:lvl>
-    <w:lvl w:ilvl="1" w:tplc="04160003" w:tentative="1">
-      <w:start w:val="1"/>
-      <w:numFmt w:val="bullet"/>
-      <w:lvlText w:val="o"/>
-      <w:lvlJc w:val="left"/>
-      <w:pPr>
-        <w:ind w:left="1440" w:hanging="360"/>
-      </w:pPr>
-      <w:rPr>
-        <w:rFonts w:ascii="Courier New" w:hAnsi="Courier New" w:cs="Courier New" w:hint="default"/>
-      </w:rPr>
-    </w:lvl>
-    <w:lvl w:ilvl="2" w:tplc="04160005" w:tentative="1">
-      <w:start w:val="1"/>
-      <w:numFmt w:val="bullet"/>
-      <w:lvlText w:val=""/>
-      <w:lvlJc w:val="left"/>
-      <w:pPr>
-        <w:ind w:left="2160" w:hanging="360"/>
-      </w:pPr>
-      <w:rPr>
-        <w:rFonts w:ascii="Wingdings" w:hAnsi="Wingdings" w:hint="default"/>
-      </w:rPr>
-    </w:lvl>
-    <w:lvl w:ilvl="3" w:tplc="04160001" w:tentative="1">
-      <w:start w:val="1"/>
-      <w:numFmt w:val="bullet"/>
-      <w:lvlText w:val=""/>
-      <w:lvlJc w:val="left"/>
-      <w:pPr>
-        <w:ind w:left="2880" w:hanging="360"/>
-      </w:pPr>
-      <w:rPr>
-        <w:rFonts w:ascii="Symbol" w:hAnsi="Symbol" w:hint="default"/>
-      </w:rPr>
-    </w:lvl>
-    <w:lvl w:ilvl="4" w:tplc="04160003" w:tentative="1">
-      <w:start w:val="1"/>
-      <w:numFmt w:val="bullet"/>
-      <w:lvlText w:val="o"/>
-      <w:lvlJc w:val="left"/>
-      <w:pPr>
-        <w:ind w:left="3600" w:hanging="360"/>
-      </w:pPr>
-      <w:rPr>
-        <w:rFonts w:ascii="Courier New" w:hAnsi="Courier New" w:cs="Courier New" w:hint="default"/>
-      </w:rPr>
-    </w:lvl>
-    <w:lvl w:ilvl="5" w:tplc="04160005" w:tentative="1">
-      <w:start w:val="1"/>
-      <w:numFmt w:val="bullet"/>
-      <w:lvlText w:val=""/>
-      <w:lvlJc w:val="left"/>
-      <w:pPr>
-        <w:ind w:left="4320" w:hanging="360"/>
-      </w:pPr>
-      <w:rPr>
-        <w:rFonts w:ascii="Wingdings" w:hAnsi="Wingdings" w:hint="default"/>
-      </w:rPr>
-    </w:lvl>
-    <w:lvl w:ilvl="6" w:tplc="04160001" w:tentative="1">
-      <w:start w:val="1"/>
-      <w:numFmt w:val="bullet"/>
-      <w:lvlText w:val=""/>
-      <w:lvlJc w:val="left"/>
-      <w:pPr>
-        <w:ind w:left="5040" w:hanging="360"/>
-      </w:pPr>
-      <w:rPr>
-        <w:rFonts w:ascii="Symbol" w:hAnsi="Symbol" w:hint="default"/>
-      </w:rPr>
-    </w:lvl>
-    <w:lvl w:ilvl="7" w:tplc="04160003" w:tentative="1">
-      <w:start w:val="1"/>
-      <w:numFmt w:val="bullet"/>
-      <w:lvlText w:val="o"/>
-      <w:lvlJc w:val="left"/>
-      <w:pPr>
-        <w:ind w:left="5760" w:hanging="360"/>
-      </w:pPr>
-      <w:rPr>
-        <w:rFonts w:ascii="Courier New" w:hAnsi="Courier New" w:cs="Courier New" w:hint="default"/>
-      </w:rPr>
-    </w:lvl>
-    <w:lvl w:ilvl="8" w:tplc="04160005" w:tentative="1">
-      <w:start w:val="1"/>
-      <w:numFmt w:val="bullet"/>
-      <w:lvlText w:val=""/>
-      <w:lvlJc w:val="left"/>
-      <w:pPr>
-        <w:ind w:left="6480" w:hanging="360"/>
-      </w:pPr>
-      <w:rPr>
-        <w:rFonts w:ascii="Wingdings" w:hAnsi="Wingdings" w:hint="default"/>
-      </w:rPr>
-    </w:lvl>
-  </w:abstractNum>
-  <w:abstractNum w:abstractNumId="6" w15:restartNumberingAfterBreak="0">
     <w:nsid w:val="174F7237"/>
     <w:multiLevelType w:val="hybridMultilevel"/>
     <w:tmpl w:val="F7BEF304"/>
@@ -14286,7 +14090,7 @@
       </w:rPr>
     </w:lvl>
   </w:abstractNum>
-  <w:abstractNum w:abstractNumId="7" w15:restartNumberingAfterBreak="0">
+  <w:abstractNum w:abstractNumId="4" w15:restartNumberingAfterBreak="0">
     <w:nsid w:val="1991151A"/>
     <w:multiLevelType w:val="hybridMultilevel"/>
     <w:tmpl w:val="72A47C14"/>
@@ -14399,7 +14203,7 @@
       </w:rPr>
     </w:lvl>
   </w:abstractNum>
-  <w:abstractNum w:abstractNumId="8" w15:restartNumberingAfterBreak="0">
+  <w:abstractNum w:abstractNumId="5" w15:restartNumberingAfterBreak="0">
     <w:nsid w:val="1C7B5925"/>
     <w:multiLevelType w:val="hybridMultilevel"/>
     <w:tmpl w:val="48265424"/>
@@ -14512,93 +14316,7 @@
       </w:rPr>
     </w:lvl>
   </w:abstractNum>
-  <w:abstractNum w:abstractNumId="9" w15:restartNumberingAfterBreak="0">
-    <w:nsid w:val="1FC04E2F"/>
-    <w:multiLevelType w:val="multilevel"/>
-    <w:tmpl w:val="0416001F"/>
-    <w:lvl w:ilvl="0">
-      <w:start w:val="1"/>
-      <w:numFmt w:val="decimal"/>
-      <w:lvlText w:val="%1."/>
-      <w:lvlJc w:val="left"/>
-      <w:pPr>
-        <w:ind w:left="360" w:hanging="360"/>
-      </w:pPr>
-    </w:lvl>
-    <w:lvl w:ilvl="1">
-      <w:start w:val="1"/>
-      <w:numFmt w:val="decimal"/>
-      <w:lvlText w:val="%1.%2."/>
-      <w:lvlJc w:val="left"/>
-      <w:pPr>
-        <w:ind w:left="792" w:hanging="432"/>
-      </w:pPr>
-    </w:lvl>
-    <w:lvl w:ilvl="2">
-      <w:start w:val="1"/>
-      <w:numFmt w:val="decimal"/>
-      <w:lvlText w:val="%1.%2.%3."/>
-      <w:lvlJc w:val="left"/>
-      <w:pPr>
-        <w:ind w:left="1224" w:hanging="504"/>
-      </w:pPr>
-    </w:lvl>
-    <w:lvl w:ilvl="3">
-      <w:start w:val="1"/>
-      <w:numFmt w:val="decimal"/>
-      <w:lvlText w:val="%1.%2.%3.%4."/>
-      <w:lvlJc w:val="left"/>
-      <w:pPr>
-        <w:ind w:left="1728" w:hanging="648"/>
-      </w:pPr>
-    </w:lvl>
-    <w:lvl w:ilvl="4">
-      <w:start w:val="1"/>
-      <w:numFmt w:val="decimal"/>
-      <w:lvlText w:val="%1.%2.%3.%4.%5."/>
-      <w:lvlJc w:val="left"/>
-      <w:pPr>
-        <w:ind w:left="2232" w:hanging="792"/>
-      </w:pPr>
-    </w:lvl>
-    <w:lvl w:ilvl="5">
-      <w:start w:val="1"/>
-      <w:numFmt w:val="decimal"/>
-      <w:lvlText w:val="%1.%2.%3.%4.%5.%6."/>
-      <w:lvlJc w:val="left"/>
-      <w:pPr>
-        <w:ind w:left="2736" w:hanging="936"/>
-      </w:pPr>
-    </w:lvl>
-    <w:lvl w:ilvl="6">
-      <w:start w:val="1"/>
-      <w:numFmt w:val="decimal"/>
-      <w:lvlText w:val="%1.%2.%3.%4.%5.%6.%7."/>
-      <w:lvlJc w:val="left"/>
-      <w:pPr>
-        <w:ind w:left="3240" w:hanging="1080"/>
-      </w:pPr>
-    </w:lvl>
-    <w:lvl w:ilvl="7">
-      <w:start w:val="1"/>
-      <w:numFmt w:val="decimal"/>
-      <w:lvlText w:val="%1.%2.%3.%4.%5.%6.%7.%8."/>
-      <w:lvlJc w:val="left"/>
-      <w:pPr>
-        <w:ind w:left="3744" w:hanging="1224"/>
-      </w:pPr>
-    </w:lvl>
-    <w:lvl w:ilvl="8">
-      <w:start w:val="1"/>
-      <w:numFmt w:val="decimal"/>
-      <w:lvlText w:val="%1.%2.%3.%4.%5.%6.%7.%8.%9."/>
-      <w:lvlJc w:val="left"/>
-      <w:pPr>
-        <w:ind w:left="4320" w:hanging="1440"/>
-      </w:pPr>
-    </w:lvl>
-  </w:abstractNum>
-  <w:abstractNum w:abstractNumId="10" w15:restartNumberingAfterBreak="0">
+  <w:abstractNum w:abstractNumId="6" w15:restartNumberingAfterBreak="0">
     <w:nsid w:val="21851C01"/>
     <w:multiLevelType w:val="multilevel"/>
     <w:tmpl w:val="65921B64"/>
@@ -14713,93 +14431,7 @@
       </w:rPr>
     </w:lvl>
   </w:abstractNum>
-  <w:abstractNum w:abstractNumId="11" w15:restartNumberingAfterBreak="0">
-    <w:nsid w:val="23AD5E23"/>
-    <w:multiLevelType w:val="multilevel"/>
-    <w:tmpl w:val="0416001F"/>
-    <w:lvl w:ilvl="0">
-      <w:start w:val="1"/>
-      <w:numFmt w:val="decimal"/>
-      <w:lvlText w:val="%1."/>
-      <w:lvlJc w:val="left"/>
-      <w:pPr>
-        <w:ind w:left="360" w:hanging="360"/>
-      </w:pPr>
-    </w:lvl>
-    <w:lvl w:ilvl="1">
-      <w:start w:val="1"/>
-      <w:numFmt w:val="decimal"/>
-      <w:lvlText w:val="%1.%2."/>
-      <w:lvlJc w:val="left"/>
-      <w:pPr>
-        <w:ind w:left="792" w:hanging="432"/>
-      </w:pPr>
-    </w:lvl>
-    <w:lvl w:ilvl="2">
-      <w:start w:val="1"/>
-      <w:numFmt w:val="decimal"/>
-      <w:lvlText w:val="%1.%2.%3."/>
-      <w:lvlJc w:val="left"/>
-      <w:pPr>
-        <w:ind w:left="1224" w:hanging="504"/>
-      </w:pPr>
-    </w:lvl>
-    <w:lvl w:ilvl="3">
-      <w:start w:val="1"/>
-      <w:numFmt w:val="decimal"/>
-      <w:lvlText w:val="%1.%2.%3.%4."/>
-      <w:lvlJc w:val="left"/>
-      <w:pPr>
-        <w:ind w:left="1728" w:hanging="648"/>
-      </w:pPr>
-    </w:lvl>
-    <w:lvl w:ilvl="4">
-      <w:start w:val="1"/>
-      <w:numFmt w:val="decimal"/>
-      <w:lvlText w:val="%1.%2.%3.%4.%5."/>
-      <w:lvlJc w:val="left"/>
-      <w:pPr>
-        <w:ind w:left="2232" w:hanging="792"/>
-      </w:pPr>
-    </w:lvl>
-    <w:lvl w:ilvl="5">
-      <w:start w:val="1"/>
-      <w:numFmt w:val="decimal"/>
-      <w:lvlText w:val="%1.%2.%3.%4.%5.%6."/>
-      <w:lvlJc w:val="left"/>
-      <w:pPr>
-        <w:ind w:left="2736" w:hanging="936"/>
-      </w:pPr>
-    </w:lvl>
-    <w:lvl w:ilvl="6">
-      <w:start w:val="1"/>
-      <w:numFmt w:val="decimal"/>
-      <w:lvlText w:val="%1.%2.%3.%4.%5.%6.%7."/>
-      <w:lvlJc w:val="left"/>
-      <w:pPr>
-        <w:ind w:left="3240" w:hanging="1080"/>
-      </w:pPr>
-    </w:lvl>
-    <w:lvl w:ilvl="7">
-      <w:start w:val="1"/>
-      <w:numFmt w:val="decimal"/>
-      <w:lvlText w:val="%1.%2.%3.%4.%5.%6.%7.%8."/>
-      <w:lvlJc w:val="left"/>
-      <w:pPr>
-        <w:ind w:left="3744" w:hanging="1224"/>
-      </w:pPr>
-    </w:lvl>
-    <w:lvl w:ilvl="8">
-      <w:start w:val="1"/>
-      <w:numFmt w:val="decimal"/>
-      <w:lvlText w:val="%1.%2.%3.%4.%5.%6.%7.%8.%9."/>
-      <w:lvlJc w:val="left"/>
-      <w:pPr>
-        <w:ind w:left="4320" w:hanging="1440"/>
-      </w:pPr>
-    </w:lvl>
-  </w:abstractNum>
-  <w:abstractNum w:abstractNumId="12" w15:restartNumberingAfterBreak="0">
+  <w:abstractNum w:abstractNumId="7" w15:restartNumberingAfterBreak="0">
     <w:nsid w:val="23EA0B8C"/>
     <w:multiLevelType w:val="multilevel"/>
     <w:tmpl w:val="54AA6A24"/>
@@ -14912,7 +14544,7 @@
       </w:rPr>
     </w:lvl>
   </w:abstractNum>
-  <w:abstractNum w:abstractNumId="13" w15:restartNumberingAfterBreak="0">
+  <w:abstractNum w:abstractNumId="8" w15:restartNumberingAfterBreak="0">
     <w:nsid w:val="25992000"/>
     <w:multiLevelType w:val="hybridMultilevel"/>
     <w:tmpl w:val="D436A98A"/>
@@ -15025,120 +14657,7 @@
       </w:rPr>
     </w:lvl>
   </w:abstractNum>
-  <w:abstractNum w:abstractNumId="14" w15:restartNumberingAfterBreak="0">
-    <w:nsid w:val="28463B32"/>
-    <w:multiLevelType w:val="hybridMultilevel"/>
-    <w:tmpl w:val="42308AB2"/>
-    <w:lvl w:ilvl="0" w:tplc="04160001">
-      <w:start w:val="1"/>
-      <w:numFmt w:val="bullet"/>
-      <w:lvlText w:val=""/>
-      <w:lvlJc w:val="left"/>
-      <w:pPr>
-        <w:ind w:left="720" w:hanging="360"/>
-      </w:pPr>
-      <w:rPr>
-        <w:rFonts w:ascii="Symbol" w:hAnsi="Symbol" w:hint="default"/>
-      </w:rPr>
-    </w:lvl>
-    <w:lvl w:ilvl="1" w:tplc="04160003">
-      <w:start w:val="1"/>
-      <w:numFmt w:val="bullet"/>
-      <w:lvlText w:val="o"/>
-      <w:lvlJc w:val="left"/>
-      <w:pPr>
-        <w:ind w:left="1440" w:hanging="360"/>
-      </w:pPr>
-      <w:rPr>
-        <w:rFonts w:ascii="Courier New" w:hAnsi="Courier New" w:cs="Courier New" w:hint="default"/>
-      </w:rPr>
-    </w:lvl>
-    <w:lvl w:ilvl="2" w:tplc="04160005" w:tentative="1">
-      <w:start w:val="1"/>
-      <w:numFmt w:val="bullet"/>
-      <w:lvlText w:val=""/>
-      <w:lvlJc w:val="left"/>
-      <w:pPr>
-        <w:ind w:left="2160" w:hanging="360"/>
-      </w:pPr>
-      <w:rPr>
-        <w:rFonts w:ascii="Wingdings" w:hAnsi="Wingdings" w:hint="default"/>
-      </w:rPr>
-    </w:lvl>
-    <w:lvl w:ilvl="3" w:tplc="04160001" w:tentative="1">
-      <w:start w:val="1"/>
-      <w:numFmt w:val="bullet"/>
-      <w:lvlText w:val=""/>
-      <w:lvlJc w:val="left"/>
-      <w:pPr>
-        <w:ind w:left="2880" w:hanging="360"/>
-      </w:pPr>
-      <w:rPr>
-        <w:rFonts w:ascii="Symbol" w:hAnsi="Symbol" w:hint="default"/>
-      </w:rPr>
-    </w:lvl>
-    <w:lvl w:ilvl="4" w:tplc="04160003" w:tentative="1">
-      <w:start w:val="1"/>
-      <w:numFmt w:val="bullet"/>
-      <w:lvlText w:val="o"/>
-      <w:lvlJc w:val="left"/>
-      <w:pPr>
-        <w:ind w:left="3600" w:hanging="360"/>
-      </w:pPr>
-      <w:rPr>
-        <w:rFonts w:ascii="Courier New" w:hAnsi="Courier New" w:cs="Courier New" w:hint="default"/>
-      </w:rPr>
-    </w:lvl>
-    <w:lvl w:ilvl="5" w:tplc="04160005" w:tentative="1">
-      <w:start w:val="1"/>
-      <w:numFmt w:val="bullet"/>
-      <w:lvlText w:val=""/>
-      <w:lvlJc w:val="left"/>
-      <w:pPr>
-        <w:ind w:left="4320" w:hanging="360"/>
-      </w:pPr>
-      <w:rPr>
-        <w:rFonts w:ascii="Wingdings" w:hAnsi="Wingdings" w:hint="default"/>
-      </w:rPr>
-    </w:lvl>
-    <w:lvl w:ilvl="6" w:tplc="04160001" w:tentative="1">
-      <w:start w:val="1"/>
-      <w:numFmt w:val="bullet"/>
-      <w:lvlText w:val=""/>
-      <w:lvlJc w:val="left"/>
-      <w:pPr>
-        <w:ind w:left="5040" w:hanging="360"/>
-      </w:pPr>
-      <w:rPr>
-        <w:rFonts w:ascii="Symbol" w:hAnsi="Symbol" w:hint="default"/>
-      </w:rPr>
-    </w:lvl>
-    <w:lvl w:ilvl="7" w:tplc="04160003" w:tentative="1">
-      <w:start w:val="1"/>
-      <w:numFmt w:val="bullet"/>
-      <w:lvlText w:val="o"/>
-      <w:lvlJc w:val="left"/>
-      <w:pPr>
-        <w:ind w:left="5760" w:hanging="360"/>
-      </w:pPr>
-      <w:rPr>
-        <w:rFonts w:ascii="Courier New" w:hAnsi="Courier New" w:cs="Courier New" w:hint="default"/>
-      </w:rPr>
-    </w:lvl>
-    <w:lvl w:ilvl="8" w:tplc="04160005" w:tentative="1">
-      <w:start w:val="1"/>
-      <w:numFmt w:val="bullet"/>
-      <w:lvlText w:val=""/>
-      <w:lvlJc w:val="left"/>
-      <w:pPr>
-        <w:ind w:left="6480" w:hanging="360"/>
-      </w:pPr>
-      <w:rPr>
-        <w:rFonts w:ascii="Wingdings" w:hAnsi="Wingdings" w:hint="default"/>
-      </w:rPr>
-    </w:lvl>
-  </w:abstractNum>
-  <w:abstractNum w:abstractNumId="15" w15:restartNumberingAfterBreak="0">
+  <w:abstractNum w:abstractNumId="9" w15:restartNumberingAfterBreak="0">
     <w:nsid w:val="29171C3C"/>
     <w:multiLevelType w:val="multilevel"/>
     <w:tmpl w:val="B4220E8A"/>
@@ -15251,96 +14770,123 @@
       </w:rPr>
     </w:lvl>
   </w:abstractNum>
-  <w:abstractNum w:abstractNumId="16" w15:restartNumberingAfterBreak="0">
-    <w:nsid w:val="2A18132B"/>
+  <w:abstractNum w:abstractNumId="10" w15:restartNumberingAfterBreak="0">
+    <w:nsid w:val="31DA4334"/>
+    <w:multiLevelType w:val="hybridMultilevel"/>
+    <w:tmpl w:val="DBFAAC80"/>
+    <w:lvl w:ilvl="0" w:tplc="04160001">
+      <w:start w:val="1"/>
+      <w:numFmt w:val="bullet"/>
+      <w:lvlText w:val=""/>
+      <w:lvlJc w:val="left"/>
+      <w:pPr>
+        <w:ind w:left="578" w:hanging="360"/>
+      </w:pPr>
+      <w:rPr>
+        <w:rFonts w:ascii="Symbol" w:hAnsi="Symbol" w:hint="default"/>
+      </w:rPr>
+    </w:lvl>
+    <w:lvl w:ilvl="1" w:tplc="180E55AE">
+      <w:start w:val="6"/>
+      <w:numFmt w:val="bullet"/>
+      <w:lvlText w:val="•"/>
+      <w:lvlJc w:val="left"/>
+      <w:pPr>
+        <w:ind w:left="1643" w:hanging="705"/>
+      </w:pPr>
+      <w:rPr>
+        <w:rFonts w:ascii="Arial" w:eastAsiaTheme="majorEastAsia" w:hAnsi="Arial" w:cs="Arial" w:hint="default"/>
+      </w:rPr>
+    </w:lvl>
+    <w:lvl w:ilvl="2" w:tplc="04160005" w:tentative="1">
+      <w:start w:val="1"/>
+      <w:numFmt w:val="bullet"/>
+      <w:lvlText w:val=""/>
+      <w:lvlJc w:val="left"/>
+      <w:pPr>
+        <w:ind w:left="2018" w:hanging="360"/>
+      </w:pPr>
+      <w:rPr>
+        <w:rFonts w:ascii="Wingdings" w:hAnsi="Wingdings" w:hint="default"/>
+      </w:rPr>
+    </w:lvl>
+    <w:lvl w:ilvl="3" w:tplc="04160001" w:tentative="1">
+      <w:start w:val="1"/>
+      <w:numFmt w:val="bullet"/>
+      <w:lvlText w:val=""/>
+      <w:lvlJc w:val="left"/>
+      <w:pPr>
+        <w:ind w:left="2738" w:hanging="360"/>
+      </w:pPr>
+      <w:rPr>
+        <w:rFonts w:ascii="Symbol" w:hAnsi="Symbol" w:hint="default"/>
+      </w:rPr>
+    </w:lvl>
+    <w:lvl w:ilvl="4" w:tplc="04160003" w:tentative="1">
+      <w:start w:val="1"/>
+      <w:numFmt w:val="bullet"/>
+      <w:lvlText w:val="o"/>
+      <w:lvlJc w:val="left"/>
+      <w:pPr>
+        <w:ind w:left="3458" w:hanging="360"/>
+      </w:pPr>
+      <w:rPr>
+        <w:rFonts w:ascii="Courier New" w:hAnsi="Courier New" w:cs="Courier New" w:hint="default"/>
+      </w:rPr>
+    </w:lvl>
+    <w:lvl w:ilvl="5" w:tplc="04160005" w:tentative="1">
+      <w:start w:val="1"/>
+      <w:numFmt w:val="bullet"/>
+      <w:lvlText w:val=""/>
+      <w:lvlJc w:val="left"/>
+      <w:pPr>
+        <w:ind w:left="4178" w:hanging="360"/>
+      </w:pPr>
+      <w:rPr>
+        <w:rFonts w:ascii="Wingdings" w:hAnsi="Wingdings" w:hint="default"/>
+      </w:rPr>
+    </w:lvl>
+    <w:lvl w:ilvl="6" w:tplc="04160001" w:tentative="1">
+      <w:start w:val="1"/>
+      <w:numFmt w:val="bullet"/>
+      <w:lvlText w:val=""/>
+      <w:lvlJc w:val="left"/>
+      <w:pPr>
+        <w:ind w:left="4898" w:hanging="360"/>
+      </w:pPr>
+      <w:rPr>
+        <w:rFonts w:ascii="Symbol" w:hAnsi="Symbol" w:hint="default"/>
+      </w:rPr>
+    </w:lvl>
+    <w:lvl w:ilvl="7" w:tplc="04160003" w:tentative="1">
+      <w:start w:val="1"/>
+      <w:numFmt w:val="bullet"/>
+      <w:lvlText w:val="o"/>
+      <w:lvlJc w:val="left"/>
+      <w:pPr>
+        <w:ind w:left="5618" w:hanging="360"/>
+      </w:pPr>
+      <w:rPr>
+        <w:rFonts w:ascii="Courier New" w:hAnsi="Courier New" w:cs="Courier New" w:hint="default"/>
+      </w:rPr>
+    </w:lvl>
+    <w:lvl w:ilvl="8" w:tplc="04160005" w:tentative="1">
+      <w:start w:val="1"/>
+      <w:numFmt w:val="bullet"/>
+      <w:lvlText w:val=""/>
+      <w:lvlJc w:val="left"/>
+      <w:pPr>
+        <w:ind w:left="6338" w:hanging="360"/>
+      </w:pPr>
+      <w:rPr>
+        <w:rFonts w:ascii="Wingdings" w:hAnsi="Wingdings" w:hint="default"/>
+      </w:rPr>
+    </w:lvl>
+  </w:abstractNum>
+  <w:abstractNum w:abstractNumId="11" w15:restartNumberingAfterBreak="0">
+    <w:nsid w:val="392C15CE"/>
     <w:multiLevelType w:val="multilevel"/>
-    <w:tmpl w:val="666C9886"/>
-    <w:lvl w:ilvl="0">
-      <w:start w:val="1"/>
-      <w:numFmt w:val="decimal"/>
-      <w:lvlText w:val="%1."/>
-      <w:lvlJc w:val="left"/>
-      <w:pPr>
-        <w:ind w:left="360" w:hanging="360"/>
-      </w:pPr>
-    </w:lvl>
-    <w:lvl w:ilvl="1">
-      <w:start w:val="1"/>
-      <w:numFmt w:val="decimal"/>
-      <w:lvlText w:val="%1.%2."/>
-      <w:lvlJc w:val="left"/>
-      <w:pPr>
-        <w:ind w:left="792" w:hanging="432"/>
-      </w:pPr>
-    </w:lvl>
-    <w:lvl w:ilvl="2">
-      <w:start w:val="1"/>
-      <w:numFmt w:val="decimal"/>
-      <w:lvlText w:val="%3."/>
-      <w:lvlJc w:val="left"/>
-      <w:pPr>
-        <w:ind w:left="1080" w:hanging="360"/>
-      </w:pPr>
-    </w:lvl>
-    <w:lvl w:ilvl="3">
-      <w:start w:val="1"/>
-      <w:numFmt w:val="decimal"/>
-      <w:lvlText w:val="%1.%2.%3.%4."/>
-      <w:lvlJc w:val="left"/>
-      <w:pPr>
-        <w:ind w:left="1728" w:hanging="648"/>
-      </w:pPr>
-    </w:lvl>
-    <w:lvl w:ilvl="4">
-      <w:start w:val="1"/>
-      <w:numFmt w:val="decimal"/>
-      <w:lvlText w:val="%1.%2.%3.%4.%5."/>
-      <w:lvlJc w:val="left"/>
-      <w:pPr>
-        <w:ind w:left="2232" w:hanging="792"/>
-      </w:pPr>
-    </w:lvl>
-    <w:lvl w:ilvl="5">
-      <w:start w:val="1"/>
-      <w:numFmt w:val="decimal"/>
-      <w:lvlText w:val="%1.%2.%3.%4.%5.%6."/>
-      <w:lvlJc w:val="left"/>
-      <w:pPr>
-        <w:ind w:left="2736" w:hanging="936"/>
-      </w:pPr>
-    </w:lvl>
-    <w:lvl w:ilvl="6">
-      <w:start w:val="1"/>
-      <w:numFmt w:val="decimal"/>
-      <w:lvlText w:val="%1.%2.%3.%4.%5.%6.%7."/>
-      <w:lvlJc w:val="left"/>
-      <w:pPr>
-        <w:ind w:left="3240" w:hanging="1080"/>
-      </w:pPr>
-    </w:lvl>
-    <w:lvl w:ilvl="7">
-      <w:start w:val="1"/>
-      <w:numFmt w:val="decimal"/>
-      <w:lvlText w:val="%1.%2.%3.%4.%5.%6.%7.%8."/>
-      <w:lvlJc w:val="left"/>
-      <w:pPr>
-        <w:ind w:left="3744" w:hanging="1224"/>
-      </w:pPr>
-    </w:lvl>
-    <w:lvl w:ilvl="8">
-      <w:start w:val="1"/>
-      <w:numFmt w:val="decimal"/>
-      <w:lvlText w:val="%1.%2.%3.%4.%5.%6.%7.%8.%9."/>
-      <w:lvlJc w:val="left"/>
-      <w:pPr>
-        <w:ind w:left="4320" w:hanging="1440"/>
-      </w:pPr>
-    </w:lvl>
-  </w:abstractNum>
-  <w:abstractNum w:abstractNumId="17" w15:restartNumberingAfterBreak="0">
-    <w:nsid w:val="2C3F3223"/>
-    <w:multiLevelType w:val="multilevel"/>
-    <w:tmpl w:val="410A9724"/>
+    <w:tmpl w:val="49E089BA"/>
     <w:lvl w:ilvl="0">
       <w:start w:val="1"/>
       <w:numFmt w:val="bullet"/>
@@ -15486,567 +15032,7 @@
       </w:rPr>
     </w:lvl>
   </w:abstractNum>
-  <w:abstractNum w:abstractNumId="18" w15:restartNumberingAfterBreak="0">
-    <w:nsid w:val="2E62117D"/>
-    <w:multiLevelType w:val="multilevel"/>
-    <w:tmpl w:val="3D2C5542"/>
-    <w:lvl w:ilvl="0">
-      <w:start w:val="1"/>
-      <w:numFmt w:val="bullet"/>
-      <w:lvlText w:val=""/>
-      <w:lvlJc w:val="left"/>
-      <w:pPr>
-        <w:tabs>
-          <w:tab w:val="num" w:pos="720"/>
-        </w:tabs>
-        <w:ind w:left="720" w:hanging="360"/>
-      </w:pPr>
-      <w:rPr>
-        <w:rFonts w:ascii="Symbol" w:hAnsi="Symbol" w:hint="default"/>
-        <w:sz w:val="20"/>
-      </w:rPr>
-    </w:lvl>
-    <w:lvl w:ilvl="1" w:tentative="1">
-      <w:start w:val="1"/>
-      <w:numFmt w:val="bullet"/>
-      <w:lvlText w:val="o"/>
-      <w:lvlJc w:val="left"/>
-      <w:pPr>
-        <w:tabs>
-          <w:tab w:val="num" w:pos="1440"/>
-        </w:tabs>
-        <w:ind w:left="1440" w:hanging="360"/>
-      </w:pPr>
-      <w:rPr>
-        <w:rFonts w:ascii="Courier New" w:hAnsi="Courier New" w:hint="default"/>
-        <w:sz w:val="20"/>
-      </w:rPr>
-    </w:lvl>
-    <w:lvl w:ilvl="2" w:tentative="1">
-      <w:start w:val="1"/>
-      <w:numFmt w:val="bullet"/>
-      <w:lvlText w:val=""/>
-      <w:lvlJc w:val="left"/>
-      <w:pPr>
-        <w:tabs>
-          <w:tab w:val="num" w:pos="2160"/>
-        </w:tabs>
-        <w:ind w:left="2160" w:hanging="360"/>
-      </w:pPr>
-      <w:rPr>
-        <w:rFonts w:ascii="Wingdings" w:hAnsi="Wingdings" w:hint="default"/>
-        <w:sz w:val="20"/>
-      </w:rPr>
-    </w:lvl>
-    <w:lvl w:ilvl="3" w:tentative="1">
-      <w:start w:val="1"/>
-      <w:numFmt w:val="bullet"/>
-      <w:lvlText w:val=""/>
-      <w:lvlJc w:val="left"/>
-      <w:pPr>
-        <w:tabs>
-          <w:tab w:val="num" w:pos="2880"/>
-        </w:tabs>
-        <w:ind w:left="2880" w:hanging="360"/>
-      </w:pPr>
-      <w:rPr>
-        <w:rFonts w:ascii="Wingdings" w:hAnsi="Wingdings" w:hint="default"/>
-        <w:sz w:val="20"/>
-      </w:rPr>
-    </w:lvl>
-    <w:lvl w:ilvl="4" w:tentative="1">
-      <w:start w:val="1"/>
-      <w:numFmt w:val="bullet"/>
-      <w:lvlText w:val=""/>
-      <w:lvlJc w:val="left"/>
-      <w:pPr>
-        <w:tabs>
-          <w:tab w:val="num" w:pos="3600"/>
-        </w:tabs>
-        <w:ind w:left="3600" w:hanging="360"/>
-      </w:pPr>
-      <w:rPr>
-        <w:rFonts w:ascii="Wingdings" w:hAnsi="Wingdings" w:hint="default"/>
-        <w:sz w:val="20"/>
-      </w:rPr>
-    </w:lvl>
-    <w:lvl w:ilvl="5" w:tentative="1">
-      <w:start w:val="1"/>
-      <w:numFmt w:val="bullet"/>
-      <w:lvlText w:val=""/>
-      <w:lvlJc w:val="left"/>
-      <w:pPr>
-        <w:tabs>
-          <w:tab w:val="num" w:pos="4320"/>
-        </w:tabs>
-        <w:ind w:left="4320" w:hanging="360"/>
-      </w:pPr>
-      <w:rPr>
-        <w:rFonts w:ascii="Wingdings" w:hAnsi="Wingdings" w:hint="default"/>
-        <w:sz w:val="20"/>
-      </w:rPr>
-    </w:lvl>
-    <w:lvl w:ilvl="6" w:tentative="1">
-      <w:start w:val="1"/>
-      <w:numFmt w:val="bullet"/>
-      <w:lvlText w:val=""/>
-      <w:lvlJc w:val="left"/>
-      <w:pPr>
-        <w:tabs>
-          <w:tab w:val="num" w:pos="5040"/>
-        </w:tabs>
-        <w:ind w:left="5040" w:hanging="360"/>
-      </w:pPr>
-      <w:rPr>
-        <w:rFonts w:ascii="Wingdings" w:hAnsi="Wingdings" w:hint="default"/>
-        <w:sz w:val="20"/>
-      </w:rPr>
-    </w:lvl>
-    <w:lvl w:ilvl="7" w:tentative="1">
-      <w:start w:val="1"/>
-      <w:numFmt w:val="bullet"/>
-      <w:lvlText w:val=""/>
-      <w:lvlJc w:val="left"/>
-      <w:pPr>
-        <w:tabs>
-          <w:tab w:val="num" w:pos="5760"/>
-        </w:tabs>
-        <w:ind w:left="5760" w:hanging="360"/>
-      </w:pPr>
-      <w:rPr>
-        <w:rFonts w:ascii="Wingdings" w:hAnsi="Wingdings" w:hint="default"/>
-        <w:sz w:val="20"/>
-      </w:rPr>
-    </w:lvl>
-    <w:lvl w:ilvl="8" w:tentative="1">
-      <w:start w:val="1"/>
-      <w:numFmt w:val="bullet"/>
-      <w:lvlText w:val=""/>
-      <w:lvlJc w:val="left"/>
-      <w:pPr>
-        <w:tabs>
-          <w:tab w:val="num" w:pos="6480"/>
-        </w:tabs>
-        <w:ind w:left="6480" w:hanging="360"/>
-      </w:pPr>
-      <w:rPr>
-        <w:rFonts w:ascii="Wingdings" w:hAnsi="Wingdings" w:hint="default"/>
-        <w:sz w:val="20"/>
-      </w:rPr>
-    </w:lvl>
-  </w:abstractNum>
-  <w:abstractNum w:abstractNumId="19" w15:restartNumberingAfterBreak="0">
-    <w:nsid w:val="31DA4334"/>
-    <w:multiLevelType w:val="hybridMultilevel"/>
-    <w:tmpl w:val="DBFAAC80"/>
-    <w:lvl w:ilvl="0" w:tplc="04160001">
-      <w:start w:val="1"/>
-      <w:numFmt w:val="bullet"/>
-      <w:lvlText w:val=""/>
-      <w:lvlJc w:val="left"/>
-      <w:pPr>
-        <w:ind w:left="578" w:hanging="360"/>
-      </w:pPr>
-      <w:rPr>
-        <w:rFonts w:ascii="Symbol" w:hAnsi="Symbol" w:hint="default"/>
-      </w:rPr>
-    </w:lvl>
-    <w:lvl w:ilvl="1" w:tplc="180E55AE">
-      <w:start w:val="6"/>
-      <w:numFmt w:val="bullet"/>
-      <w:lvlText w:val="•"/>
-      <w:lvlJc w:val="left"/>
-      <w:pPr>
-        <w:ind w:left="1643" w:hanging="705"/>
-      </w:pPr>
-      <w:rPr>
-        <w:rFonts w:ascii="Arial" w:eastAsiaTheme="majorEastAsia" w:hAnsi="Arial" w:cs="Arial" w:hint="default"/>
-      </w:rPr>
-    </w:lvl>
-    <w:lvl w:ilvl="2" w:tplc="04160005" w:tentative="1">
-      <w:start w:val="1"/>
-      <w:numFmt w:val="bullet"/>
-      <w:lvlText w:val=""/>
-      <w:lvlJc w:val="left"/>
-      <w:pPr>
-        <w:ind w:left="2018" w:hanging="360"/>
-      </w:pPr>
-      <w:rPr>
-        <w:rFonts w:ascii="Wingdings" w:hAnsi="Wingdings" w:hint="default"/>
-      </w:rPr>
-    </w:lvl>
-    <w:lvl w:ilvl="3" w:tplc="04160001" w:tentative="1">
-      <w:start w:val="1"/>
-      <w:numFmt w:val="bullet"/>
-      <w:lvlText w:val=""/>
-      <w:lvlJc w:val="left"/>
-      <w:pPr>
-        <w:ind w:left="2738" w:hanging="360"/>
-      </w:pPr>
-      <w:rPr>
-        <w:rFonts w:ascii="Symbol" w:hAnsi="Symbol" w:hint="default"/>
-      </w:rPr>
-    </w:lvl>
-    <w:lvl w:ilvl="4" w:tplc="04160003" w:tentative="1">
-      <w:start w:val="1"/>
-      <w:numFmt w:val="bullet"/>
-      <w:lvlText w:val="o"/>
-      <w:lvlJc w:val="left"/>
-      <w:pPr>
-        <w:ind w:left="3458" w:hanging="360"/>
-      </w:pPr>
-      <w:rPr>
-        <w:rFonts w:ascii="Courier New" w:hAnsi="Courier New" w:cs="Courier New" w:hint="default"/>
-      </w:rPr>
-    </w:lvl>
-    <w:lvl w:ilvl="5" w:tplc="04160005" w:tentative="1">
-      <w:start w:val="1"/>
-      <w:numFmt w:val="bullet"/>
-      <w:lvlText w:val=""/>
-      <w:lvlJc w:val="left"/>
-      <w:pPr>
-        <w:ind w:left="4178" w:hanging="360"/>
-      </w:pPr>
-      <w:rPr>
-        <w:rFonts w:ascii="Wingdings" w:hAnsi="Wingdings" w:hint="default"/>
-      </w:rPr>
-    </w:lvl>
-    <w:lvl w:ilvl="6" w:tplc="04160001" w:tentative="1">
-      <w:start w:val="1"/>
-      <w:numFmt w:val="bullet"/>
-      <w:lvlText w:val=""/>
-      <w:lvlJc w:val="left"/>
-      <w:pPr>
-        <w:ind w:left="4898" w:hanging="360"/>
-      </w:pPr>
-      <w:rPr>
-        <w:rFonts w:ascii="Symbol" w:hAnsi="Symbol" w:hint="default"/>
-      </w:rPr>
-    </w:lvl>
-    <w:lvl w:ilvl="7" w:tplc="04160003" w:tentative="1">
-      <w:start w:val="1"/>
-      <w:numFmt w:val="bullet"/>
-      <w:lvlText w:val="o"/>
-      <w:lvlJc w:val="left"/>
-      <w:pPr>
-        <w:ind w:left="5618" w:hanging="360"/>
-      </w:pPr>
-      <w:rPr>
-        <w:rFonts w:ascii="Courier New" w:hAnsi="Courier New" w:cs="Courier New" w:hint="default"/>
-      </w:rPr>
-    </w:lvl>
-    <w:lvl w:ilvl="8" w:tplc="04160005" w:tentative="1">
-      <w:start w:val="1"/>
-      <w:numFmt w:val="bullet"/>
-      <w:lvlText w:val=""/>
-      <w:lvlJc w:val="left"/>
-      <w:pPr>
-        <w:ind w:left="6338" w:hanging="360"/>
-      </w:pPr>
-      <w:rPr>
-        <w:rFonts w:ascii="Wingdings" w:hAnsi="Wingdings" w:hint="default"/>
-      </w:rPr>
-    </w:lvl>
-  </w:abstractNum>
-  <w:abstractNum w:abstractNumId="20" w15:restartNumberingAfterBreak="0">
-    <w:nsid w:val="33F17275"/>
-    <w:multiLevelType w:val="multilevel"/>
-    <w:tmpl w:val="6AC6ADE2"/>
-    <w:lvl w:ilvl="0">
-      <w:start w:val="1"/>
-      <w:numFmt w:val="bullet"/>
-      <w:lvlText w:val=""/>
-      <w:lvlJc w:val="left"/>
-      <w:pPr>
-        <w:tabs>
-          <w:tab w:val="num" w:pos="720"/>
-        </w:tabs>
-        <w:ind w:left="720" w:hanging="360"/>
-      </w:pPr>
-      <w:rPr>
-        <w:rFonts w:ascii="Symbol" w:hAnsi="Symbol" w:hint="default"/>
-        <w:sz w:val="20"/>
-      </w:rPr>
-    </w:lvl>
-    <w:lvl w:ilvl="1" w:tentative="1">
-      <w:start w:val="1"/>
-      <w:numFmt w:val="bullet"/>
-      <w:lvlText w:val="o"/>
-      <w:lvlJc w:val="left"/>
-      <w:pPr>
-        <w:tabs>
-          <w:tab w:val="num" w:pos="1440"/>
-        </w:tabs>
-        <w:ind w:left="1440" w:hanging="360"/>
-      </w:pPr>
-      <w:rPr>
-        <w:rFonts w:ascii="Courier New" w:hAnsi="Courier New" w:hint="default"/>
-        <w:sz w:val="20"/>
-      </w:rPr>
-    </w:lvl>
-    <w:lvl w:ilvl="2" w:tentative="1">
-      <w:start w:val="1"/>
-      <w:numFmt w:val="bullet"/>
-      <w:lvlText w:val=""/>
-      <w:lvlJc w:val="left"/>
-      <w:pPr>
-        <w:tabs>
-          <w:tab w:val="num" w:pos="2160"/>
-        </w:tabs>
-        <w:ind w:left="2160" w:hanging="360"/>
-      </w:pPr>
-      <w:rPr>
-        <w:rFonts w:ascii="Wingdings" w:hAnsi="Wingdings" w:hint="default"/>
-        <w:sz w:val="20"/>
-      </w:rPr>
-    </w:lvl>
-    <w:lvl w:ilvl="3" w:tentative="1">
-      <w:start w:val="1"/>
-      <w:numFmt w:val="bullet"/>
-      <w:lvlText w:val=""/>
-      <w:lvlJc w:val="left"/>
-      <w:pPr>
-        <w:tabs>
-          <w:tab w:val="num" w:pos="2880"/>
-        </w:tabs>
-        <w:ind w:left="2880" w:hanging="360"/>
-      </w:pPr>
-      <w:rPr>
-        <w:rFonts w:ascii="Wingdings" w:hAnsi="Wingdings" w:hint="default"/>
-        <w:sz w:val="20"/>
-      </w:rPr>
-    </w:lvl>
-    <w:lvl w:ilvl="4" w:tentative="1">
-      <w:start w:val="1"/>
-      <w:numFmt w:val="bullet"/>
-      <w:lvlText w:val=""/>
-      <w:lvlJc w:val="left"/>
-      <w:pPr>
-        <w:tabs>
-          <w:tab w:val="num" w:pos="3600"/>
-        </w:tabs>
-        <w:ind w:left="3600" w:hanging="360"/>
-      </w:pPr>
-      <w:rPr>
-        <w:rFonts w:ascii="Wingdings" w:hAnsi="Wingdings" w:hint="default"/>
-        <w:sz w:val="20"/>
-      </w:rPr>
-    </w:lvl>
-    <w:lvl w:ilvl="5" w:tentative="1">
-      <w:start w:val="1"/>
-      <w:numFmt w:val="bullet"/>
-      <w:lvlText w:val=""/>
-      <w:lvlJc w:val="left"/>
-      <w:pPr>
-        <w:tabs>
-          <w:tab w:val="num" w:pos="4320"/>
-        </w:tabs>
-        <w:ind w:left="4320" w:hanging="360"/>
-      </w:pPr>
-      <w:rPr>
-        <w:rFonts w:ascii="Wingdings" w:hAnsi="Wingdings" w:hint="default"/>
-        <w:sz w:val="20"/>
-      </w:rPr>
-    </w:lvl>
-    <w:lvl w:ilvl="6" w:tentative="1">
-      <w:start w:val="1"/>
-      <w:numFmt w:val="bullet"/>
-      <w:lvlText w:val=""/>
-      <w:lvlJc w:val="left"/>
-      <w:pPr>
-        <w:tabs>
-          <w:tab w:val="num" w:pos="5040"/>
-        </w:tabs>
-        <w:ind w:left="5040" w:hanging="360"/>
-      </w:pPr>
-      <w:rPr>
-        <w:rFonts w:ascii="Wingdings" w:hAnsi="Wingdings" w:hint="default"/>
-        <w:sz w:val="20"/>
-      </w:rPr>
-    </w:lvl>
-    <w:lvl w:ilvl="7" w:tentative="1">
-      <w:start w:val="1"/>
-      <w:numFmt w:val="bullet"/>
-      <w:lvlText w:val=""/>
-      <w:lvlJc w:val="left"/>
-      <w:pPr>
-        <w:tabs>
-          <w:tab w:val="num" w:pos="5760"/>
-        </w:tabs>
-        <w:ind w:left="5760" w:hanging="360"/>
-      </w:pPr>
-      <w:rPr>
-        <w:rFonts w:ascii="Wingdings" w:hAnsi="Wingdings" w:hint="default"/>
-        <w:sz w:val="20"/>
-      </w:rPr>
-    </w:lvl>
-    <w:lvl w:ilvl="8" w:tentative="1">
-      <w:start w:val="1"/>
-      <w:numFmt w:val="bullet"/>
-      <w:lvlText w:val=""/>
-      <w:lvlJc w:val="left"/>
-      <w:pPr>
-        <w:tabs>
-          <w:tab w:val="num" w:pos="6480"/>
-        </w:tabs>
-        <w:ind w:left="6480" w:hanging="360"/>
-      </w:pPr>
-      <w:rPr>
-        <w:rFonts w:ascii="Wingdings" w:hAnsi="Wingdings" w:hint="default"/>
-        <w:sz w:val="20"/>
-      </w:rPr>
-    </w:lvl>
-  </w:abstractNum>
-  <w:abstractNum w:abstractNumId="21" w15:restartNumberingAfterBreak="0">
-    <w:nsid w:val="392C15CE"/>
-    <w:multiLevelType w:val="multilevel"/>
-    <w:tmpl w:val="49E089BA"/>
-    <w:lvl w:ilvl="0">
-      <w:start w:val="1"/>
-      <w:numFmt w:val="bullet"/>
-      <w:lvlText w:val=""/>
-      <w:lvlJc w:val="left"/>
-      <w:pPr>
-        <w:tabs>
-          <w:tab w:val="num" w:pos="720"/>
-        </w:tabs>
-        <w:ind w:left="720" w:hanging="360"/>
-      </w:pPr>
-      <w:rPr>
-        <w:rFonts w:ascii="Symbol" w:hAnsi="Symbol" w:hint="default"/>
-        <w:sz w:val="20"/>
-      </w:rPr>
-    </w:lvl>
-    <w:lvl w:ilvl="1" w:tentative="1">
-      <w:start w:val="1"/>
-      <w:numFmt w:val="bullet"/>
-      <w:lvlText w:val="o"/>
-      <w:lvlJc w:val="left"/>
-      <w:pPr>
-        <w:tabs>
-          <w:tab w:val="num" w:pos="1440"/>
-        </w:tabs>
-        <w:ind w:left="1440" w:hanging="360"/>
-      </w:pPr>
-      <w:rPr>
-        <w:rFonts w:ascii="Courier New" w:hAnsi="Courier New" w:hint="default"/>
-        <w:sz w:val="20"/>
-      </w:rPr>
-    </w:lvl>
-    <w:lvl w:ilvl="2" w:tentative="1">
-      <w:start w:val="1"/>
-      <w:numFmt w:val="bullet"/>
-      <w:lvlText w:val=""/>
-      <w:lvlJc w:val="left"/>
-      <w:pPr>
-        <w:tabs>
-          <w:tab w:val="num" w:pos="2160"/>
-        </w:tabs>
-        <w:ind w:left="2160" w:hanging="360"/>
-      </w:pPr>
-      <w:rPr>
-        <w:rFonts w:ascii="Wingdings" w:hAnsi="Wingdings" w:hint="default"/>
-        <w:sz w:val="20"/>
-      </w:rPr>
-    </w:lvl>
-    <w:lvl w:ilvl="3" w:tentative="1">
-      <w:start w:val="1"/>
-      <w:numFmt w:val="bullet"/>
-      <w:lvlText w:val=""/>
-      <w:lvlJc w:val="left"/>
-      <w:pPr>
-        <w:tabs>
-          <w:tab w:val="num" w:pos="2880"/>
-        </w:tabs>
-        <w:ind w:left="2880" w:hanging="360"/>
-      </w:pPr>
-      <w:rPr>
-        <w:rFonts w:ascii="Wingdings" w:hAnsi="Wingdings" w:hint="default"/>
-        <w:sz w:val="20"/>
-      </w:rPr>
-    </w:lvl>
-    <w:lvl w:ilvl="4" w:tentative="1">
-      <w:start w:val="1"/>
-      <w:numFmt w:val="bullet"/>
-      <w:lvlText w:val=""/>
-      <w:lvlJc w:val="left"/>
-      <w:pPr>
-        <w:tabs>
-          <w:tab w:val="num" w:pos="3600"/>
-        </w:tabs>
-        <w:ind w:left="3600" w:hanging="360"/>
-      </w:pPr>
-      <w:rPr>
-        <w:rFonts w:ascii="Wingdings" w:hAnsi="Wingdings" w:hint="default"/>
-        <w:sz w:val="20"/>
-      </w:rPr>
-    </w:lvl>
-    <w:lvl w:ilvl="5" w:tentative="1">
-      <w:start w:val="1"/>
-      <w:numFmt w:val="bullet"/>
-      <w:lvlText w:val=""/>
-      <w:lvlJc w:val="left"/>
-      <w:pPr>
-        <w:tabs>
-          <w:tab w:val="num" w:pos="4320"/>
-        </w:tabs>
-        <w:ind w:left="4320" w:hanging="360"/>
-      </w:pPr>
-      <w:rPr>
-        <w:rFonts w:ascii="Wingdings" w:hAnsi="Wingdings" w:hint="default"/>
-        <w:sz w:val="20"/>
-      </w:rPr>
-    </w:lvl>
-    <w:lvl w:ilvl="6" w:tentative="1">
-      <w:start w:val="1"/>
-      <w:numFmt w:val="bullet"/>
-      <w:lvlText w:val=""/>
-      <w:lvlJc w:val="left"/>
-      <w:pPr>
-        <w:tabs>
-          <w:tab w:val="num" w:pos="5040"/>
-        </w:tabs>
-        <w:ind w:left="5040" w:hanging="360"/>
-      </w:pPr>
-      <w:rPr>
-        <w:rFonts w:ascii="Wingdings" w:hAnsi="Wingdings" w:hint="default"/>
-        <w:sz w:val="20"/>
-      </w:rPr>
-    </w:lvl>
-    <w:lvl w:ilvl="7" w:tentative="1">
-      <w:start w:val="1"/>
-      <w:numFmt w:val="bullet"/>
-      <w:lvlText w:val=""/>
-      <w:lvlJc w:val="left"/>
-      <w:pPr>
-        <w:tabs>
-          <w:tab w:val="num" w:pos="5760"/>
-        </w:tabs>
-        <w:ind w:left="5760" w:hanging="360"/>
-      </w:pPr>
-      <w:rPr>
-        <w:rFonts w:ascii="Wingdings" w:hAnsi="Wingdings" w:hint="default"/>
-        <w:sz w:val="20"/>
-      </w:rPr>
-    </w:lvl>
-    <w:lvl w:ilvl="8" w:tentative="1">
-      <w:start w:val="1"/>
-      <w:numFmt w:val="bullet"/>
-      <w:lvlText w:val=""/>
-      <w:lvlJc w:val="left"/>
-      <w:pPr>
-        <w:tabs>
-          <w:tab w:val="num" w:pos="6480"/>
-        </w:tabs>
-        <w:ind w:left="6480" w:hanging="360"/>
-      </w:pPr>
-      <w:rPr>
-        <w:rFonts w:ascii="Wingdings" w:hAnsi="Wingdings" w:hint="default"/>
-        <w:sz w:val="20"/>
-      </w:rPr>
-    </w:lvl>
-  </w:abstractNum>
-  <w:abstractNum w:abstractNumId="22" w15:restartNumberingAfterBreak="0">
+  <w:abstractNum w:abstractNumId="12" w15:restartNumberingAfterBreak="0">
     <w:nsid w:val="3D355E62"/>
     <w:multiLevelType w:val="hybridMultilevel"/>
     <w:tmpl w:val="581696C8"/>
@@ -16159,96 +15145,7 @@
       </w:rPr>
     </w:lvl>
   </w:abstractNum>
-  <w:abstractNum w:abstractNumId="23" w15:restartNumberingAfterBreak="0">
-    <w:nsid w:val="3E7A0C1B"/>
-    <w:multiLevelType w:val="hybridMultilevel"/>
-    <w:tmpl w:val="F50EAA5A"/>
-    <w:lvl w:ilvl="0" w:tplc="0416000F">
-      <w:start w:val="1"/>
-      <w:numFmt w:val="decimal"/>
-      <w:lvlText w:val="%1."/>
-      <w:lvlJc w:val="left"/>
-      <w:pPr>
-        <w:ind w:left="720" w:hanging="360"/>
-      </w:pPr>
-      <w:rPr>
-        <w:rFonts w:hint="default"/>
-      </w:rPr>
-    </w:lvl>
-    <w:lvl w:ilvl="1" w:tplc="04160019" w:tentative="1">
-      <w:start w:val="1"/>
-      <w:numFmt w:val="lowerLetter"/>
-      <w:lvlText w:val="%2."/>
-      <w:lvlJc w:val="left"/>
-      <w:pPr>
-        <w:ind w:left="1440" w:hanging="360"/>
-      </w:pPr>
-    </w:lvl>
-    <w:lvl w:ilvl="2" w:tplc="0416001B" w:tentative="1">
-      <w:start w:val="1"/>
-      <w:numFmt w:val="lowerRoman"/>
-      <w:lvlText w:val="%3."/>
-      <w:lvlJc w:val="right"/>
-      <w:pPr>
-        <w:ind w:left="2160" w:hanging="180"/>
-      </w:pPr>
-    </w:lvl>
-    <w:lvl w:ilvl="3" w:tplc="0416000F" w:tentative="1">
-      <w:start w:val="1"/>
-      <w:numFmt w:val="decimal"/>
-      <w:lvlText w:val="%4."/>
-      <w:lvlJc w:val="left"/>
-      <w:pPr>
-        <w:ind w:left="2880" w:hanging="360"/>
-      </w:pPr>
-    </w:lvl>
-    <w:lvl w:ilvl="4" w:tplc="04160019" w:tentative="1">
-      <w:start w:val="1"/>
-      <w:numFmt w:val="lowerLetter"/>
-      <w:lvlText w:val="%5."/>
-      <w:lvlJc w:val="left"/>
-      <w:pPr>
-        <w:ind w:left="3600" w:hanging="360"/>
-      </w:pPr>
-    </w:lvl>
-    <w:lvl w:ilvl="5" w:tplc="0416001B" w:tentative="1">
-      <w:start w:val="1"/>
-      <w:numFmt w:val="lowerRoman"/>
-      <w:lvlText w:val="%6."/>
-      <w:lvlJc w:val="right"/>
-      <w:pPr>
-        <w:ind w:left="4320" w:hanging="180"/>
-      </w:pPr>
-    </w:lvl>
-    <w:lvl w:ilvl="6" w:tplc="0416000F" w:tentative="1">
-      <w:start w:val="1"/>
-      <w:numFmt w:val="decimal"/>
-      <w:lvlText w:val="%7."/>
-      <w:lvlJc w:val="left"/>
-      <w:pPr>
-        <w:ind w:left="5040" w:hanging="360"/>
-      </w:pPr>
-    </w:lvl>
-    <w:lvl w:ilvl="7" w:tplc="04160019" w:tentative="1">
-      <w:start w:val="1"/>
-      <w:numFmt w:val="lowerLetter"/>
-      <w:lvlText w:val="%8."/>
-      <w:lvlJc w:val="left"/>
-      <w:pPr>
-        <w:ind w:left="5760" w:hanging="360"/>
-      </w:pPr>
-    </w:lvl>
-    <w:lvl w:ilvl="8" w:tplc="0416001B" w:tentative="1">
-      <w:start w:val="1"/>
-      <w:numFmt w:val="lowerRoman"/>
-      <w:lvlText w:val="%9."/>
-      <w:lvlJc w:val="right"/>
-      <w:pPr>
-        <w:ind w:left="6480" w:hanging="180"/>
-      </w:pPr>
-    </w:lvl>
-  </w:abstractNum>
-  <w:abstractNum w:abstractNumId="24" w15:restartNumberingAfterBreak="0">
+  <w:abstractNum w:abstractNumId="13" w15:restartNumberingAfterBreak="0">
     <w:nsid w:val="3E8C5015"/>
     <w:multiLevelType w:val="hybridMultilevel"/>
     <w:tmpl w:val="1D92F0B4"/>
@@ -16361,156 +15258,7 @@
       </w:rPr>
     </w:lvl>
   </w:abstractNum>
-  <w:abstractNum w:abstractNumId="25" w15:restartNumberingAfterBreak="0">
-    <w:nsid w:val="445A6D4E"/>
-    <w:multiLevelType w:val="multilevel"/>
-    <w:tmpl w:val="4B102A04"/>
-    <w:lvl w:ilvl="0">
-      <w:start w:val="1"/>
-      <w:numFmt w:val="bullet"/>
-      <w:lvlText w:val=""/>
-      <w:lvlJc w:val="left"/>
-      <w:pPr>
-        <w:tabs>
-          <w:tab w:val="num" w:pos="720"/>
-        </w:tabs>
-        <w:ind w:left="720" w:hanging="360"/>
-      </w:pPr>
-      <w:rPr>
-        <w:rFonts w:ascii="Symbol" w:hAnsi="Symbol" w:hint="default"/>
-        <w:sz w:val="20"/>
-      </w:rPr>
-    </w:lvl>
-    <w:lvl w:ilvl="1" w:tentative="1">
-      <w:start w:val="1"/>
-      <w:numFmt w:val="bullet"/>
-      <w:lvlText w:val="o"/>
-      <w:lvlJc w:val="left"/>
-      <w:pPr>
-        <w:tabs>
-          <w:tab w:val="num" w:pos="1440"/>
-        </w:tabs>
-        <w:ind w:left="1440" w:hanging="360"/>
-      </w:pPr>
-      <w:rPr>
-        <w:rFonts w:ascii="Courier New" w:hAnsi="Courier New" w:hint="default"/>
-        <w:sz w:val="20"/>
-      </w:rPr>
-    </w:lvl>
-    <w:lvl w:ilvl="2" w:tentative="1">
-      <w:start w:val="1"/>
-      <w:numFmt w:val="bullet"/>
-      <w:lvlText w:val=""/>
-      <w:lvlJc w:val="left"/>
-      <w:pPr>
-        <w:tabs>
-          <w:tab w:val="num" w:pos="2160"/>
-        </w:tabs>
-        <w:ind w:left="2160" w:hanging="360"/>
-      </w:pPr>
-      <w:rPr>
-        <w:rFonts w:ascii="Wingdings" w:hAnsi="Wingdings" w:hint="default"/>
-        <w:sz w:val="20"/>
-      </w:rPr>
-    </w:lvl>
-    <w:lvl w:ilvl="3" w:tentative="1">
-      <w:start w:val="1"/>
-      <w:numFmt w:val="bullet"/>
-      <w:lvlText w:val=""/>
-      <w:lvlJc w:val="left"/>
-      <w:pPr>
-        <w:tabs>
-          <w:tab w:val="num" w:pos="2880"/>
-        </w:tabs>
-        <w:ind w:left="2880" w:hanging="360"/>
-      </w:pPr>
-      <w:rPr>
-        <w:rFonts w:ascii="Wingdings" w:hAnsi="Wingdings" w:hint="default"/>
-        <w:sz w:val="20"/>
-      </w:rPr>
-    </w:lvl>
-    <w:lvl w:ilvl="4" w:tentative="1">
-      <w:start w:val="1"/>
-      <w:numFmt w:val="bullet"/>
-      <w:lvlText w:val=""/>
-      <w:lvlJc w:val="left"/>
-      <w:pPr>
-        <w:tabs>
-          <w:tab w:val="num" w:pos="3600"/>
-        </w:tabs>
-        <w:ind w:left="3600" w:hanging="360"/>
-      </w:pPr>
-      <w:rPr>
-        <w:rFonts w:ascii="Wingdings" w:hAnsi="Wingdings" w:hint="default"/>
-        <w:sz w:val="20"/>
-      </w:rPr>
-    </w:lvl>
-    <w:lvl w:ilvl="5" w:tentative="1">
-      <w:start w:val="1"/>
-      <w:numFmt w:val="bullet"/>
-      <w:lvlText w:val=""/>
-      <w:lvlJc w:val="left"/>
-      <w:pPr>
-        <w:tabs>
-          <w:tab w:val="num" w:pos="4320"/>
-        </w:tabs>
-        <w:ind w:left="4320" w:hanging="360"/>
-      </w:pPr>
-      <w:rPr>
-        <w:rFonts w:ascii="Wingdings" w:hAnsi="Wingdings" w:hint="default"/>
-        <w:sz w:val="20"/>
-      </w:rPr>
-    </w:lvl>
-    <w:lvl w:ilvl="6" w:tentative="1">
-      <w:start w:val="1"/>
-      <w:numFmt w:val="bullet"/>
-      <w:lvlText w:val=""/>
-      <w:lvlJc w:val="left"/>
-      <w:pPr>
-        <w:tabs>
-          <w:tab w:val="num" w:pos="5040"/>
-        </w:tabs>
-        <w:ind w:left="5040" w:hanging="360"/>
-      </w:pPr>
-      <w:rPr>
-        <w:rFonts w:ascii="Wingdings" w:hAnsi="Wingdings" w:hint="default"/>
-        <w:sz w:val="20"/>
-      </w:rPr>
-    </w:lvl>
-    <w:lvl w:ilvl="7" w:tentative="1">
-      <w:start w:val="1"/>
-      <w:numFmt w:val="bullet"/>
-      <w:lvlText w:val=""/>
-      <w:lvlJc w:val="left"/>
-      <w:pPr>
-        <w:tabs>
-          <w:tab w:val="num" w:pos="5760"/>
-        </w:tabs>
-        <w:ind w:left="5760" w:hanging="360"/>
-      </w:pPr>
-      <w:rPr>
-        <w:rFonts w:ascii="Wingdings" w:hAnsi="Wingdings" w:hint="default"/>
-        <w:sz w:val="20"/>
-      </w:rPr>
-    </w:lvl>
-    <w:lvl w:ilvl="8" w:tentative="1">
-      <w:start w:val="1"/>
-      <w:numFmt w:val="bullet"/>
-      <w:lvlText w:val=""/>
-      <w:lvlJc w:val="left"/>
-      <w:pPr>
-        <w:tabs>
-          <w:tab w:val="num" w:pos="6480"/>
-        </w:tabs>
-        <w:ind w:left="6480" w:hanging="360"/>
-      </w:pPr>
-      <w:rPr>
-        <w:rFonts w:ascii="Wingdings" w:hAnsi="Wingdings" w:hint="default"/>
-        <w:sz w:val="20"/>
-      </w:rPr>
-    </w:lvl>
-  </w:abstractNum>
-  <w:abstractNum w:abstractNumId="26" w15:restartNumberingAfterBreak="0">
+  <w:abstractNum w:abstractNumId="14" w15:restartNumberingAfterBreak="0">
     <w:nsid w:val="462F2F45"/>
     <w:multiLevelType w:val="multilevel"/>
     <w:tmpl w:val="49362228"/>
@@ -16625,531 +15373,7 @@
       </w:rPr>
     </w:lvl>
   </w:abstractNum>
-  <w:abstractNum w:abstractNumId="27" w15:restartNumberingAfterBreak="0">
-    <w:nsid w:val="4B9F6404"/>
-    <w:multiLevelType w:val="hybridMultilevel"/>
-    <w:tmpl w:val="5ED213CA"/>
-    <w:lvl w:ilvl="0" w:tplc="04160001">
-      <w:start w:val="1"/>
-      <w:numFmt w:val="bullet"/>
-      <w:lvlText w:val=""/>
-      <w:lvlJc w:val="left"/>
-      <w:pPr>
-        <w:ind w:left="720" w:hanging="360"/>
-      </w:pPr>
-      <w:rPr>
-        <w:rFonts w:ascii="Symbol" w:hAnsi="Symbol" w:hint="default"/>
-      </w:rPr>
-    </w:lvl>
-    <w:lvl w:ilvl="1" w:tplc="04160003" w:tentative="1">
-      <w:start w:val="1"/>
-      <w:numFmt w:val="bullet"/>
-      <w:lvlText w:val="o"/>
-      <w:lvlJc w:val="left"/>
-      <w:pPr>
-        <w:ind w:left="1440" w:hanging="360"/>
-      </w:pPr>
-      <w:rPr>
-        <w:rFonts w:ascii="Courier New" w:hAnsi="Courier New" w:cs="Courier New" w:hint="default"/>
-      </w:rPr>
-    </w:lvl>
-    <w:lvl w:ilvl="2" w:tplc="04160005" w:tentative="1">
-      <w:start w:val="1"/>
-      <w:numFmt w:val="bullet"/>
-      <w:lvlText w:val=""/>
-      <w:lvlJc w:val="left"/>
-      <w:pPr>
-        <w:ind w:left="2160" w:hanging="360"/>
-      </w:pPr>
-      <w:rPr>
-        <w:rFonts w:ascii="Wingdings" w:hAnsi="Wingdings" w:hint="default"/>
-      </w:rPr>
-    </w:lvl>
-    <w:lvl w:ilvl="3" w:tplc="04160001" w:tentative="1">
-      <w:start w:val="1"/>
-      <w:numFmt w:val="bullet"/>
-      <w:lvlText w:val=""/>
-      <w:lvlJc w:val="left"/>
-      <w:pPr>
-        <w:ind w:left="2880" w:hanging="360"/>
-      </w:pPr>
-      <w:rPr>
-        <w:rFonts w:ascii="Symbol" w:hAnsi="Symbol" w:hint="default"/>
-      </w:rPr>
-    </w:lvl>
-    <w:lvl w:ilvl="4" w:tplc="04160003" w:tentative="1">
-      <w:start w:val="1"/>
-      <w:numFmt w:val="bullet"/>
-      <w:lvlText w:val="o"/>
-      <w:lvlJc w:val="left"/>
-      <w:pPr>
-        <w:ind w:left="3600" w:hanging="360"/>
-      </w:pPr>
-      <w:rPr>
-        <w:rFonts w:ascii="Courier New" w:hAnsi="Courier New" w:cs="Courier New" w:hint="default"/>
-      </w:rPr>
-    </w:lvl>
-    <w:lvl w:ilvl="5" w:tplc="04160005" w:tentative="1">
-      <w:start w:val="1"/>
-      <w:numFmt w:val="bullet"/>
-      <w:lvlText w:val=""/>
-      <w:lvlJc w:val="left"/>
-      <w:pPr>
-        <w:ind w:left="4320" w:hanging="360"/>
-      </w:pPr>
-      <w:rPr>
-        <w:rFonts w:ascii="Wingdings" w:hAnsi="Wingdings" w:hint="default"/>
-      </w:rPr>
-    </w:lvl>
-    <w:lvl w:ilvl="6" w:tplc="04160001" w:tentative="1">
-      <w:start w:val="1"/>
-      <w:numFmt w:val="bullet"/>
-      <w:lvlText w:val=""/>
-      <w:lvlJc w:val="left"/>
-      <w:pPr>
-        <w:ind w:left="5040" w:hanging="360"/>
-      </w:pPr>
-      <w:rPr>
-        <w:rFonts w:ascii="Symbol" w:hAnsi="Symbol" w:hint="default"/>
-      </w:rPr>
-    </w:lvl>
-    <w:lvl w:ilvl="7" w:tplc="04160003" w:tentative="1">
-      <w:start w:val="1"/>
-      <w:numFmt w:val="bullet"/>
-      <w:lvlText w:val="o"/>
-      <w:lvlJc w:val="left"/>
-      <w:pPr>
-        <w:ind w:left="5760" w:hanging="360"/>
-      </w:pPr>
-      <w:rPr>
-        <w:rFonts w:ascii="Courier New" w:hAnsi="Courier New" w:cs="Courier New" w:hint="default"/>
-      </w:rPr>
-    </w:lvl>
-    <w:lvl w:ilvl="8" w:tplc="04160005" w:tentative="1">
-      <w:start w:val="1"/>
-      <w:numFmt w:val="bullet"/>
-      <w:lvlText w:val=""/>
-      <w:lvlJc w:val="left"/>
-      <w:pPr>
-        <w:ind w:left="6480" w:hanging="360"/>
-      </w:pPr>
-      <w:rPr>
-        <w:rFonts w:ascii="Wingdings" w:hAnsi="Wingdings" w:hint="default"/>
-      </w:rPr>
-    </w:lvl>
-  </w:abstractNum>
-  <w:abstractNum w:abstractNumId="28" w15:restartNumberingAfterBreak="0">
-    <w:nsid w:val="4C42364F"/>
-    <w:multiLevelType w:val="multilevel"/>
-    <w:tmpl w:val="7D0C9DDE"/>
-    <w:lvl w:ilvl="0">
-      <w:start w:val="1"/>
-      <w:numFmt w:val="bullet"/>
-      <w:lvlText w:val=""/>
-      <w:lvlJc w:val="left"/>
-      <w:pPr>
-        <w:tabs>
-          <w:tab w:val="num" w:pos="720"/>
-        </w:tabs>
-        <w:ind w:left="720" w:hanging="360"/>
-      </w:pPr>
-      <w:rPr>
-        <w:rFonts w:ascii="Symbol" w:hAnsi="Symbol" w:hint="default"/>
-        <w:sz w:val="20"/>
-      </w:rPr>
-    </w:lvl>
-    <w:lvl w:ilvl="1" w:tentative="1">
-      <w:start w:val="1"/>
-      <w:numFmt w:val="bullet"/>
-      <w:lvlText w:val="o"/>
-      <w:lvlJc w:val="left"/>
-      <w:pPr>
-        <w:tabs>
-          <w:tab w:val="num" w:pos="1440"/>
-        </w:tabs>
-        <w:ind w:left="1440" w:hanging="360"/>
-      </w:pPr>
-      <w:rPr>
-        <w:rFonts w:ascii="Courier New" w:hAnsi="Courier New" w:hint="default"/>
-        <w:sz w:val="20"/>
-      </w:rPr>
-    </w:lvl>
-    <w:lvl w:ilvl="2" w:tentative="1">
-      <w:start w:val="1"/>
-      <w:numFmt w:val="bullet"/>
-      <w:lvlText w:val=""/>
-      <w:lvlJc w:val="left"/>
-      <w:pPr>
-        <w:tabs>
-          <w:tab w:val="num" w:pos="2160"/>
-        </w:tabs>
-        <w:ind w:left="2160" w:hanging="360"/>
-      </w:pPr>
-      <w:rPr>
-        <w:rFonts w:ascii="Wingdings" w:hAnsi="Wingdings" w:hint="default"/>
-        <w:sz w:val="20"/>
-      </w:rPr>
-    </w:lvl>
-    <w:lvl w:ilvl="3" w:tentative="1">
-      <w:start w:val="1"/>
-      <w:numFmt w:val="bullet"/>
-      <w:lvlText w:val=""/>
-      <w:lvlJc w:val="left"/>
-      <w:pPr>
-        <w:tabs>
-          <w:tab w:val="num" w:pos="2880"/>
-        </w:tabs>
-        <w:ind w:left="2880" w:hanging="360"/>
-      </w:pPr>
-      <w:rPr>
-        <w:rFonts w:ascii="Wingdings" w:hAnsi="Wingdings" w:hint="default"/>
-        <w:sz w:val="20"/>
-      </w:rPr>
-    </w:lvl>
-    <w:lvl w:ilvl="4" w:tentative="1">
-      <w:start w:val="1"/>
-      <w:numFmt w:val="bullet"/>
-      <w:lvlText w:val=""/>
-      <w:lvlJc w:val="left"/>
-      <w:pPr>
-        <w:tabs>
-          <w:tab w:val="num" w:pos="3600"/>
-        </w:tabs>
-        <w:ind w:left="3600" w:hanging="360"/>
-      </w:pPr>
-      <w:rPr>
-        <w:rFonts w:ascii="Wingdings" w:hAnsi="Wingdings" w:hint="default"/>
-        <w:sz w:val="20"/>
-      </w:rPr>
-    </w:lvl>
-    <w:lvl w:ilvl="5" w:tentative="1">
-      <w:start w:val="1"/>
-      <w:numFmt w:val="bullet"/>
-      <w:lvlText w:val=""/>
-      <w:lvlJc w:val="left"/>
-      <w:pPr>
-        <w:tabs>
-          <w:tab w:val="num" w:pos="4320"/>
-        </w:tabs>
-        <w:ind w:left="4320" w:hanging="360"/>
-      </w:pPr>
-      <w:rPr>
-        <w:rFonts w:ascii="Wingdings" w:hAnsi="Wingdings" w:hint="default"/>
-        <w:sz w:val="20"/>
-      </w:rPr>
-    </w:lvl>
-    <w:lvl w:ilvl="6" w:tentative="1">
-      <w:start w:val="1"/>
-      <w:numFmt w:val="bullet"/>
-      <w:lvlText w:val=""/>
-      <w:lvlJc w:val="left"/>
-      <w:pPr>
-        <w:tabs>
-          <w:tab w:val="num" w:pos="5040"/>
-        </w:tabs>
-        <w:ind w:left="5040" w:hanging="360"/>
-      </w:pPr>
-      <w:rPr>
-        <w:rFonts w:ascii="Wingdings" w:hAnsi="Wingdings" w:hint="default"/>
-        <w:sz w:val="20"/>
-      </w:rPr>
-    </w:lvl>
-    <w:lvl w:ilvl="7" w:tentative="1">
-      <w:start w:val="1"/>
-      <w:numFmt w:val="bullet"/>
-      <w:lvlText w:val=""/>
-      <w:lvlJc w:val="left"/>
-      <w:pPr>
-        <w:tabs>
-          <w:tab w:val="num" w:pos="5760"/>
-        </w:tabs>
-        <w:ind w:left="5760" w:hanging="360"/>
-      </w:pPr>
-      <w:rPr>
-        <w:rFonts w:ascii="Wingdings" w:hAnsi="Wingdings" w:hint="default"/>
-        <w:sz w:val="20"/>
-      </w:rPr>
-    </w:lvl>
-    <w:lvl w:ilvl="8" w:tentative="1">
-      <w:start w:val="1"/>
-      <w:numFmt w:val="bullet"/>
-      <w:lvlText w:val=""/>
-      <w:lvlJc w:val="left"/>
-      <w:pPr>
-        <w:tabs>
-          <w:tab w:val="num" w:pos="6480"/>
-        </w:tabs>
-        <w:ind w:left="6480" w:hanging="360"/>
-      </w:pPr>
-      <w:rPr>
-        <w:rFonts w:ascii="Wingdings" w:hAnsi="Wingdings" w:hint="default"/>
-        <w:sz w:val="20"/>
-      </w:rPr>
-    </w:lvl>
-  </w:abstractNum>
-  <w:abstractNum w:abstractNumId="29" w15:restartNumberingAfterBreak="0">
-    <w:nsid w:val="4C6E635A"/>
-    <w:multiLevelType w:val="multilevel"/>
-    <w:tmpl w:val="6C7AEBD2"/>
-    <w:lvl w:ilvl="0">
-      <w:start w:val="1"/>
-      <w:numFmt w:val="bullet"/>
-      <w:lvlText w:val=""/>
-      <w:lvlJc w:val="left"/>
-      <w:pPr>
-        <w:tabs>
-          <w:tab w:val="num" w:pos="720"/>
-        </w:tabs>
-        <w:ind w:left="720" w:hanging="360"/>
-      </w:pPr>
-      <w:rPr>
-        <w:rFonts w:ascii="Symbol" w:hAnsi="Symbol" w:hint="default"/>
-        <w:sz w:val="20"/>
-      </w:rPr>
-    </w:lvl>
-    <w:lvl w:ilvl="1" w:tentative="1">
-      <w:start w:val="1"/>
-      <w:numFmt w:val="bullet"/>
-      <w:lvlText w:val="o"/>
-      <w:lvlJc w:val="left"/>
-      <w:pPr>
-        <w:tabs>
-          <w:tab w:val="num" w:pos="1440"/>
-        </w:tabs>
-        <w:ind w:left="1440" w:hanging="360"/>
-      </w:pPr>
-      <w:rPr>
-        <w:rFonts w:ascii="Courier New" w:hAnsi="Courier New" w:hint="default"/>
-        <w:sz w:val="20"/>
-      </w:rPr>
-    </w:lvl>
-    <w:lvl w:ilvl="2" w:tentative="1">
-      <w:start w:val="1"/>
-      <w:numFmt w:val="bullet"/>
-      <w:lvlText w:val=""/>
-      <w:lvlJc w:val="left"/>
-      <w:pPr>
-        <w:tabs>
-          <w:tab w:val="num" w:pos="2160"/>
-        </w:tabs>
-        <w:ind w:left="2160" w:hanging="360"/>
-      </w:pPr>
-      <w:rPr>
-        <w:rFonts w:ascii="Wingdings" w:hAnsi="Wingdings" w:hint="default"/>
-        <w:sz w:val="20"/>
-      </w:rPr>
-    </w:lvl>
-    <w:lvl w:ilvl="3" w:tentative="1">
-      <w:start w:val="1"/>
-      <w:numFmt w:val="bullet"/>
-      <w:lvlText w:val=""/>
-      <w:lvlJc w:val="left"/>
-      <w:pPr>
-        <w:tabs>
-          <w:tab w:val="num" w:pos="2880"/>
-        </w:tabs>
-        <w:ind w:left="2880" w:hanging="360"/>
-      </w:pPr>
-      <w:rPr>
-        <w:rFonts w:ascii="Wingdings" w:hAnsi="Wingdings" w:hint="default"/>
-        <w:sz w:val="20"/>
-      </w:rPr>
-    </w:lvl>
-    <w:lvl w:ilvl="4" w:tentative="1">
-      <w:start w:val="1"/>
-      <w:numFmt w:val="bullet"/>
-      <w:lvlText w:val=""/>
-      <w:lvlJc w:val="left"/>
-      <w:pPr>
-        <w:tabs>
-          <w:tab w:val="num" w:pos="3600"/>
-        </w:tabs>
-        <w:ind w:left="3600" w:hanging="360"/>
-      </w:pPr>
-      <w:rPr>
-        <w:rFonts w:ascii="Wingdings" w:hAnsi="Wingdings" w:hint="default"/>
-        <w:sz w:val="20"/>
-      </w:rPr>
-    </w:lvl>
-    <w:lvl w:ilvl="5" w:tentative="1">
-      <w:start w:val="1"/>
-      <w:numFmt w:val="bullet"/>
-      <w:lvlText w:val=""/>
-      <w:lvlJc w:val="left"/>
-      <w:pPr>
-        <w:tabs>
-          <w:tab w:val="num" w:pos="4320"/>
-        </w:tabs>
-        <w:ind w:left="4320" w:hanging="360"/>
-      </w:pPr>
-      <w:rPr>
-        <w:rFonts w:ascii="Wingdings" w:hAnsi="Wingdings" w:hint="default"/>
-        <w:sz w:val="20"/>
-      </w:rPr>
-    </w:lvl>
-    <w:lvl w:ilvl="6" w:tentative="1">
-      <w:start w:val="1"/>
-      <w:numFmt w:val="bullet"/>
-      <w:lvlText w:val=""/>
-      <w:lvlJc w:val="left"/>
-      <w:pPr>
-        <w:tabs>
-          <w:tab w:val="num" w:pos="5040"/>
-        </w:tabs>
-        <w:ind w:left="5040" w:hanging="360"/>
-      </w:pPr>
-      <w:rPr>
-        <w:rFonts w:ascii="Wingdings" w:hAnsi="Wingdings" w:hint="default"/>
-        <w:sz w:val="20"/>
-      </w:rPr>
-    </w:lvl>
-    <w:lvl w:ilvl="7" w:tentative="1">
-      <w:start w:val="1"/>
-      <w:numFmt w:val="bullet"/>
-      <w:lvlText w:val=""/>
-      <w:lvlJc w:val="left"/>
-      <w:pPr>
-        <w:tabs>
-          <w:tab w:val="num" w:pos="5760"/>
-        </w:tabs>
-        <w:ind w:left="5760" w:hanging="360"/>
-      </w:pPr>
-      <w:rPr>
-        <w:rFonts w:ascii="Wingdings" w:hAnsi="Wingdings" w:hint="default"/>
-        <w:sz w:val="20"/>
-      </w:rPr>
-    </w:lvl>
-    <w:lvl w:ilvl="8" w:tentative="1">
-      <w:start w:val="1"/>
-      <w:numFmt w:val="bullet"/>
-      <w:lvlText w:val=""/>
-      <w:lvlJc w:val="left"/>
-      <w:pPr>
-        <w:tabs>
-          <w:tab w:val="num" w:pos="6480"/>
-        </w:tabs>
-        <w:ind w:left="6480" w:hanging="360"/>
-      </w:pPr>
-      <w:rPr>
-        <w:rFonts w:ascii="Wingdings" w:hAnsi="Wingdings" w:hint="default"/>
-        <w:sz w:val="20"/>
-      </w:rPr>
-    </w:lvl>
-  </w:abstractNum>
-  <w:abstractNum w:abstractNumId="30" w15:restartNumberingAfterBreak="0">
-    <w:nsid w:val="50E117D3"/>
-    <w:multiLevelType w:val="hybridMultilevel"/>
-    <w:tmpl w:val="71DC9C6A"/>
-    <w:lvl w:ilvl="0" w:tplc="04160001">
-      <w:start w:val="1"/>
-      <w:numFmt w:val="bullet"/>
-      <w:lvlText w:val=""/>
-      <w:lvlJc w:val="left"/>
-      <w:pPr>
-        <w:ind w:left="720" w:hanging="360"/>
-      </w:pPr>
-      <w:rPr>
-        <w:rFonts w:ascii="Symbol" w:hAnsi="Symbol" w:hint="default"/>
-      </w:rPr>
-    </w:lvl>
-    <w:lvl w:ilvl="1" w:tplc="04160003" w:tentative="1">
-      <w:start w:val="1"/>
-      <w:numFmt w:val="bullet"/>
-      <w:lvlText w:val="o"/>
-      <w:lvlJc w:val="left"/>
-      <w:pPr>
-        <w:ind w:left="1440" w:hanging="360"/>
-      </w:pPr>
-      <w:rPr>
-        <w:rFonts w:ascii="Courier New" w:hAnsi="Courier New" w:cs="Courier New" w:hint="default"/>
-      </w:rPr>
-    </w:lvl>
-    <w:lvl w:ilvl="2" w:tplc="04160005" w:tentative="1">
-      <w:start w:val="1"/>
-      <w:numFmt w:val="bullet"/>
-      <w:lvlText w:val=""/>
-      <w:lvlJc w:val="left"/>
-      <w:pPr>
-        <w:ind w:left="2160" w:hanging="360"/>
-      </w:pPr>
-      <w:rPr>
-        <w:rFonts w:ascii="Wingdings" w:hAnsi="Wingdings" w:hint="default"/>
-      </w:rPr>
-    </w:lvl>
-    <w:lvl w:ilvl="3" w:tplc="04160001" w:tentative="1">
-      <w:start w:val="1"/>
-      <w:numFmt w:val="bullet"/>
-      <w:lvlText w:val=""/>
-      <w:lvlJc w:val="left"/>
-      <w:pPr>
-        <w:ind w:left="2880" w:hanging="360"/>
-      </w:pPr>
-      <w:rPr>
-        <w:rFonts w:ascii="Symbol" w:hAnsi="Symbol" w:hint="default"/>
-      </w:rPr>
-    </w:lvl>
-    <w:lvl w:ilvl="4" w:tplc="04160003" w:tentative="1">
-      <w:start w:val="1"/>
-      <w:numFmt w:val="bullet"/>
-      <w:lvlText w:val="o"/>
-      <w:lvlJc w:val="left"/>
-      <w:pPr>
-        <w:ind w:left="3600" w:hanging="360"/>
-      </w:pPr>
-      <w:rPr>
-        <w:rFonts w:ascii="Courier New" w:hAnsi="Courier New" w:cs="Courier New" w:hint="default"/>
-      </w:rPr>
-    </w:lvl>
-    <w:lvl w:ilvl="5" w:tplc="04160005" w:tentative="1">
-      <w:start w:val="1"/>
-      <w:numFmt w:val="bullet"/>
-      <w:lvlText w:val=""/>
-      <w:lvlJc w:val="left"/>
-      <w:pPr>
-        <w:ind w:left="4320" w:hanging="360"/>
-      </w:pPr>
-      <w:rPr>
-        <w:rFonts w:ascii="Wingdings" w:hAnsi="Wingdings" w:hint="default"/>
-      </w:rPr>
-    </w:lvl>
-    <w:lvl w:ilvl="6" w:tplc="04160001" w:tentative="1">
-      <w:start w:val="1"/>
-      <w:numFmt w:val="bullet"/>
-      <w:lvlText w:val=""/>
-      <w:lvlJc w:val="left"/>
-      <w:pPr>
-        <w:ind w:left="5040" w:hanging="360"/>
-      </w:pPr>
-      <w:rPr>
-        <w:rFonts w:ascii="Symbol" w:hAnsi="Symbol" w:hint="default"/>
-      </w:rPr>
-    </w:lvl>
-    <w:lvl w:ilvl="7" w:tplc="04160003" w:tentative="1">
-      <w:start w:val="1"/>
-      <w:numFmt w:val="bullet"/>
-      <w:lvlText w:val="o"/>
-      <w:lvlJc w:val="left"/>
-      <w:pPr>
-        <w:ind w:left="5760" w:hanging="360"/>
-      </w:pPr>
-      <w:rPr>
-        <w:rFonts w:ascii="Courier New" w:hAnsi="Courier New" w:cs="Courier New" w:hint="default"/>
-      </w:rPr>
-    </w:lvl>
-    <w:lvl w:ilvl="8" w:tplc="04160005" w:tentative="1">
-      <w:start w:val="1"/>
-      <w:numFmt w:val="bullet"/>
-      <w:lvlText w:val=""/>
-      <w:lvlJc w:val="left"/>
-      <w:pPr>
-        <w:ind w:left="6480" w:hanging="360"/>
-      </w:pPr>
-      <w:rPr>
-        <w:rFonts w:ascii="Wingdings" w:hAnsi="Wingdings" w:hint="default"/>
-      </w:rPr>
-    </w:lvl>
-  </w:abstractNum>
-  <w:abstractNum w:abstractNumId="31" w15:restartNumberingAfterBreak="0">
+  <w:abstractNum w:abstractNumId="15" w15:restartNumberingAfterBreak="0">
     <w:nsid w:val="565E1121"/>
     <w:multiLevelType w:val="hybridMultilevel"/>
     <w:tmpl w:val="A65A5612"/>
@@ -17262,7 +15486,7 @@
       </w:rPr>
     </w:lvl>
   </w:abstractNum>
-  <w:abstractNum w:abstractNumId="32" w15:restartNumberingAfterBreak="0">
+  <w:abstractNum w:abstractNumId="16" w15:restartNumberingAfterBreak="0">
     <w:nsid w:val="58737D26"/>
     <w:multiLevelType w:val="hybridMultilevel"/>
     <w:tmpl w:val="BCD6D202"/>
@@ -17375,7 +15599,7 @@
       </w:rPr>
     </w:lvl>
   </w:abstractNum>
-  <w:abstractNum w:abstractNumId="33" w15:restartNumberingAfterBreak="0">
+  <w:abstractNum w:abstractNumId="17" w15:restartNumberingAfterBreak="0">
     <w:nsid w:val="597229B7"/>
     <w:multiLevelType w:val="multilevel"/>
     <w:tmpl w:val="E09C7E02"/>
@@ -17494,120 +15718,7 @@
       </w:rPr>
     </w:lvl>
   </w:abstractNum>
-  <w:abstractNum w:abstractNumId="34" w15:restartNumberingAfterBreak="0">
-    <w:nsid w:val="5A9560F1"/>
-    <w:multiLevelType w:val="hybridMultilevel"/>
-    <w:tmpl w:val="922C08CC"/>
-    <w:lvl w:ilvl="0" w:tplc="04160001">
-      <w:start w:val="1"/>
-      <w:numFmt w:val="bullet"/>
-      <w:lvlText w:val=""/>
-      <w:lvlJc w:val="left"/>
-      <w:pPr>
-        <w:ind w:left="720" w:hanging="360"/>
-      </w:pPr>
-      <w:rPr>
-        <w:rFonts w:ascii="Symbol" w:hAnsi="Symbol" w:hint="default"/>
-      </w:rPr>
-    </w:lvl>
-    <w:lvl w:ilvl="1" w:tplc="04160003" w:tentative="1">
-      <w:start w:val="1"/>
-      <w:numFmt w:val="bullet"/>
-      <w:lvlText w:val="o"/>
-      <w:lvlJc w:val="left"/>
-      <w:pPr>
-        <w:ind w:left="1440" w:hanging="360"/>
-      </w:pPr>
-      <w:rPr>
-        <w:rFonts w:ascii="Courier New" w:hAnsi="Courier New" w:cs="Courier New" w:hint="default"/>
-      </w:rPr>
-    </w:lvl>
-    <w:lvl w:ilvl="2" w:tplc="04160005" w:tentative="1">
-      <w:start w:val="1"/>
-      <w:numFmt w:val="bullet"/>
-      <w:lvlText w:val=""/>
-      <w:lvlJc w:val="left"/>
-      <w:pPr>
-        <w:ind w:left="2160" w:hanging="360"/>
-      </w:pPr>
-      <w:rPr>
-        <w:rFonts w:ascii="Wingdings" w:hAnsi="Wingdings" w:hint="default"/>
-      </w:rPr>
-    </w:lvl>
-    <w:lvl w:ilvl="3" w:tplc="04160001" w:tentative="1">
-      <w:start w:val="1"/>
-      <w:numFmt w:val="bullet"/>
-      <w:lvlText w:val=""/>
-      <w:lvlJc w:val="left"/>
-      <w:pPr>
-        <w:ind w:left="2880" w:hanging="360"/>
-      </w:pPr>
-      <w:rPr>
-        <w:rFonts w:ascii="Symbol" w:hAnsi="Symbol" w:hint="default"/>
-      </w:rPr>
-    </w:lvl>
-    <w:lvl w:ilvl="4" w:tplc="04160003" w:tentative="1">
-      <w:start w:val="1"/>
-      <w:numFmt w:val="bullet"/>
-      <w:lvlText w:val="o"/>
-      <w:lvlJc w:val="left"/>
-      <w:pPr>
-        <w:ind w:left="3600" w:hanging="360"/>
-      </w:pPr>
-      <w:rPr>
-        <w:rFonts w:ascii="Courier New" w:hAnsi="Courier New" w:cs="Courier New" w:hint="default"/>
-      </w:rPr>
-    </w:lvl>
-    <w:lvl w:ilvl="5" w:tplc="04160005" w:tentative="1">
-      <w:start w:val="1"/>
-      <w:numFmt w:val="bullet"/>
-      <w:lvlText w:val=""/>
-      <w:lvlJc w:val="left"/>
-      <w:pPr>
-        <w:ind w:left="4320" w:hanging="360"/>
-      </w:pPr>
-      <w:rPr>
-        <w:rFonts w:ascii="Wingdings" w:hAnsi="Wingdings" w:hint="default"/>
-      </w:rPr>
-    </w:lvl>
-    <w:lvl w:ilvl="6" w:tplc="04160001" w:tentative="1">
-      <w:start w:val="1"/>
-      <w:numFmt w:val="bullet"/>
-      <w:lvlText w:val=""/>
-      <w:lvlJc w:val="left"/>
-      <w:pPr>
-        <w:ind w:left="5040" w:hanging="360"/>
-      </w:pPr>
-      <w:rPr>
-        <w:rFonts w:ascii="Symbol" w:hAnsi="Symbol" w:hint="default"/>
-      </w:rPr>
-    </w:lvl>
-    <w:lvl w:ilvl="7" w:tplc="04160003" w:tentative="1">
-      <w:start w:val="1"/>
-      <w:numFmt w:val="bullet"/>
-      <w:lvlText w:val="o"/>
-      <w:lvlJc w:val="left"/>
-      <w:pPr>
-        <w:ind w:left="5760" w:hanging="360"/>
-      </w:pPr>
-      <w:rPr>
-        <w:rFonts w:ascii="Courier New" w:hAnsi="Courier New" w:cs="Courier New" w:hint="default"/>
-      </w:rPr>
-    </w:lvl>
-    <w:lvl w:ilvl="8" w:tplc="04160005" w:tentative="1">
-      <w:start w:val="1"/>
-      <w:numFmt w:val="bullet"/>
-      <w:lvlText w:val=""/>
-      <w:lvlJc w:val="left"/>
-      <w:pPr>
-        <w:ind w:left="6480" w:hanging="360"/>
-      </w:pPr>
-      <w:rPr>
-        <w:rFonts w:ascii="Wingdings" w:hAnsi="Wingdings" w:hint="default"/>
-      </w:rPr>
-    </w:lvl>
-  </w:abstractNum>
-  <w:abstractNum w:abstractNumId="35" w15:restartNumberingAfterBreak="0">
+  <w:abstractNum w:abstractNumId="18" w15:restartNumberingAfterBreak="0">
     <w:nsid w:val="5F173395"/>
     <w:multiLevelType w:val="hybridMultilevel"/>
     <w:tmpl w:val="313E7BB0"/>
@@ -17720,156 +15831,7 @@
       </w:rPr>
     </w:lvl>
   </w:abstractNum>
-  <w:abstractNum w:abstractNumId="36" w15:restartNumberingAfterBreak="0">
-    <w:nsid w:val="5FCD73C7"/>
-    <w:multiLevelType w:val="multilevel"/>
-    <w:tmpl w:val="E18EA73A"/>
-    <w:lvl w:ilvl="0">
-      <w:start w:val="1"/>
-      <w:numFmt w:val="bullet"/>
-      <w:lvlText w:val=""/>
-      <w:lvlJc w:val="left"/>
-      <w:pPr>
-        <w:tabs>
-          <w:tab w:val="num" w:pos="720"/>
-        </w:tabs>
-        <w:ind w:left="720" w:hanging="360"/>
-      </w:pPr>
-      <w:rPr>
-        <w:rFonts w:ascii="Symbol" w:hAnsi="Symbol" w:hint="default"/>
-        <w:sz w:val="20"/>
-      </w:rPr>
-    </w:lvl>
-    <w:lvl w:ilvl="1" w:tentative="1">
-      <w:start w:val="1"/>
-      <w:numFmt w:val="bullet"/>
-      <w:lvlText w:val="o"/>
-      <w:lvlJc w:val="left"/>
-      <w:pPr>
-        <w:tabs>
-          <w:tab w:val="num" w:pos="1440"/>
-        </w:tabs>
-        <w:ind w:left="1440" w:hanging="360"/>
-      </w:pPr>
-      <w:rPr>
-        <w:rFonts w:ascii="Courier New" w:hAnsi="Courier New" w:hint="default"/>
-        <w:sz w:val="20"/>
-      </w:rPr>
-    </w:lvl>
-    <w:lvl w:ilvl="2" w:tentative="1">
-      <w:start w:val="1"/>
-      <w:numFmt w:val="bullet"/>
-      <w:lvlText w:val=""/>
-      <w:lvlJc w:val="left"/>
-      <w:pPr>
-        <w:tabs>
-          <w:tab w:val="num" w:pos="2160"/>
-        </w:tabs>
-        <w:ind w:left="2160" w:hanging="360"/>
-      </w:pPr>
-      <w:rPr>
-        <w:rFonts w:ascii="Wingdings" w:hAnsi="Wingdings" w:hint="default"/>
-        <w:sz w:val="20"/>
-      </w:rPr>
-    </w:lvl>
-    <w:lvl w:ilvl="3" w:tentative="1">
-      <w:start w:val="1"/>
-      <w:numFmt w:val="bullet"/>
-      <w:lvlText w:val=""/>
-      <w:lvlJc w:val="left"/>
-      <w:pPr>
-        <w:tabs>
-          <w:tab w:val="num" w:pos="2880"/>
-        </w:tabs>
-        <w:ind w:left="2880" w:hanging="360"/>
-      </w:pPr>
-      <w:rPr>
-        <w:rFonts w:ascii="Wingdings" w:hAnsi="Wingdings" w:hint="default"/>
-        <w:sz w:val="20"/>
-      </w:rPr>
-    </w:lvl>
-    <w:lvl w:ilvl="4" w:tentative="1">
-      <w:start w:val="1"/>
-      <w:numFmt w:val="bullet"/>
-      <w:lvlText w:val=""/>
-      <w:lvlJc w:val="left"/>
-      <w:pPr>
-        <w:tabs>
-          <w:tab w:val="num" w:pos="3600"/>
-        </w:tabs>
-        <w:ind w:left="3600" w:hanging="360"/>
-      </w:pPr>
-      <w:rPr>
-        <w:rFonts w:ascii="Wingdings" w:hAnsi="Wingdings" w:hint="default"/>
-        <w:sz w:val="20"/>
-      </w:rPr>
-    </w:lvl>
-    <w:lvl w:ilvl="5" w:tentative="1">
-      <w:start w:val="1"/>
-      <w:numFmt w:val="bullet"/>
-      <w:lvlText w:val=""/>
-      <w:lvlJc w:val="left"/>
-      <w:pPr>
-        <w:tabs>
-          <w:tab w:val="num" w:pos="4320"/>
-        </w:tabs>
-        <w:ind w:left="4320" w:hanging="360"/>
-      </w:pPr>
-      <w:rPr>
-        <w:rFonts w:ascii="Wingdings" w:hAnsi="Wingdings" w:hint="default"/>
-        <w:sz w:val="20"/>
-      </w:rPr>
-    </w:lvl>
-    <w:lvl w:ilvl="6" w:tentative="1">
-      <w:start w:val="1"/>
-      <w:numFmt w:val="bullet"/>
-      <w:lvlText w:val=""/>
-      <w:lvlJc w:val="left"/>
-      <w:pPr>
-        <w:tabs>
-          <w:tab w:val="num" w:pos="5040"/>
-        </w:tabs>
-        <w:ind w:left="5040" w:hanging="360"/>
-      </w:pPr>
-      <w:rPr>
-        <w:rFonts w:ascii="Wingdings" w:hAnsi="Wingdings" w:hint="default"/>
-        <w:sz w:val="20"/>
-      </w:rPr>
-    </w:lvl>
-    <w:lvl w:ilvl="7" w:tentative="1">
-      <w:start w:val="1"/>
-      <w:numFmt w:val="bullet"/>
-      <w:lvlText w:val=""/>
-      <w:lvlJc w:val="left"/>
-      <w:pPr>
-        <w:tabs>
-          <w:tab w:val="num" w:pos="5760"/>
-        </w:tabs>
-        <w:ind w:left="5760" w:hanging="360"/>
-      </w:pPr>
-      <w:rPr>
-        <w:rFonts w:ascii="Wingdings" w:hAnsi="Wingdings" w:hint="default"/>
-        <w:sz w:val="20"/>
-      </w:rPr>
-    </w:lvl>
-    <w:lvl w:ilvl="8" w:tentative="1">
-      <w:start w:val="1"/>
-      <w:numFmt w:val="bullet"/>
-      <w:lvlText w:val=""/>
-      <w:lvlJc w:val="left"/>
-      <w:pPr>
-        <w:tabs>
-          <w:tab w:val="num" w:pos="6480"/>
-        </w:tabs>
-        <w:ind w:left="6480" w:hanging="360"/>
-      </w:pPr>
-      <w:rPr>
-        <w:rFonts w:ascii="Wingdings" w:hAnsi="Wingdings" w:hint="default"/>
-        <w:sz w:val="20"/>
-      </w:rPr>
-    </w:lvl>
-  </w:abstractNum>
-  <w:abstractNum w:abstractNumId="37" w15:restartNumberingAfterBreak="0">
+  <w:abstractNum w:abstractNumId="19" w15:restartNumberingAfterBreak="0">
     <w:nsid w:val="61D14B98"/>
     <w:multiLevelType w:val="hybridMultilevel"/>
     <w:tmpl w:val="768C3AD6"/>
@@ -17982,96 +15944,7 @@
       </w:rPr>
     </w:lvl>
   </w:abstractNum>
-  <w:abstractNum w:abstractNumId="38" w15:restartNumberingAfterBreak="0">
-    <w:nsid w:val="63F02D5A"/>
-    <w:multiLevelType w:val="hybridMultilevel"/>
-    <w:tmpl w:val="97DC60F4"/>
-    <w:lvl w:ilvl="0" w:tplc="0416000F">
-      <w:start w:val="1"/>
-      <w:numFmt w:val="decimal"/>
-      <w:lvlText w:val="%1."/>
-      <w:lvlJc w:val="left"/>
-      <w:pPr>
-        <w:ind w:left="720" w:hanging="360"/>
-      </w:pPr>
-      <w:rPr>
-        <w:rFonts w:hint="default"/>
-      </w:rPr>
-    </w:lvl>
-    <w:lvl w:ilvl="1" w:tplc="04160019" w:tentative="1">
-      <w:start w:val="1"/>
-      <w:numFmt w:val="lowerLetter"/>
-      <w:lvlText w:val="%2."/>
-      <w:lvlJc w:val="left"/>
-      <w:pPr>
-        <w:ind w:left="1440" w:hanging="360"/>
-      </w:pPr>
-    </w:lvl>
-    <w:lvl w:ilvl="2" w:tplc="0416001B" w:tentative="1">
-      <w:start w:val="1"/>
-      <w:numFmt w:val="lowerRoman"/>
-      <w:lvlText w:val="%3."/>
-      <w:lvlJc w:val="right"/>
-      <w:pPr>
-        <w:ind w:left="2160" w:hanging="180"/>
-      </w:pPr>
-    </w:lvl>
-    <w:lvl w:ilvl="3" w:tplc="0416000F" w:tentative="1">
-      <w:start w:val="1"/>
-      <w:numFmt w:val="decimal"/>
-      <w:lvlText w:val="%4."/>
-      <w:lvlJc w:val="left"/>
-      <w:pPr>
-        <w:ind w:left="2880" w:hanging="360"/>
-      </w:pPr>
-    </w:lvl>
-    <w:lvl w:ilvl="4" w:tplc="04160019" w:tentative="1">
-      <w:start w:val="1"/>
-      <w:numFmt w:val="lowerLetter"/>
-      <w:lvlText w:val="%5."/>
-      <w:lvlJc w:val="left"/>
-      <w:pPr>
-        <w:ind w:left="3600" w:hanging="360"/>
-      </w:pPr>
-    </w:lvl>
-    <w:lvl w:ilvl="5" w:tplc="0416001B" w:tentative="1">
-      <w:start w:val="1"/>
-      <w:numFmt w:val="lowerRoman"/>
-      <w:lvlText w:val="%6."/>
-      <w:lvlJc w:val="right"/>
-      <w:pPr>
-        <w:ind w:left="4320" w:hanging="180"/>
-      </w:pPr>
-    </w:lvl>
-    <w:lvl w:ilvl="6" w:tplc="0416000F" w:tentative="1">
-      <w:start w:val="1"/>
-      <w:numFmt w:val="decimal"/>
-      <w:lvlText w:val="%7."/>
-      <w:lvlJc w:val="left"/>
-      <w:pPr>
-        <w:ind w:left="5040" w:hanging="360"/>
-      </w:pPr>
-    </w:lvl>
-    <w:lvl w:ilvl="7" w:tplc="04160019" w:tentative="1">
-      <w:start w:val="1"/>
-      <w:numFmt w:val="lowerLetter"/>
-      <w:lvlText w:val="%8."/>
-      <w:lvlJc w:val="left"/>
-      <w:pPr>
-        <w:ind w:left="5760" w:hanging="360"/>
-      </w:pPr>
-    </w:lvl>
-    <w:lvl w:ilvl="8" w:tplc="0416001B" w:tentative="1">
-      <w:start w:val="1"/>
-      <w:numFmt w:val="lowerRoman"/>
-      <w:lvlText w:val="%9."/>
-      <w:lvlJc w:val="right"/>
-      <w:pPr>
-        <w:ind w:left="6480" w:hanging="180"/>
-      </w:pPr>
-    </w:lvl>
-  </w:abstractNum>
-  <w:abstractNum w:abstractNumId="39" w15:restartNumberingAfterBreak="0">
+  <w:abstractNum w:abstractNumId="20" w15:restartNumberingAfterBreak="0">
     <w:nsid w:val="66E1058E"/>
     <w:multiLevelType w:val="hybridMultilevel"/>
     <w:tmpl w:val="99885F78"/>
@@ -18184,418 +16057,7 @@
       </w:rPr>
     </w:lvl>
   </w:abstractNum>
-  <w:abstractNum w:abstractNumId="40" w15:restartNumberingAfterBreak="0">
-    <w:nsid w:val="67BF51C9"/>
-    <w:multiLevelType w:val="multilevel"/>
-    <w:tmpl w:val="BC42C8B8"/>
-    <w:lvl w:ilvl="0">
-      <w:start w:val="1"/>
-      <w:numFmt w:val="bullet"/>
-      <w:lvlText w:val=""/>
-      <w:lvlJc w:val="left"/>
-      <w:pPr>
-        <w:tabs>
-          <w:tab w:val="num" w:pos="720"/>
-        </w:tabs>
-        <w:ind w:left="720" w:hanging="360"/>
-      </w:pPr>
-      <w:rPr>
-        <w:rFonts w:ascii="Symbol" w:hAnsi="Symbol" w:hint="default"/>
-        <w:sz w:val="20"/>
-      </w:rPr>
-    </w:lvl>
-    <w:lvl w:ilvl="1" w:tentative="1">
-      <w:start w:val="1"/>
-      <w:numFmt w:val="bullet"/>
-      <w:lvlText w:val="o"/>
-      <w:lvlJc w:val="left"/>
-      <w:pPr>
-        <w:tabs>
-          <w:tab w:val="num" w:pos="1440"/>
-        </w:tabs>
-        <w:ind w:left="1440" w:hanging="360"/>
-      </w:pPr>
-      <w:rPr>
-        <w:rFonts w:ascii="Courier New" w:hAnsi="Courier New" w:hint="default"/>
-        <w:sz w:val="20"/>
-      </w:rPr>
-    </w:lvl>
-    <w:lvl w:ilvl="2" w:tentative="1">
-      <w:start w:val="1"/>
-      <w:numFmt w:val="bullet"/>
-      <w:lvlText w:val=""/>
-      <w:lvlJc w:val="left"/>
-      <w:pPr>
-        <w:tabs>
-          <w:tab w:val="num" w:pos="2160"/>
-        </w:tabs>
-        <w:ind w:left="2160" w:hanging="360"/>
-      </w:pPr>
-      <w:rPr>
-        <w:rFonts w:ascii="Wingdings" w:hAnsi="Wingdings" w:hint="default"/>
-        <w:sz w:val="20"/>
-      </w:rPr>
-    </w:lvl>
-    <w:lvl w:ilvl="3" w:tentative="1">
-      <w:start w:val="1"/>
-      <w:numFmt w:val="bullet"/>
-      <w:lvlText w:val=""/>
-      <w:lvlJc w:val="left"/>
-      <w:pPr>
-        <w:tabs>
-          <w:tab w:val="num" w:pos="2880"/>
-        </w:tabs>
-        <w:ind w:left="2880" w:hanging="360"/>
-      </w:pPr>
-      <w:rPr>
-        <w:rFonts w:ascii="Wingdings" w:hAnsi="Wingdings" w:hint="default"/>
-        <w:sz w:val="20"/>
-      </w:rPr>
-    </w:lvl>
-    <w:lvl w:ilvl="4" w:tentative="1">
-      <w:start w:val="1"/>
-      <w:numFmt w:val="bullet"/>
-      <w:lvlText w:val=""/>
-      <w:lvlJc w:val="left"/>
-      <w:pPr>
-        <w:tabs>
-          <w:tab w:val="num" w:pos="3600"/>
-        </w:tabs>
-        <w:ind w:left="3600" w:hanging="360"/>
-      </w:pPr>
-      <w:rPr>
-        <w:rFonts w:ascii="Wingdings" w:hAnsi="Wingdings" w:hint="default"/>
-        <w:sz w:val="20"/>
-      </w:rPr>
-    </w:lvl>
-    <w:lvl w:ilvl="5" w:tentative="1">
-      <w:start w:val="1"/>
-      <w:numFmt w:val="bullet"/>
-      <w:lvlText w:val=""/>
-      <w:lvlJc w:val="left"/>
-      <w:pPr>
-        <w:tabs>
-          <w:tab w:val="num" w:pos="4320"/>
-        </w:tabs>
-        <w:ind w:left="4320" w:hanging="360"/>
-      </w:pPr>
-      <w:rPr>
-        <w:rFonts w:ascii="Wingdings" w:hAnsi="Wingdings" w:hint="default"/>
-        <w:sz w:val="20"/>
-      </w:rPr>
-    </w:lvl>
-    <w:lvl w:ilvl="6" w:tentative="1">
-      <w:start w:val="1"/>
-      <w:numFmt w:val="bullet"/>
-      <w:lvlText w:val=""/>
-      <w:lvlJc w:val="left"/>
-      <w:pPr>
-        <w:tabs>
-          <w:tab w:val="num" w:pos="5040"/>
-        </w:tabs>
-        <w:ind w:left="5040" w:hanging="360"/>
-      </w:pPr>
-      <w:rPr>
-        <w:rFonts w:ascii="Wingdings" w:hAnsi="Wingdings" w:hint="default"/>
-        <w:sz w:val="20"/>
-      </w:rPr>
-    </w:lvl>
-    <w:lvl w:ilvl="7" w:tentative="1">
-      <w:start w:val="1"/>
-      <w:numFmt w:val="bullet"/>
-      <w:lvlText w:val=""/>
-      <w:lvlJc w:val="left"/>
-      <w:pPr>
-        <w:tabs>
-          <w:tab w:val="num" w:pos="5760"/>
-        </w:tabs>
-        <w:ind w:left="5760" w:hanging="360"/>
-      </w:pPr>
-      <w:rPr>
-        <w:rFonts w:ascii="Wingdings" w:hAnsi="Wingdings" w:hint="default"/>
-        <w:sz w:val="20"/>
-      </w:rPr>
-    </w:lvl>
-    <w:lvl w:ilvl="8" w:tentative="1">
-      <w:start w:val="1"/>
-      <w:numFmt w:val="bullet"/>
-      <w:lvlText w:val=""/>
-      <w:lvlJc w:val="left"/>
-      <w:pPr>
-        <w:tabs>
-          <w:tab w:val="num" w:pos="6480"/>
-        </w:tabs>
-        <w:ind w:left="6480" w:hanging="360"/>
-      </w:pPr>
-      <w:rPr>
-        <w:rFonts w:ascii="Wingdings" w:hAnsi="Wingdings" w:hint="default"/>
-        <w:sz w:val="20"/>
-      </w:rPr>
-    </w:lvl>
-  </w:abstractNum>
-  <w:abstractNum w:abstractNumId="41" w15:restartNumberingAfterBreak="0">
-    <w:nsid w:val="695B14A8"/>
-    <w:multiLevelType w:val="multilevel"/>
-    <w:tmpl w:val="5002B5E2"/>
-    <w:lvl w:ilvl="0">
-      <w:start w:val="1"/>
-      <w:numFmt w:val="bullet"/>
-      <w:lvlText w:val=""/>
-      <w:lvlJc w:val="left"/>
-      <w:pPr>
-        <w:tabs>
-          <w:tab w:val="num" w:pos="720"/>
-        </w:tabs>
-        <w:ind w:left="720" w:hanging="360"/>
-      </w:pPr>
-      <w:rPr>
-        <w:rFonts w:ascii="Symbol" w:hAnsi="Symbol" w:hint="default"/>
-        <w:sz w:val="20"/>
-      </w:rPr>
-    </w:lvl>
-    <w:lvl w:ilvl="1" w:tentative="1">
-      <w:start w:val="1"/>
-      <w:numFmt w:val="bullet"/>
-      <w:lvlText w:val="o"/>
-      <w:lvlJc w:val="left"/>
-      <w:pPr>
-        <w:tabs>
-          <w:tab w:val="num" w:pos="1440"/>
-        </w:tabs>
-        <w:ind w:left="1440" w:hanging="360"/>
-      </w:pPr>
-      <w:rPr>
-        <w:rFonts w:ascii="Courier New" w:hAnsi="Courier New" w:hint="default"/>
-        <w:sz w:val="20"/>
-      </w:rPr>
-    </w:lvl>
-    <w:lvl w:ilvl="2" w:tentative="1">
-      <w:start w:val="1"/>
-      <w:numFmt w:val="bullet"/>
-      <w:lvlText w:val=""/>
-      <w:lvlJc w:val="left"/>
-      <w:pPr>
-        <w:tabs>
-          <w:tab w:val="num" w:pos="2160"/>
-        </w:tabs>
-        <w:ind w:left="2160" w:hanging="360"/>
-      </w:pPr>
-      <w:rPr>
-        <w:rFonts w:ascii="Wingdings" w:hAnsi="Wingdings" w:hint="default"/>
-        <w:sz w:val="20"/>
-      </w:rPr>
-    </w:lvl>
-    <w:lvl w:ilvl="3" w:tentative="1">
-      <w:start w:val="1"/>
-      <w:numFmt w:val="bullet"/>
-      <w:lvlText w:val=""/>
-      <w:lvlJc w:val="left"/>
-      <w:pPr>
-        <w:tabs>
-          <w:tab w:val="num" w:pos="2880"/>
-        </w:tabs>
-        <w:ind w:left="2880" w:hanging="360"/>
-      </w:pPr>
-      <w:rPr>
-        <w:rFonts w:ascii="Wingdings" w:hAnsi="Wingdings" w:hint="default"/>
-        <w:sz w:val="20"/>
-      </w:rPr>
-    </w:lvl>
-    <w:lvl w:ilvl="4" w:tentative="1">
-      <w:start w:val="1"/>
-      <w:numFmt w:val="bullet"/>
-      <w:lvlText w:val=""/>
-      <w:lvlJc w:val="left"/>
-      <w:pPr>
-        <w:tabs>
-          <w:tab w:val="num" w:pos="3600"/>
-        </w:tabs>
-        <w:ind w:left="3600" w:hanging="360"/>
-      </w:pPr>
-      <w:rPr>
-        <w:rFonts w:ascii="Wingdings" w:hAnsi="Wingdings" w:hint="default"/>
-        <w:sz w:val="20"/>
-      </w:rPr>
-    </w:lvl>
-    <w:lvl w:ilvl="5" w:tentative="1">
-      <w:start w:val="1"/>
-      <w:numFmt w:val="bullet"/>
-      <w:lvlText w:val=""/>
-      <w:lvlJc w:val="left"/>
-      <w:pPr>
-        <w:tabs>
-          <w:tab w:val="num" w:pos="4320"/>
-        </w:tabs>
-        <w:ind w:left="4320" w:hanging="360"/>
-      </w:pPr>
-      <w:rPr>
-        <w:rFonts w:ascii="Wingdings" w:hAnsi="Wingdings" w:hint="default"/>
-        <w:sz w:val="20"/>
-      </w:rPr>
-    </w:lvl>
-    <w:lvl w:ilvl="6" w:tentative="1">
-      <w:start w:val="1"/>
-      <w:numFmt w:val="bullet"/>
-      <w:lvlText w:val=""/>
-      <w:lvlJc w:val="left"/>
-      <w:pPr>
-        <w:tabs>
-          <w:tab w:val="num" w:pos="5040"/>
-        </w:tabs>
-        <w:ind w:left="5040" w:hanging="360"/>
-      </w:pPr>
-      <w:rPr>
-        <w:rFonts w:ascii="Wingdings" w:hAnsi="Wingdings" w:hint="default"/>
-        <w:sz w:val="20"/>
-      </w:rPr>
-    </w:lvl>
-    <w:lvl w:ilvl="7" w:tentative="1">
-      <w:start w:val="1"/>
-      <w:numFmt w:val="bullet"/>
-      <w:lvlText w:val=""/>
-      <w:lvlJc w:val="left"/>
-      <w:pPr>
-        <w:tabs>
-          <w:tab w:val="num" w:pos="5760"/>
-        </w:tabs>
-        <w:ind w:left="5760" w:hanging="360"/>
-      </w:pPr>
-      <w:rPr>
-        <w:rFonts w:ascii="Wingdings" w:hAnsi="Wingdings" w:hint="default"/>
-        <w:sz w:val="20"/>
-      </w:rPr>
-    </w:lvl>
-    <w:lvl w:ilvl="8" w:tentative="1">
-      <w:start w:val="1"/>
-      <w:numFmt w:val="bullet"/>
-      <w:lvlText w:val=""/>
-      <w:lvlJc w:val="left"/>
-      <w:pPr>
-        <w:tabs>
-          <w:tab w:val="num" w:pos="6480"/>
-        </w:tabs>
-        <w:ind w:left="6480" w:hanging="360"/>
-      </w:pPr>
-      <w:rPr>
-        <w:rFonts w:ascii="Wingdings" w:hAnsi="Wingdings" w:hint="default"/>
-        <w:sz w:val="20"/>
-      </w:rPr>
-    </w:lvl>
-  </w:abstractNum>
-  <w:abstractNum w:abstractNumId="42" w15:restartNumberingAfterBreak="0">
-    <w:nsid w:val="6A4C4488"/>
-    <w:multiLevelType w:val="hybridMultilevel"/>
-    <w:tmpl w:val="AC105B52"/>
-    <w:lvl w:ilvl="0" w:tplc="04160001">
-      <w:start w:val="1"/>
-      <w:numFmt w:val="bullet"/>
-      <w:lvlText w:val=""/>
-      <w:lvlJc w:val="left"/>
-      <w:pPr>
-        <w:ind w:left="720" w:hanging="360"/>
-      </w:pPr>
-      <w:rPr>
-        <w:rFonts w:ascii="Symbol" w:hAnsi="Symbol" w:hint="default"/>
-      </w:rPr>
-    </w:lvl>
-    <w:lvl w:ilvl="1" w:tplc="04160003" w:tentative="1">
-      <w:start w:val="1"/>
-      <w:numFmt w:val="bullet"/>
-      <w:lvlText w:val="o"/>
-      <w:lvlJc w:val="left"/>
-      <w:pPr>
-        <w:ind w:left="1440" w:hanging="360"/>
-      </w:pPr>
-      <w:rPr>
-        <w:rFonts w:ascii="Courier New" w:hAnsi="Courier New" w:cs="Courier New" w:hint="default"/>
-      </w:rPr>
-    </w:lvl>
-    <w:lvl w:ilvl="2" w:tplc="04160005" w:tentative="1">
-      <w:start w:val="1"/>
-      <w:numFmt w:val="bullet"/>
-      <w:lvlText w:val=""/>
-      <w:lvlJc w:val="left"/>
-      <w:pPr>
-        <w:ind w:left="2160" w:hanging="360"/>
-      </w:pPr>
-      <w:rPr>
-        <w:rFonts w:ascii="Wingdings" w:hAnsi="Wingdings" w:hint="default"/>
-      </w:rPr>
-    </w:lvl>
-    <w:lvl w:ilvl="3" w:tplc="04160001" w:tentative="1">
-      <w:start w:val="1"/>
-      <w:numFmt w:val="bullet"/>
-      <w:lvlText w:val=""/>
-      <w:lvlJc w:val="left"/>
-      <w:pPr>
-        <w:ind w:left="2880" w:hanging="360"/>
-      </w:pPr>
-      <w:rPr>
-        <w:rFonts w:ascii="Symbol" w:hAnsi="Symbol" w:hint="default"/>
-      </w:rPr>
-    </w:lvl>
-    <w:lvl w:ilvl="4" w:tplc="04160003" w:tentative="1">
-      <w:start w:val="1"/>
-      <w:numFmt w:val="bullet"/>
-      <w:lvlText w:val="o"/>
-      <w:lvlJc w:val="left"/>
-      <w:pPr>
-        <w:ind w:left="3600" w:hanging="360"/>
-      </w:pPr>
-      <w:rPr>
-        <w:rFonts w:ascii="Courier New" w:hAnsi="Courier New" w:cs="Courier New" w:hint="default"/>
-      </w:rPr>
-    </w:lvl>
-    <w:lvl w:ilvl="5" w:tplc="04160005" w:tentative="1">
-      <w:start w:val="1"/>
-      <w:numFmt w:val="bullet"/>
-      <w:lvlText w:val=""/>
-      <w:lvlJc w:val="left"/>
-      <w:pPr>
-        <w:ind w:left="4320" w:hanging="360"/>
-      </w:pPr>
-      <w:rPr>
-        <w:rFonts w:ascii="Wingdings" w:hAnsi="Wingdings" w:hint="default"/>
-      </w:rPr>
-    </w:lvl>
-    <w:lvl w:ilvl="6" w:tplc="04160001" w:tentative="1">
-      <w:start w:val="1"/>
-      <w:numFmt w:val="bullet"/>
-      <w:lvlText w:val=""/>
-      <w:lvlJc w:val="left"/>
-      <w:pPr>
-        <w:ind w:left="5040" w:hanging="360"/>
-      </w:pPr>
-      <w:rPr>
-        <w:rFonts w:ascii="Symbol" w:hAnsi="Symbol" w:hint="default"/>
-      </w:rPr>
-    </w:lvl>
-    <w:lvl w:ilvl="7" w:tplc="04160003" w:tentative="1">
-      <w:start w:val="1"/>
-      <w:numFmt w:val="bullet"/>
-      <w:lvlText w:val="o"/>
-      <w:lvlJc w:val="left"/>
-      <w:pPr>
-        <w:ind w:left="5760" w:hanging="360"/>
-      </w:pPr>
-      <w:rPr>
-        <w:rFonts w:ascii="Courier New" w:hAnsi="Courier New" w:cs="Courier New" w:hint="default"/>
-      </w:rPr>
-    </w:lvl>
-    <w:lvl w:ilvl="8" w:tplc="04160005" w:tentative="1">
-      <w:start w:val="1"/>
-      <w:numFmt w:val="bullet"/>
-      <w:lvlText w:val=""/>
-      <w:lvlJc w:val="left"/>
-      <w:pPr>
-        <w:ind w:left="6480" w:hanging="360"/>
-      </w:pPr>
-      <w:rPr>
-        <w:rFonts w:ascii="Wingdings" w:hAnsi="Wingdings" w:hint="default"/>
-      </w:rPr>
-    </w:lvl>
-  </w:abstractNum>
-  <w:abstractNum w:abstractNumId="43" w15:restartNumberingAfterBreak="0">
+  <w:abstractNum w:abstractNumId="21" w15:restartNumberingAfterBreak="0">
     <w:nsid w:val="6C6F2AAF"/>
     <w:multiLevelType w:val="hybridMultilevel"/>
     <w:tmpl w:val="892CC756"/>
@@ -18708,273 +16170,7 @@
       </w:rPr>
     </w:lvl>
   </w:abstractNum>
-  <w:abstractNum w:abstractNumId="44" w15:restartNumberingAfterBreak="0">
-    <w:nsid w:val="6D0B067B"/>
-    <w:multiLevelType w:val="multilevel"/>
-    <w:tmpl w:val="88EC3C92"/>
-    <w:lvl w:ilvl="0">
-      <w:start w:val="1"/>
-      <w:numFmt w:val="decimal"/>
-      <w:lvlText w:val="%1."/>
-      <w:lvlJc w:val="left"/>
-      <w:pPr>
-        <w:tabs>
-          <w:tab w:val="num" w:pos="720"/>
-        </w:tabs>
-        <w:ind w:left="720" w:hanging="360"/>
-      </w:pPr>
-    </w:lvl>
-    <w:lvl w:ilvl="1">
-      <w:start w:val="1"/>
-      <w:numFmt w:val="bullet"/>
-      <w:lvlText w:val="o"/>
-      <w:lvlJc w:val="left"/>
-      <w:pPr>
-        <w:tabs>
-          <w:tab w:val="num" w:pos="1440"/>
-        </w:tabs>
-        <w:ind w:left="1440" w:hanging="360"/>
-      </w:pPr>
-      <w:rPr>
-        <w:rFonts w:ascii="Courier New" w:hAnsi="Courier New" w:hint="default"/>
-        <w:sz w:val="20"/>
-      </w:rPr>
-    </w:lvl>
-    <w:lvl w:ilvl="2" w:tentative="1">
-      <w:start w:val="1"/>
-      <w:numFmt w:val="decimal"/>
-      <w:lvlText w:val="%3."/>
-      <w:lvlJc w:val="left"/>
-      <w:pPr>
-        <w:tabs>
-          <w:tab w:val="num" w:pos="2160"/>
-        </w:tabs>
-        <w:ind w:left="2160" w:hanging="360"/>
-      </w:pPr>
-    </w:lvl>
-    <w:lvl w:ilvl="3" w:tentative="1">
-      <w:start w:val="1"/>
-      <w:numFmt w:val="decimal"/>
-      <w:lvlText w:val="%4."/>
-      <w:lvlJc w:val="left"/>
-      <w:pPr>
-        <w:tabs>
-          <w:tab w:val="num" w:pos="2880"/>
-        </w:tabs>
-        <w:ind w:left="2880" w:hanging="360"/>
-      </w:pPr>
-    </w:lvl>
-    <w:lvl w:ilvl="4" w:tentative="1">
-      <w:start w:val="1"/>
-      <w:numFmt w:val="decimal"/>
-      <w:lvlText w:val="%5."/>
-      <w:lvlJc w:val="left"/>
-      <w:pPr>
-        <w:tabs>
-          <w:tab w:val="num" w:pos="3600"/>
-        </w:tabs>
-        <w:ind w:left="3600" w:hanging="360"/>
-      </w:pPr>
-    </w:lvl>
-    <w:lvl w:ilvl="5" w:tentative="1">
-      <w:start w:val="1"/>
-      <w:numFmt w:val="decimal"/>
-      <w:lvlText w:val="%6."/>
-      <w:lvlJc w:val="left"/>
-      <w:pPr>
-        <w:tabs>
-          <w:tab w:val="num" w:pos="4320"/>
-        </w:tabs>
-        <w:ind w:left="4320" w:hanging="360"/>
-      </w:pPr>
-    </w:lvl>
-    <w:lvl w:ilvl="6" w:tentative="1">
-      <w:start w:val="1"/>
-      <w:numFmt w:val="decimal"/>
-      <w:lvlText w:val="%7."/>
-      <w:lvlJc w:val="left"/>
-      <w:pPr>
-        <w:tabs>
-          <w:tab w:val="num" w:pos="5040"/>
-        </w:tabs>
-        <w:ind w:left="5040" w:hanging="360"/>
-      </w:pPr>
-    </w:lvl>
-    <w:lvl w:ilvl="7" w:tentative="1">
-      <w:start w:val="1"/>
-      <w:numFmt w:val="decimal"/>
-      <w:lvlText w:val="%8."/>
-      <w:lvlJc w:val="left"/>
-      <w:pPr>
-        <w:tabs>
-          <w:tab w:val="num" w:pos="5760"/>
-        </w:tabs>
-        <w:ind w:left="5760" w:hanging="360"/>
-      </w:pPr>
-    </w:lvl>
-    <w:lvl w:ilvl="8" w:tentative="1">
-      <w:start w:val="1"/>
-      <w:numFmt w:val="decimal"/>
-      <w:lvlText w:val="%9."/>
-      <w:lvlJc w:val="left"/>
-      <w:pPr>
-        <w:tabs>
-          <w:tab w:val="num" w:pos="6480"/>
-        </w:tabs>
-        <w:ind w:left="6480" w:hanging="360"/>
-      </w:pPr>
-    </w:lvl>
-  </w:abstractNum>
-  <w:abstractNum w:abstractNumId="45" w15:restartNumberingAfterBreak="0">
-    <w:nsid w:val="6E0F794B"/>
-    <w:multiLevelType w:val="multilevel"/>
-    <w:tmpl w:val="E78C93DC"/>
-    <w:lvl w:ilvl="0">
-      <w:start w:val="1"/>
-      <w:numFmt w:val="bullet"/>
-      <w:lvlText w:val=""/>
-      <w:lvlJc w:val="left"/>
-      <w:pPr>
-        <w:tabs>
-          <w:tab w:val="num" w:pos="720"/>
-        </w:tabs>
-        <w:ind w:left="720" w:hanging="360"/>
-      </w:pPr>
-      <w:rPr>
-        <w:rFonts w:ascii="Symbol" w:hAnsi="Symbol" w:hint="default"/>
-        <w:sz w:val="20"/>
-      </w:rPr>
-    </w:lvl>
-    <w:lvl w:ilvl="1" w:tentative="1">
-      <w:start w:val="1"/>
-      <w:numFmt w:val="bullet"/>
-      <w:lvlText w:val="o"/>
-      <w:lvlJc w:val="left"/>
-      <w:pPr>
-        <w:tabs>
-          <w:tab w:val="num" w:pos="1440"/>
-        </w:tabs>
-        <w:ind w:left="1440" w:hanging="360"/>
-      </w:pPr>
-      <w:rPr>
-        <w:rFonts w:ascii="Courier New" w:hAnsi="Courier New" w:hint="default"/>
-        <w:sz w:val="20"/>
-      </w:rPr>
-    </w:lvl>
-    <w:lvl w:ilvl="2" w:tentative="1">
-      <w:start w:val="1"/>
-      <w:numFmt w:val="bullet"/>
-      <w:lvlText w:val=""/>
-      <w:lvlJc w:val="left"/>
-      <w:pPr>
-        <w:tabs>
-          <w:tab w:val="num" w:pos="2160"/>
-        </w:tabs>
-        <w:ind w:left="2160" w:hanging="360"/>
-      </w:pPr>
-      <w:rPr>
-        <w:rFonts w:ascii="Wingdings" w:hAnsi="Wingdings" w:hint="default"/>
-        <w:sz w:val="20"/>
-      </w:rPr>
-    </w:lvl>
-    <w:lvl w:ilvl="3" w:tentative="1">
-      <w:start w:val="1"/>
-      <w:numFmt w:val="bullet"/>
-      <w:lvlText w:val=""/>
-      <w:lvlJc w:val="left"/>
-      <w:pPr>
-        <w:tabs>
-          <w:tab w:val="num" w:pos="2880"/>
-        </w:tabs>
-        <w:ind w:left="2880" w:hanging="360"/>
-      </w:pPr>
-      <w:rPr>
-        <w:rFonts w:ascii="Wingdings" w:hAnsi="Wingdings" w:hint="default"/>
-        <w:sz w:val="20"/>
-      </w:rPr>
-    </w:lvl>
-    <w:lvl w:ilvl="4" w:tentative="1">
-      <w:start w:val="1"/>
-      <w:numFmt w:val="bullet"/>
-      <w:lvlText w:val=""/>
-      <w:lvlJc w:val="left"/>
-      <w:pPr>
-        <w:tabs>
-          <w:tab w:val="num" w:pos="3600"/>
-        </w:tabs>
-        <w:ind w:left="3600" w:hanging="360"/>
-      </w:pPr>
-      <w:rPr>
-        <w:rFonts w:ascii="Wingdings" w:hAnsi="Wingdings" w:hint="default"/>
-        <w:sz w:val="20"/>
-      </w:rPr>
-    </w:lvl>
-    <w:lvl w:ilvl="5" w:tentative="1">
-      <w:start w:val="1"/>
-      <w:numFmt w:val="bullet"/>
-      <w:lvlText w:val=""/>
-      <w:lvlJc w:val="left"/>
-      <w:pPr>
-        <w:tabs>
-          <w:tab w:val="num" w:pos="4320"/>
-        </w:tabs>
-        <w:ind w:left="4320" w:hanging="360"/>
-      </w:pPr>
-      <w:rPr>
-        <w:rFonts w:ascii="Wingdings" w:hAnsi="Wingdings" w:hint="default"/>
-        <w:sz w:val="20"/>
-      </w:rPr>
-    </w:lvl>
-    <w:lvl w:ilvl="6" w:tentative="1">
-      <w:start w:val="1"/>
-      <w:numFmt w:val="bullet"/>
-      <w:lvlText w:val=""/>
-      <w:lvlJc w:val="left"/>
-      <w:pPr>
-        <w:tabs>
-          <w:tab w:val="num" w:pos="5040"/>
-        </w:tabs>
-        <w:ind w:left="5040" w:hanging="360"/>
-      </w:pPr>
-      <w:rPr>
-        <w:rFonts w:ascii="Wingdings" w:hAnsi="Wingdings" w:hint="default"/>
-        <w:sz w:val="20"/>
-      </w:rPr>
-    </w:lvl>
-    <w:lvl w:ilvl="7" w:tentative="1">
-      <w:start w:val="1"/>
-      <w:numFmt w:val="bullet"/>
-      <w:lvlText w:val=""/>
-      <w:lvlJc w:val="left"/>
-      <w:pPr>
-        <w:tabs>
-          <w:tab w:val="num" w:pos="5760"/>
-        </w:tabs>
-        <w:ind w:left="5760" w:hanging="360"/>
-      </w:pPr>
-      <w:rPr>
-        <w:rFonts w:ascii="Wingdings" w:hAnsi="Wingdings" w:hint="default"/>
-        <w:sz w:val="20"/>
-      </w:rPr>
-    </w:lvl>
-    <w:lvl w:ilvl="8" w:tentative="1">
-      <w:start w:val="1"/>
-      <w:numFmt w:val="bullet"/>
-      <w:lvlText w:val=""/>
-      <w:lvlJc w:val="left"/>
-      <w:pPr>
-        <w:tabs>
-          <w:tab w:val="num" w:pos="6480"/>
-        </w:tabs>
-        <w:ind w:left="6480" w:hanging="360"/>
-      </w:pPr>
-      <w:rPr>
-        <w:rFonts w:ascii="Wingdings" w:hAnsi="Wingdings" w:hint="default"/>
-        <w:sz w:val="20"/>
-      </w:rPr>
-    </w:lvl>
-  </w:abstractNum>
-  <w:abstractNum w:abstractNumId="46" w15:restartNumberingAfterBreak="0">
+  <w:abstractNum w:abstractNumId="22" w15:restartNumberingAfterBreak="0">
     <w:nsid w:val="6F5556EF"/>
     <w:multiLevelType w:val="hybridMultilevel"/>
     <w:tmpl w:val="A89A9E2C"/>
@@ -19087,7 +16283,7 @@
       </w:rPr>
     </w:lvl>
   </w:abstractNum>
-  <w:abstractNum w:abstractNumId="47" w15:restartNumberingAfterBreak="0">
+  <w:abstractNum w:abstractNumId="23" w15:restartNumberingAfterBreak="0">
     <w:nsid w:val="6F6C3EF5"/>
     <w:multiLevelType w:val="multilevel"/>
     <w:tmpl w:val="F2B83252"/>
@@ -19200,7 +16396,7 @@
       </w:rPr>
     </w:lvl>
   </w:abstractNum>
-  <w:abstractNum w:abstractNumId="48" w15:restartNumberingAfterBreak="0">
+  <w:abstractNum w:abstractNumId="24" w15:restartNumberingAfterBreak="0">
     <w:nsid w:val="74EA784D"/>
     <w:multiLevelType w:val="hybridMultilevel"/>
     <w:tmpl w:val="05D05A32"/>
@@ -19313,7 +16509,7 @@
       </w:rPr>
     </w:lvl>
   </w:abstractNum>
-  <w:abstractNum w:abstractNumId="49" w15:restartNumberingAfterBreak="0">
+  <w:abstractNum w:abstractNumId="25" w15:restartNumberingAfterBreak="0">
     <w:nsid w:val="750F0300"/>
     <w:multiLevelType w:val="hybridMultilevel"/>
     <w:tmpl w:val="B288B16C"/>
@@ -19426,10 +16622,10 @@
       </w:rPr>
     </w:lvl>
   </w:abstractNum>
-  <w:abstractNum w:abstractNumId="50" w15:restartNumberingAfterBreak="0">
-    <w:nsid w:val="76E745E1"/>
+  <w:abstractNum w:abstractNumId="26" w15:restartNumberingAfterBreak="0">
+    <w:nsid w:val="784078B6"/>
     <w:multiLevelType w:val="multilevel"/>
-    <w:tmpl w:val="F51611E8"/>
+    <w:tmpl w:val="55E6F426"/>
     <w:lvl w:ilvl="0">
       <w:start w:val="1"/>
       <w:numFmt w:val="bullet"/>
@@ -19575,357 +16771,7 @@
       </w:rPr>
     </w:lvl>
   </w:abstractNum>
-  <w:abstractNum w:abstractNumId="51" w15:restartNumberingAfterBreak="0">
-    <w:nsid w:val="784078B6"/>
-    <w:multiLevelType w:val="multilevel"/>
-    <w:tmpl w:val="55E6F426"/>
-    <w:lvl w:ilvl="0">
-      <w:start w:val="1"/>
-      <w:numFmt w:val="bullet"/>
-      <w:lvlText w:val=""/>
-      <w:lvlJc w:val="left"/>
-      <w:pPr>
-        <w:tabs>
-          <w:tab w:val="num" w:pos="720"/>
-        </w:tabs>
-        <w:ind w:left="720" w:hanging="360"/>
-      </w:pPr>
-      <w:rPr>
-        <w:rFonts w:ascii="Symbol" w:hAnsi="Symbol" w:hint="default"/>
-        <w:sz w:val="20"/>
-      </w:rPr>
-    </w:lvl>
-    <w:lvl w:ilvl="1" w:tentative="1">
-      <w:start w:val="1"/>
-      <w:numFmt w:val="bullet"/>
-      <w:lvlText w:val="o"/>
-      <w:lvlJc w:val="left"/>
-      <w:pPr>
-        <w:tabs>
-          <w:tab w:val="num" w:pos="1440"/>
-        </w:tabs>
-        <w:ind w:left="1440" w:hanging="360"/>
-      </w:pPr>
-      <w:rPr>
-        <w:rFonts w:ascii="Courier New" w:hAnsi="Courier New" w:hint="default"/>
-        <w:sz w:val="20"/>
-      </w:rPr>
-    </w:lvl>
-    <w:lvl w:ilvl="2" w:tentative="1">
-      <w:start w:val="1"/>
-      <w:numFmt w:val="bullet"/>
-      <w:lvlText w:val=""/>
-      <w:lvlJc w:val="left"/>
-      <w:pPr>
-        <w:tabs>
-          <w:tab w:val="num" w:pos="2160"/>
-        </w:tabs>
-        <w:ind w:left="2160" w:hanging="360"/>
-      </w:pPr>
-      <w:rPr>
-        <w:rFonts w:ascii="Wingdings" w:hAnsi="Wingdings" w:hint="default"/>
-        <w:sz w:val="20"/>
-      </w:rPr>
-    </w:lvl>
-    <w:lvl w:ilvl="3" w:tentative="1">
-      <w:start w:val="1"/>
-      <w:numFmt w:val="bullet"/>
-      <w:lvlText w:val=""/>
-      <w:lvlJc w:val="left"/>
-      <w:pPr>
-        <w:tabs>
-          <w:tab w:val="num" w:pos="2880"/>
-        </w:tabs>
-        <w:ind w:left="2880" w:hanging="360"/>
-      </w:pPr>
-      <w:rPr>
-        <w:rFonts w:ascii="Wingdings" w:hAnsi="Wingdings" w:hint="default"/>
-        <w:sz w:val="20"/>
-      </w:rPr>
-    </w:lvl>
-    <w:lvl w:ilvl="4" w:tentative="1">
-      <w:start w:val="1"/>
-      <w:numFmt w:val="bullet"/>
-      <w:lvlText w:val=""/>
-      <w:lvlJc w:val="left"/>
-      <w:pPr>
-        <w:tabs>
-          <w:tab w:val="num" w:pos="3600"/>
-        </w:tabs>
-        <w:ind w:left="3600" w:hanging="360"/>
-      </w:pPr>
-      <w:rPr>
-        <w:rFonts w:ascii="Wingdings" w:hAnsi="Wingdings" w:hint="default"/>
-        <w:sz w:val="20"/>
-      </w:rPr>
-    </w:lvl>
-    <w:lvl w:ilvl="5" w:tentative="1">
-      <w:start w:val="1"/>
-      <w:numFmt w:val="bullet"/>
-      <w:lvlText w:val=""/>
-      <w:lvlJc w:val="left"/>
-      <w:pPr>
-        <w:tabs>
-          <w:tab w:val="num" w:pos="4320"/>
-        </w:tabs>
-        <w:ind w:left="4320" w:hanging="360"/>
-      </w:pPr>
-      <w:rPr>
-        <w:rFonts w:ascii="Wingdings" w:hAnsi="Wingdings" w:hint="default"/>
-        <w:sz w:val="20"/>
-      </w:rPr>
-    </w:lvl>
-    <w:lvl w:ilvl="6" w:tentative="1">
-      <w:start w:val="1"/>
-      <w:numFmt w:val="bullet"/>
-      <w:lvlText w:val=""/>
-      <w:lvlJc w:val="left"/>
-      <w:pPr>
-        <w:tabs>
-          <w:tab w:val="num" w:pos="5040"/>
-        </w:tabs>
-        <w:ind w:left="5040" w:hanging="360"/>
-      </w:pPr>
-      <w:rPr>
-        <w:rFonts w:ascii="Wingdings" w:hAnsi="Wingdings" w:hint="default"/>
-        <w:sz w:val="20"/>
-      </w:rPr>
-    </w:lvl>
-    <w:lvl w:ilvl="7" w:tentative="1">
-      <w:start w:val="1"/>
-      <w:numFmt w:val="bullet"/>
-      <w:lvlText w:val=""/>
-      <w:lvlJc w:val="left"/>
-      <w:pPr>
-        <w:tabs>
-          <w:tab w:val="num" w:pos="5760"/>
-        </w:tabs>
-        <w:ind w:left="5760" w:hanging="360"/>
-      </w:pPr>
-      <w:rPr>
-        <w:rFonts w:ascii="Wingdings" w:hAnsi="Wingdings" w:hint="default"/>
-        <w:sz w:val="20"/>
-      </w:rPr>
-    </w:lvl>
-    <w:lvl w:ilvl="8" w:tentative="1">
-      <w:start w:val="1"/>
-      <w:numFmt w:val="bullet"/>
-      <w:lvlText w:val=""/>
-      <w:lvlJc w:val="left"/>
-      <w:pPr>
-        <w:tabs>
-          <w:tab w:val="num" w:pos="6480"/>
-        </w:tabs>
-        <w:ind w:left="6480" w:hanging="360"/>
-      </w:pPr>
-      <w:rPr>
-        <w:rFonts w:ascii="Wingdings" w:hAnsi="Wingdings" w:hint="default"/>
-        <w:sz w:val="20"/>
-      </w:rPr>
-    </w:lvl>
-  </w:abstractNum>
-  <w:abstractNum w:abstractNumId="52" w15:restartNumberingAfterBreak="0">
-    <w:nsid w:val="7AEC7AA8"/>
-    <w:multiLevelType w:val="multilevel"/>
-    <w:tmpl w:val="0416001F"/>
-    <w:lvl w:ilvl="0">
-      <w:start w:val="1"/>
-      <w:numFmt w:val="decimal"/>
-      <w:lvlText w:val="%1."/>
-      <w:lvlJc w:val="left"/>
-      <w:pPr>
-        <w:ind w:left="360" w:hanging="360"/>
-      </w:pPr>
-    </w:lvl>
-    <w:lvl w:ilvl="1">
-      <w:start w:val="1"/>
-      <w:numFmt w:val="decimal"/>
-      <w:lvlText w:val="%1.%2."/>
-      <w:lvlJc w:val="left"/>
-      <w:pPr>
-        <w:ind w:left="792" w:hanging="432"/>
-      </w:pPr>
-    </w:lvl>
-    <w:lvl w:ilvl="2">
-      <w:start w:val="1"/>
-      <w:numFmt w:val="decimal"/>
-      <w:lvlText w:val="%1.%2.%3."/>
-      <w:lvlJc w:val="left"/>
-      <w:pPr>
-        <w:ind w:left="1224" w:hanging="504"/>
-      </w:pPr>
-    </w:lvl>
-    <w:lvl w:ilvl="3">
-      <w:start w:val="1"/>
-      <w:numFmt w:val="decimal"/>
-      <w:lvlText w:val="%1.%2.%3.%4."/>
-      <w:lvlJc w:val="left"/>
-      <w:pPr>
-        <w:ind w:left="1728" w:hanging="648"/>
-      </w:pPr>
-    </w:lvl>
-    <w:lvl w:ilvl="4">
-      <w:start w:val="1"/>
-      <w:numFmt w:val="decimal"/>
-      <w:lvlText w:val="%1.%2.%3.%4.%5."/>
-      <w:lvlJc w:val="left"/>
-      <w:pPr>
-        <w:ind w:left="2232" w:hanging="792"/>
-      </w:pPr>
-    </w:lvl>
-    <w:lvl w:ilvl="5">
-      <w:start w:val="1"/>
-      <w:numFmt w:val="decimal"/>
-      <w:lvlText w:val="%1.%2.%3.%4.%5.%6."/>
-      <w:lvlJc w:val="left"/>
-      <w:pPr>
-        <w:ind w:left="2736" w:hanging="936"/>
-      </w:pPr>
-    </w:lvl>
-    <w:lvl w:ilvl="6">
-      <w:start w:val="1"/>
-      <w:numFmt w:val="decimal"/>
-      <w:lvlText w:val="%1.%2.%3.%4.%5.%6.%7."/>
-      <w:lvlJc w:val="left"/>
-      <w:pPr>
-        <w:ind w:left="3240" w:hanging="1080"/>
-      </w:pPr>
-    </w:lvl>
-    <w:lvl w:ilvl="7">
-      <w:start w:val="1"/>
-      <w:numFmt w:val="decimal"/>
-      <w:lvlText w:val="%1.%2.%3.%4.%5.%6.%7.%8."/>
-      <w:lvlJc w:val="left"/>
-      <w:pPr>
-        <w:ind w:left="3744" w:hanging="1224"/>
-      </w:pPr>
-    </w:lvl>
-    <w:lvl w:ilvl="8">
-      <w:start w:val="1"/>
-      <w:numFmt w:val="decimal"/>
-      <w:lvlText w:val="%1.%2.%3.%4.%5.%6.%7.%8.%9."/>
-      <w:lvlJc w:val="left"/>
-      <w:pPr>
-        <w:ind w:left="4320" w:hanging="1440"/>
-      </w:pPr>
-    </w:lvl>
-  </w:abstractNum>
-  <w:abstractNum w:abstractNumId="53" w15:restartNumberingAfterBreak="0">
-    <w:nsid w:val="7D5C032A"/>
-    <w:multiLevelType w:val="multilevel"/>
-    <w:tmpl w:val="49362228"/>
-    <w:lvl w:ilvl="0">
-      <w:start w:val="12"/>
-      <w:numFmt w:val="decimal"/>
-      <w:lvlText w:val="%1."/>
-      <w:lvlJc w:val="left"/>
-      <w:pPr>
-        <w:ind w:left="743" w:hanging="743"/>
-      </w:pPr>
-      <w:rPr>
-        <w:rFonts w:hint="default"/>
-      </w:rPr>
-    </w:lvl>
-    <w:lvl w:ilvl="1">
-      <w:start w:val="2"/>
-      <w:numFmt w:val="decimal"/>
-      <w:lvlText w:val="%1.%2."/>
-      <w:lvlJc w:val="left"/>
-      <w:pPr>
-        <w:ind w:left="743" w:hanging="743"/>
-      </w:pPr>
-      <w:rPr>
-        <w:rFonts w:hint="default"/>
-      </w:rPr>
-    </w:lvl>
-    <w:lvl w:ilvl="2">
-      <w:start w:val="1"/>
-      <w:numFmt w:val="decimal"/>
-      <w:lvlText w:val="%1.%2.%3."/>
-      <w:lvlJc w:val="left"/>
-      <w:pPr>
-        <w:ind w:left="743" w:hanging="743"/>
-      </w:pPr>
-      <w:rPr>
-        <w:rFonts w:hint="default"/>
-      </w:rPr>
-    </w:lvl>
-    <w:lvl w:ilvl="3">
-      <w:start w:val="1"/>
-      <w:numFmt w:val="decimal"/>
-      <w:lvlText w:val="%1.%2.%3.%4."/>
-      <w:lvlJc w:val="left"/>
-      <w:pPr>
-        <w:ind w:left="1080" w:hanging="1080"/>
-      </w:pPr>
-      <w:rPr>
-        <w:rFonts w:hint="default"/>
-        <w:b w:val="0"/>
-        <w:bCs w:val="0"/>
-      </w:rPr>
-    </w:lvl>
-    <w:lvl w:ilvl="4">
-      <w:start w:val="1"/>
-      <w:numFmt w:val="decimal"/>
-      <w:lvlText w:val="%1.%2.%3.%4.%5."/>
-      <w:lvlJc w:val="left"/>
-      <w:pPr>
-        <w:ind w:left="1080" w:hanging="1080"/>
-      </w:pPr>
-      <w:rPr>
-        <w:rFonts w:hint="default"/>
-      </w:rPr>
-    </w:lvl>
-    <w:lvl w:ilvl="5">
-      <w:start w:val="1"/>
-      <w:numFmt w:val="decimal"/>
-      <w:lvlText w:val="%1.%2.%3.%4.%5.%6."/>
-      <w:lvlJc w:val="left"/>
-      <w:pPr>
-        <w:ind w:left="1440" w:hanging="1440"/>
-      </w:pPr>
-      <w:rPr>
-        <w:rFonts w:hint="default"/>
-      </w:rPr>
-    </w:lvl>
-    <w:lvl w:ilvl="6">
-      <w:start w:val="1"/>
-      <w:numFmt w:val="decimal"/>
-      <w:lvlText w:val="%1.%2.%3.%4.%5.%6.%7."/>
-      <w:lvlJc w:val="left"/>
-      <w:pPr>
-        <w:ind w:left="1440" w:hanging="1440"/>
-      </w:pPr>
-      <w:rPr>
-        <w:rFonts w:hint="default"/>
-      </w:rPr>
-    </w:lvl>
-    <w:lvl w:ilvl="7">
-      <w:start w:val="1"/>
-      <w:numFmt w:val="decimal"/>
-      <w:lvlText w:val="%1.%2.%3.%4.%5.%6.%7.%8."/>
-      <w:lvlJc w:val="left"/>
-      <w:pPr>
-        <w:ind w:left="1800" w:hanging="1800"/>
-      </w:pPr>
-      <w:rPr>
-        <w:rFonts w:hint="default"/>
-      </w:rPr>
-    </w:lvl>
-    <w:lvl w:ilvl="8">
-      <w:start w:val="1"/>
-      <w:numFmt w:val="decimal"/>
-      <w:lvlText w:val="%1.%2.%3.%4.%5.%6.%7.%8.%9."/>
-      <w:lvlJc w:val="left"/>
-      <w:pPr>
-        <w:ind w:left="2160" w:hanging="2160"/>
-      </w:pPr>
-      <w:rPr>
-        <w:rFonts w:hint="default"/>
-      </w:rPr>
-    </w:lvl>
-  </w:abstractNum>
-  <w:abstractNum w:abstractNumId="54" w15:restartNumberingAfterBreak="0">
+  <w:abstractNum w:abstractNumId="27" w15:restartNumberingAfterBreak="0">
     <w:nsid w:val="7E4E5C34"/>
     <w:multiLevelType w:val="hybridMultilevel"/>
     <w:tmpl w:val="F634D3D2"/>
@@ -20038,7 +16884,7 @@
       </w:rPr>
     </w:lvl>
   </w:abstractNum>
-  <w:abstractNum w:abstractNumId="55" w15:restartNumberingAfterBreak="0">
+  <w:abstractNum w:abstractNumId="28" w15:restartNumberingAfterBreak="0">
     <w:nsid w:val="7FE419ED"/>
     <w:multiLevelType w:val="hybridMultilevel"/>
     <w:tmpl w:val="839C994A"/>
@@ -20152,173 +16998,93 @@
     </w:lvl>
   </w:abstractNum>
   <w:num w:numId="1" w16cid:durableId="345905572">
-    <w:abstractNumId w:val="33"/>
+    <w:abstractNumId w:val="17"/>
   </w:num>
-  <w:num w:numId="2" w16cid:durableId="2114352555">
+  <w:num w:numId="2" w16cid:durableId="1817718548">
+    <w:abstractNumId w:val="18"/>
+  </w:num>
+  <w:num w:numId="3" w16cid:durableId="1232232792">
+    <w:abstractNumId w:val="10"/>
+  </w:num>
+  <w:num w:numId="4" w16cid:durableId="812212498">
+    <w:abstractNumId w:val="6"/>
+  </w:num>
+  <w:num w:numId="5" w16cid:durableId="166754051">
+    <w:abstractNumId w:val="28"/>
+  </w:num>
+  <w:num w:numId="6" w16cid:durableId="775714263">
+    <w:abstractNumId w:val="4"/>
+  </w:num>
+  <w:num w:numId="7" w16cid:durableId="1259215453">
+    <w:abstractNumId w:val="3"/>
+  </w:num>
+  <w:num w:numId="8" w16cid:durableId="1722560400">
+    <w:abstractNumId w:val="24"/>
+  </w:num>
+  <w:num w:numId="9" w16cid:durableId="1551839679">
+    <w:abstractNumId w:val="8"/>
+  </w:num>
+  <w:num w:numId="10" w16cid:durableId="1504706691">
+    <w:abstractNumId w:val="19"/>
+  </w:num>
+  <w:num w:numId="11" w16cid:durableId="308946174">
+    <w:abstractNumId w:val="20"/>
+  </w:num>
+  <w:num w:numId="12" w16cid:durableId="1201361874">
+    <w:abstractNumId w:val="14"/>
+  </w:num>
+  <w:num w:numId="13" w16cid:durableId="1232153824">
+    <w:abstractNumId w:val="15"/>
+  </w:num>
+  <w:num w:numId="14" w16cid:durableId="808132535">
+    <w:abstractNumId w:val="16"/>
+  </w:num>
+  <w:num w:numId="15" w16cid:durableId="1594629411">
+    <w:abstractNumId w:val="22"/>
+  </w:num>
+  <w:num w:numId="16" w16cid:durableId="2042244341">
+    <w:abstractNumId w:val="25"/>
+  </w:num>
+  <w:num w:numId="17" w16cid:durableId="238448146">
+    <w:abstractNumId w:val="1"/>
+  </w:num>
+  <w:num w:numId="18" w16cid:durableId="473640792">
+    <w:abstractNumId w:val="0"/>
+  </w:num>
+  <w:num w:numId="19" w16cid:durableId="1702901709">
+    <w:abstractNumId w:val="21"/>
+  </w:num>
+  <w:num w:numId="20" w16cid:durableId="876553543">
+    <w:abstractNumId w:val="13"/>
+  </w:num>
+  <w:num w:numId="21" w16cid:durableId="1705783598">
+    <w:abstractNumId w:val="27"/>
+  </w:num>
+  <w:num w:numId="22" w16cid:durableId="1240556397">
+    <w:abstractNumId w:val="5"/>
+  </w:num>
+  <w:num w:numId="23" w16cid:durableId="1689869822">
     <w:abstractNumId w:val="23"/>
   </w:num>
-  <w:num w:numId="3" w16cid:durableId="471407832">
-    <w:abstractNumId w:val="20"/>
+  <w:num w:numId="24" w16cid:durableId="2137525137">
+    <w:abstractNumId w:val="9"/>
   </w:num>
-  <w:num w:numId="4" w16cid:durableId="264195604">
-    <w:abstractNumId w:val="5"/>
+  <w:num w:numId="25" w16cid:durableId="668486478">
+    <w:abstractNumId w:val="7"/>
   </w:num>
-  <w:num w:numId="5" w16cid:durableId="2113434314">
-    <w:abstractNumId w:val="3"/>
+  <w:num w:numId="26" w16cid:durableId="4483900">
+    <w:abstractNumId w:val="12"/>
   </w:num>
-  <w:num w:numId="6" w16cid:durableId="1817718548">
-    <w:abstractNumId w:val="35"/>
+  <w:num w:numId="27" w16cid:durableId="1975213503">
+    <w:abstractNumId w:val="26"/>
   </w:num>
-  <w:num w:numId="7" w16cid:durableId="1280604065">
+  <w:num w:numId="28" w16cid:durableId="651525768">
     <w:abstractNumId w:val="11"/>
   </w:num>
-  <w:num w:numId="8" w16cid:durableId="957874386">
-    <w:abstractNumId w:val="29"/>
-  </w:num>
-  <w:num w:numId="9" w16cid:durableId="2135246711">
-    <w:abstractNumId w:val="42"/>
-  </w:num>
-  <w:num w:numId="10" w16cid:durableId="514075962">
-    <w:abstractNumId w:val="27"/>
-  </w:num>
-  <w:num w:numId="11" w16cid:durableId="204756194">
-    <w:abstractNumId w:val="14"/>
-  </w:num>
-  <w:num w:numId="12" w16cid:durableId="387339041">
-    <w:abstractNumId w:val="41"/>
-  </w:num>
-  <w:num w:numId="13" w16cid:durableId="1463764201">
-    <w:abstractNumId w:val="30"/>
-  </w:num>
-  <w:num w:numId="14" w16cid:durableId="2093618754">
-    <w:abstractNumId w:val="28"/>
-  </w:num>
-  <w:num w:numId="15" w16cid:durableId="2037190059">
-    <w:abstractNumId w:val="4"/>
-  </w:num>
-  <w:num w:numId="16" w16cid:durableId="1232232792">
-    <w:abstractNumId w:val="19"/>
-  </w:num>
-  <w:num w:numId="17" w16cid:durableId="1584416666">
-    <w:abstractNumId w:val="40"/>
-  </w:num>
-  <w:num w:numId="18" w16cid:durableId="933442520">
-    <w:abstractNumId w:val="9"/>
-  </w:num>
-  <w:num w:numId="19" w16cid:durableId="771978250">
-    <w:abstractNumId w:val="52"/>
-  </w:num>
-  <w:num w:numId="20" w16cid:durableId="2066295498">
-    <w:abstractNumId w:val="16"/>
-  </w:num>
-  <w:num w:numId="21" w16cid:durableId="812212498">
-    <w:abstractNumId w:val="10"/>
-  </w:num>
-  <w:num w:numId="22" w16cid:durableId="166754051">
-    <w:abstractNumId w:val="55"/>
-  </w:num>
-  <w:num w:numId="23" w16cid:durableId="2141998484">
-    <w:abstractNumId w:val="36"/>
-  </w:num>
-  <w:num w:numId="24" w16cid:durableId="775714263">
-    <w:abstractNumId w:val="7"/>
-  </w:num>
-  <w:num w:numId="25" w16cid:durableId="1643996840">
-    <w:abstractNumId w:val="45"/>
-  </w:num>
-  <w:num w:numId="26" w16cid:durableId="1259215453">
-    <w:abstractNumId w:val="6"/>
-  </w:num>
-  <w:num w:numId="27" w16cid:durableId="732705778">
-    <w:abstractNumId w:val="25"/>
-  </w:num>
-  <w:num w:numId="28" w16cid:durableId="1722560400">
-    <w:abstractNumId w:val="48"/>
-  </w:num>
-  <w:num w:numId="29" w16cid:durableId="798498070">
-    <w:abstractNumId w:val="50"/>
-  </w:num>
-  <w:num w:numId="30" w16cid:durableId="1551839679">
-    <w:abstractNumId w:val="13"/>
-  </w:num>
-  <w:num w:numId="31" w16cid:durableId="1729762419">
-    <w:abstractNumId w:val="17"/>
-  </w:num>
-  <w:num w:numId="32" w16cid:durableId="1504706691">
-    <w:abstractNumId w:val="37"/>
-  </w:num>
-  <w:num w:numId="33" w16cid:durableId="719941614">
-    <w:abstractNumId w:val="18"/>
-  </w:num>
-  <w:num w:numId="34" w16cid:durableId="308946174">
-    <w:abstractNumId w:val="39"/>
-  </w:num>
-  <w:num w:numId="35" w16cid:durableId="1201361874">
-    <w:abstractNumId w:val="26"/>
-  </w:num>
-  <w:num w:numId="36" w16cid:durableId="2000307186">
-    <w:abstractNumId w:val="34"/>
-  </w:num>
-  <w:num w:numId="37" w16cid:durableId="1232153824">
-    <w:abstractNumId w:val="31"/>
-  </w:num>
-  <w:num w:numId="38" w16cid:durableId="808132535">
-    <w:abstractNumId w:val="32"/>
-  </w:num>
-  <w:num w:numId="39" w16cid:durableId="1594629411">
-    <w:abstractNumId w:val="46"/>
-  </w:num>
-  <w:num w:numId="40" w16cid:durableId="2042244341">
-    <w:abstractNumId w:val="49"/>
-  </w:num>
-  <w:num w:numId="41" w16cid:durableId="238448146">
-    <w:abstractNumId w:val="1"/>
-  </w:num>
-  <w:num w:numId="42" w16cid:durableId="473640792">
-    <w:abstractNumId w:val="0"/>
-  </w:num>
-  <w:num w:numId="43" w16cid:durableId="1702901709">
-    <w:abstractNumId w:val="43"/>
-  </w:num>
-  <w:num w:numId="44" w16cid:durableId="876553543">
-    <w:abstractNumId w:val="24"/>
-  </w:num>
-  <w:num w:numId="45" w16cid:durableId="1705783598">
-    <w:abstractNumId w:val="54"/>
-  </w:num>
-  <w:num w:numId="46" w16cid:durableId="1240556397">
-    <w:abstractNumId w:val="8"/>
-  </w:num>
-  <w:num w:numId="47" w16cid:durableId="520704210">
-    <w:abstractNumId w:val="53"/>
-  </w:num>
-  <w:num w:numId="48" w16cid:durableId="1689869822">
-    <w:abstractNumId w:val="47"/>
-  </w:num>
-  <w:num w:numId="49" w16cid:durableId="2137525137">
-    <w:abstractNumId w:val="15"/>
-  </w:num>
-  <w:num w:numId="50" w16cid:durableId="668486478">
-    <w:abstractNumId w:val="12"/>
-  </w:num>
-  <w:num w:numId="51" w16cid:durableId="4483900">
-    <w:abstractNumId w:val="22"/>
-  </w:num>
-  <w:num w:numId="52" w16cid:durableId="405539264">
-    <w:abstractNumId w:val="38"/>
-  </w:num>
-  <w:num w:numId="53" w16cid:durableId="1975213503">
-    <w:abstractNumId w:val="51"/>
-  </w:num>
-  <w:num w:numId="54" w16cid:durableId="651525768">
-    <w:abstractNumId w:val="21"/>
-  </w:num>
-  <w:num w:numId="55" w16cid:durableId="1482044419">
+  <w:num w:numId="29" w16cid:durableId="1482044419">
     <w:abstractNumId w:val="2"/>
   </w:num>
-  <w:num w:numId="56" w16cid:durableId="2139491522">
-    <w:abstractNumId w:val="44"/>
-  </w:num>
+  <w:numIdMacAtCleanup w:val="29"/>
 </w:numbering>
 </file>
 
